--- a/RPS_MK_TSI0000.docx
+++ b/RPS_MK_TSI0000.docx
@@ -4637,7 +4637,6 @@
               <w:t xml:space="preserve"> Teguh Teja Murti, </w:t>
             </w:r>
             <w:proofErr w:type="spellStart"/>
-            <w:proofErr w:type="gramStart"/>
             <w:r>
               <w:rPr>
                 <w:rFonts w:ascii="Times New Roman" w:hAnsi="Times New Roman" w:cs="Times New Roman"/>
@@ -4650,7 +4649,6 @@
               <w:t>S.Kom</w:t>
             </w:r>
             <w:proofErr w:type="spellEnd"/>
-            <w:proofErr w:type="gramEnd"/>
             <w:r>
               <w:rPr>
                 <w:rFonts w:ascii="Times New Roman" w:hAnsi="Times New Roman" w:cs="Times New Roman"/>
@@ -5185,6 +5183,7 @@
     <w:p>
       <w:pPr>
         <w:pStyle w:val="BodyText"/>
+        <w:ind w:left="567" w:firstLine="142"/>
         <w:rPr>
           <w:rFonts w:ascii="Times New Roman" w:hAnsi="Times New Roman" w:cs="Times New Roman"/>
           <w:w w:val="105"/>
@@ -5192,6 +5191,21 @@
           <w:szCs w:val="24"/>
         </w:rPr>
       </w:pPr>
+      <w:r>
+        <w:rPr>
+          <w:rFonts w:ascii="Times New Roman" w:hAnsi="Times New Roman" w:cs="Times New Roman"/>
+          <w:w w:val="105"/>
+          <w:sz w:val="24"/>
+          <w:szCs w:val="24"/>
+        </w:rPr>
+        <w:tab/>
+      </w:r>
+      <w:r>
+        <w:rPr>
+          <w:rStyle w:val="Emphasis"/>
+        </w:rPr>
+        <w:t>Seluruh Rencana pembelajaran semester (RPS) disusun oleh ditetapkan dan dikembangkan oleh dosen secara mandiri atau bersama dalam kelompok keahlian</w:t>
+      </w:r>
     </w:p>
     <w:p>
       <w:pPr>
@@ -7690,7 +7704,6 @@
               <w:t xml:space="preserve"> Teguh Teja Murti, </w:t>
             </w:r>
             <w:proofErr w:type="spellStart"/>
-            <w:proofErr w:type="gramStart"/>
             <w:r>
               <w:rPr>
                 <w:rFonts w:ascii="Times New Roman" w:hAnsi="Times New Roman" w:cs="Times New Roman"/>
@@ -7703,7 +7716,6 @@
               <w:t>S.Kom</w:t>
             </w:r>
             <w:proofErr w:type="spellEnd"/>
-            <w:proofErr w:type="gramEnd"/>
             <w:r>
               <w:rPr>
                 <w:rFonts w:ascii="Times New Roman" w:hAnsi="Times New Roman" w:cs="Times New Roman"/>
@@ -8191,9 +8203,9 @@
                 <w:szCs w:val="20"/>
                 <w:lang w:val="en-US"/>
               </w:rPr>
-              <w:t>[0</w:t>
-            </w:r>
-            <w:proofErr w:type="gramStart"/>
+              <w:t>[0].</w:t>
+            </w:r>
+            <w:proofErr w:type="spellStart"/>
             <w:r>
               <w:rPr>
                 <w:rFonts w:ascii="Times New Roman" w:hAnsi="Times New Roman" w:cs="Times New Roman"/>
@@ -8201,20 +8213,9 @@
                 <w:szCs w:val="20"/>
                 <w:lang w:val="en-US"/>
               </w:rPr>
-              <w:t>].</w:t>
-            </w:r>
-            <w:proofErr w:type="spellStart"/>
-            <w:r>
-              <w:rPr>
-                <w:rFonts w:ascii="Times New Roman" w:hAnsi="Times New Roman" w:cs="Times New Roman"/>
-                <w:sz w:val="20"/>
-                <w:szCs w:val="20"/>
-                <w:lang w:val="en-US"/>
-              </w:rPr>
               <w:t>kode</w:t>
             </w:r>
             <w:proofErr w:type="spellEnd"/>
-            <w:proofErr w:type="gramEnd"/>
             <w:r>
               <w:rPr>
                 <w:rFonts w:ascii="Times New Roman" w:hAnsi="Times New Roman" w:cs="Times New Roman"/>
@@ -8264,9 +8265,9 @@
                 <w:szCs w:val="20"/>
                 <w:lang w:val="en-US"/>
               </w:rPr>
-              <w:t>cpl_</w:t>
-            </w:r>
-            <w:proofErr w:type="gramStart"/>
+              <w:t>cpl_prodi</w:t>
+            </w:r>
+            <w:proofErr w:type="spellEnd"/>
             <w:r>
               <w:rPr>
                 <w:rFonts w:ascii="Times New Roman" w:hAnsi="Times New Roman" w:cs="Times New Roman"/>
@@ -8274,27 +8275,7 @@
                 <w:szCs w:val="20"/>
                 <w:lang w:val="en-US"/>
               </w:rPr>
-              <w:t>prodi</w:t>
-            </w:r>
-            <w:proofErr w:type="spellEnd"/>
-            <w:r>
-              <w:rPr>
-                <w:rFonts w:ascii="Times New Roman" w:hAnsi="Times New Roman" w:cs="Times New Roman"/>
-                <w:sz w:val="20"/>
-                <w:szCs w:val="20"/>
-                <w:lang w:val="en-US"/>
-              </w:rPr>
-              <w:t>[</w:t>
-            </w:r>
-            <w:proofErr w:type="gramEnd"/>
-            <w:r>
-              <w:rPr>
-                <w:rFonts w:ascii="Times New Roman" w:hAnsi="Times New Roman" w:cs="Times New Roman"/>
-                <w:sz w:val="20"/>
-                <w:szCs w:val="20"/>
-                <w:lang w:val="en-US"/>
-              </w:rPr>
-              <w:t>0].</w:t>
+              <w:t>[0].</w:t>
             </w:r>
             <w:proofErr w:type="spellStart"/>
             <w:r>
@@ -8357,9 +8338,9 @@
                 <w:szCs w:val="20"/>
                 <w:lang w:val="en-US"/>
               </w:rPr>
-              <w:t>cpl_</w:t>
-            </w:r>
-            <w:proofErr w:type="gramStart"/>
+              <w:t>cpl_prodi</w:t>
+            </w:r>
+            <w:proofErr w:type="spellEnd"/>
             <w:r>
               <w:rPr>
                 <w:rFonts w:ascii="Times New Roman" w:hAnsi="Times New Roman" w:cs="Times New Roman"/>
@@ -8367,27 +8348,7 @@
                 <w:szCs w:val="20"/>
                 <w:lang w:val="en-US"/>
               </w:rPr>
-              <w:t>prodi</w:t>
-            </w:r>
-            <w:proofErr w:type="spellEnd"/>
-            <w:r>
-              <w:rPr>
-                <w:rFonts w:ascii="Times New Roman" w:hAnsi="Times New Roman" w:cs="Times New Roman"/>
-                <w:sz w:val="20"/>
-                <w:szCs w:val="20"/>
-                <w:lang w:val="en-US"/>
-              </w:rPr>
-              <w:t>[</w:t>
-            </w:r>
-            <w:proofErr w:type="gramEnd"/>
-            <w:r>
-              <w:rPr>
-                <w:rFonts w:ascii="Times New Roman" w:hAnsi="Times New Roman" w:cs="Times New Roman"/>
-                <w:sz w:val="20"/>
-                <w:szCs w:val="20"/>
-                <w:lang w:val="en-US"/>
-              </w:rPr>
-              <w:t>0].</w:t>
+              <w:t>[0].</w:t>
             </w:r>
             <w:proofErr w:type="spellStart"/>
             <w:r>
@@ -8481,9 +8442,9 @@
                 <w:szCs w:val="20"/>
                 <w:lang w:val="en-US"/>
               </w:rPr>
-              <w:t>[1</w:t>
-            </w:r>
-            <w:proofErr w:type="gramStart"/>
+              <w:t>[1].</w:t>
+            </w:r>
+            <w:proofErr w:type="spellStart"/>
             <w:r>
               <w:rPr>
                 <w:rFonts w:ascii="Times New Roman" w:hAnsi="Times New Roman" w:cs="Times New Roman"/>
@@ -8491,20 +8452,9 @@
                 <w:szCs w:val="20"/>
                 <w:lang w:val="en-US"/>
               </w:rPr>
-              <w:t>].</w:t>
-            </w:r>
-            <w:proofErr w:type="spellStart"/>
-            <w:r>
-              <w:rPr>
-                <w:rFonts w:ascii="Times New Roman" w:hAnsi="Times New Roman" w:cs="Times New Roman"/>
-                <w:sz w:val="20"/>
-                <w:szCs w:val="20"/>
-                <w:lang w:val="en-US"/>
-              </w:rPr>
               <w:t>kode</w:t>
             </w:r>
             <w:proofErr w:type="spellEnd"/>
-            <w:proofErr w:type="gramEnd"/>
             <w:r>
               <w:rPr>
                 <w:rFonts w:ascii="Times New Roman" w:hAnsi="Times New Roman" w:cs="Times New Roman"/>
@@ -8555,9 +8505,9 @@
                 <w:szCs w:val="20"/>
                 <w:lang w:val="en-US"/>
               </w:rPr>
-              <w:t>cpl_</w:t>
-            </w:r>
-            <w:proofErr w:type="gramStart"/>
+              <w:t>cpl_prodi</w:t>
+            </w:r>
+            <w:proofErr w:type="spellEnd"/>
             <w:r>
               <w:rPr>
                 <w:rFonts w:ascii="Times New Roman" w:hAnsi="Times New Roman" w:cs="Times New Roman"/>
@@ -8565,27 +8515,7 @@
                 <w:szCs w:val="20"/>
                 <w:lang w:val="en-US"/>
               </w:rPr>
-              <w:t>prodi</w:t>
-            </w:r>
-            <w:proofErr w:type="spellEnd"/>
-            <w:r>
-              <w:rPr>
-                <w:rFonts w:ascii="Times New Roman" w:hAnsi="Times New Roman" w:cs="Times New Roman"/>
-                <w:sz w:val="20"/>
-                <w:szCs w:val="20"/>
-                <w:lang w:val="en-US"/>
-              </w:rPr>
-              <w:t>[</w:t>
-            </w:r>
-            <w:proofErr w:type="gramEnd"/>
-            <w:r>
-              <w:rPr>
-                <w:rFonts w:ascii="Times New Roman" w:hAnsi="Times New Roman" w:cs="Times New Roman"/>
-                <w:sz w:val="20"/>
-                <w:szCs w:val="20"/>
-                <w:lang w:val="en-US"/>
-              </w:rPr>
-              <w:t>1].</w:t>
+              <w:t>[1].</w:t>
             </w:r>
             <w:proofErr w:type="spellStart"/>
             <w:r>
@@ -8649,9 +8579,9 @@
                 <w:szCs w:val="20"/>
                 <w:lang w:val="en-US"/>
               </w:rPr>
-              <w:t>cpl_</w:t>
-            </w:r>
-            <w:proofErr w:type="gramStart"/>
+              <w:t>cpl_prodi</w:t>
+            </w:r>
+            <w:proofErr w:type="spellEnd"/>
             <w:r>
               <w:rPr>
                 <w:rFonts w:ascii="Times New Roman" w:hAnsi="Times New Roman" w:cs="Times New Roman"/>
@@ -8659,27 +8589,7 @@
                 <w:szCs w:val="20"/>
                 <w:lang w:val="en-US"/>
               </w:rPr>
-              <w:t>prodi</w:t>
-            </w:r>
-            <w:proofErr w:type="spellEnd"/>
-            <w:r>
-              <w:rPr>
-                <w:rFonts w:ascii="Times New Roman" w:hAnsi="Times New Roman" w:cs="Times New Roman"/>
-                <w:sz w:val="20"/>
-                <w:szCs w:val="20"/>
-                <w:lang w:val="en-US"/>
-              </w:rPr>
-              <w:t>[</w:t>
-            </w:r>
-            <w:proofErr w:type="gramEnd"/>
-            <w:r>
-              <w:rPr>
-                <w:rFonts w:ascii="Times New Roman" w:hAnsi="Times New Roman" w:cs="Times New Roman"/>
-                <w:sz w:val="20"/>
-                <w:szCs w:val="20"/>
-                <w:lang w:val="en-US"/>
-              </w:rPr>
-              <w:t>1].</w:t>
+              <w:t>[1].</w:t>
             </w:r>
             <w:proofErr w:type="spellStart"/>
             <w:r>
@@ -8773,9 +8683,9 @@
                 <w:szCs w:val="20"/>
                 <w:lang w:val="en-US"/>
               </w:rPr>
-              <w:t>[2</w:t>
-            </w:r>
-            <w:proofErr w:type="gramStart"/>
+              <w:t>[2].</w:t>
+            </w:r>
+            <w:proofErr w:type="spellStart"/>
             <w:r>
               <w:rPr>
                 <w:rFonts w:ascii="Times New Roman" w:hAnsi="Times New Roman" w:cs="Times New Roman"/>
@@ -8783,20 +8693,9 @@
                 <w:szCs w:val="20"/>
                 <w:lang w:val="en-US"/>
               </w:rPr>
-              <w:t>].</w:t>
-            </w:r>
-            <w:proofErr w:type="spellStart"/>
-            <w:r>
-              <w:rPr>
-                <w:rFonts w:ascii="Times New Roman" w:hAnsi="Times New Roman" w:cs="Times New Roman"/>
-                <w:sz w:val="20"/>
-                <w:szCs w:val="20"/>
-                <w:lang w:val="en-US"/>
-              </w:rPr>
               <w:t>kode</w:t>
             </w:r>
             <w:proofErr w:type="spellEnd"/>
-            <w:proofErr w:type="gramEnd"/>
             <w:r>
               <w:rPr>
                 <w:rFonts w:ascii="Times New Roman" w:hAnsi="Times New Roman" w:cs="Times New Roman"/>
@@ -8847,9 +8746,9 @@
                 <w:szCs w:val="20"/>
                 <w:lang w:val="en-US"/>
               </w:rPr>
-              <w:t>cpl_</w:t>
-            </w:r>
-            <w:proofErr w:type="gramStart"/>
+              <w:t>cpl_prodi</w:t>
+            </w:r>
+            <w:proofErr w:type="spellEnd"/>
             <w:r>
               <w:rPr>
                 <w:rFonts w:ascii="Times New Roman" w:hAnsi="Times New Roman" w:cs="Times New Roman"/>
@@ -8857,27 +8756,7 @@
                 <w:szCs w:val="20"/>
                 <w:lang w:val="en-US"/>
               </w:rPr>
-              <w:t>prodi</w:t>
-            </w:r>
-            <w:proofErr w:type="spellEnd"/>
-            <w:r>
-              <w:rPr>
-                <w:rFonts w:ascii="Times New Roman" w:hAnsi="Times New Roman" w:cs="Times New Roman"/>
-                <w:sz w:val="20"/>
-                <w:szCs w:val="20"/>
-                <w:lang w:val="en-US"/>
-              </w:rPr>
-              <w:t>[</w:t>
-            </w:r>
-            <w:proofErr w:type="gramEnd"/>
-            <w:r>
-              <w:rPr>
-                <w:rFonts w:ascii="Times New Roman" w:hAnsi="Times New Roman" w:cs="Times New Roman"/>
-                <w:sz w:val="20"/>
-                <w:szCs w:val="20"/>
-                <w:lang w:val="en-US"/>
-              </w:rPr>
-              <w:t>2].</w:t>
+              <w:t>[2].</w:t>
             </w:r>
             <w:proofErr w:type="spellStart"/>
             <w:r>
@@ -8941,9 +8820,9 @@
                 <w:szCs w:val="20"/>
                 <w:lang w:val="en-US"/>
               </w:rPr>
-              <w:t>cpl_</w:t>
-            </w:r>
-            <w:proofErr w:type="gramStart"/>
+              <w:t>cpl_prodi</w:t>
+            </w:r>
+            <w:proofErr w:type="spellEnd"/>
             <w:r>
               <w:rPr>
                 <w:rFonts w:ascii="Times New Roman" w:hAnsi="Times New Roman" w:cs="Times New Roman"/>
@@ -8951,27 +8830,7 @@
                 <w:szCs w:val="20"/>
                 <w:lang w:val="en-US"/>
               </w:rPr>
-              <w:t>prodi</w:t>
-            </w:r>
-            <w:proofErr w:type="spellEnd"/>
-            <w:r>
-              <w:rPr>
-                <w:rFonts w:ascii="Times New Roman" w:hAnsi="Times New Roman" w:cs="Times New Roman"/>
-                <w:sz w:val="20"/>
-                <w:szCs w:val="20"/>
-                <w:lang w:val="en-US"/>
-              </w:rPr>
-              <w:t>[</w:t>
-            </w:r>
-            <w:proofErr w:type="gramEnd"/>
-            <w:r>
-              <w:rPr>
-                <w:rFonts w:ascii="Times New Roman" w:hAnsi="Times New Roman" w:cs="Times New Roman"/>
-                <w:sz w:val="20"/>
-                <w:szCs w:val="20"/>
-                <w:lang w:val="en-US"/>
-              </w:rPr>
-              <w:t>2].</w:t>
+              <w:t>[2].</w:t>
             </w:r>
             <w:proofErr w:type="spellStart"/>
             <w:r>
@@ -9065,9 +8924,9 @@
                 <w:szCs w:val="20"/>
                 <w:lang w:val="en-US"/>
               </w:rPr>
-              <w:t>[3</w:t>
-            </w:r>
-            <w:proofErr w:type="gramStart"/>
+              <w:t>[3].</w:t>
+            </w:r>
+            <w:proofErr w:type="spellStart"/>
             <w:r>
               <w:rPr>
                 <w:rFonts w:ascii="Times New Roman" w:hAnsi="Times New Roman" w:cs="Times New Roman"/>
@@ -9075,20 +8934,9 @@
                 <w:szCs w:val="20"/>
                 <w:lang w:val="en-US"/>
               </w:rPr>
-              <w:t>].</w:t>
-            </w:r>
-            <w:proofErr w:type="spellStart"/>
-            <w:r>
-              <w:rPr>
-                <w:rFonts w:ascii="Times New Roman" w:hAnsi="Times New Roman" w:cs="Times New Roman"/>
-                <w:sz w:val="20"/>
-                <w:szCs w:val="20"/>
-                <w:lang w:val="en-US"/>
-              </w:rPr>
               <w:t>kode</w:t>
             </w:r>
             <w:proofErr w:type="spellEnd"/>
-            <w:proofErr w:type="gramEnd"/>
             <w:r>
               <w:rPr>
                 <w:rFonts w:ascii="Times New Roman" w:hAnsi="Times New Roman" w:cs="Times New Roman"/>
@@ -9139,9 +8987,9 @@
                 <w:szCs w:val="20"/>
                 <w:lang w:val="en-US"/>
               </w:rPr>
-              <w:t>cpl_</w:t>
-            </w:r>
-            <w:proofErr w:type="gramStart"/>
+              <w:t>cpl_prodi</w:t>
+            </w:r>
+            <w:proofErr w:type="spellEnd"/>
             <w:r>
               <w:rPr>
                 <w:rFonts w:ascii="Times New Roman" w:hAnsi="Times New Roman" w:cs="Times New Roman"/>
@@ -9149,27 +8997,7 @@
                 <w:szCs w:val="20"/>
                 <w:lang w:val="en-US"/>
               </w:rPr>
-              <w:t>prodi</w:t>
-            </w:r>
-            <w:proofErr w:type="spellEnd"/>
-            <w:r>
-              <w:rPr>
-                <w:rFonts w:ascii="Times New Roman" w:hAnsi="Times New Roman" w:cs="Times New Roman"/>
-                <w:sz w:val="20"/>
-                <w:szCs w:val="20"/>
-                <w:lang w:val="en-US"/>
-              </w:rPr>
-              <w:t>[</w:t>
-            </w:r>
-            <w:proofErr w:type="gramEnd"/>
-            <w:r>
-              <w:rPr>
-                <w:rFonts w:ascii="Times New Roman" w:hAnsi="Times New Roman" w:cs="Times New Roman"/>
-                <w:sz w:val="20"/>
-                <w:szCs w:val="20"/>
-                <w:lang w:val="en-US"/>
-              </w:rPr>
-              <w:t>3].</w:t>
+              <w:t>[3].</w:t>
             </w:r>
             <w:proofErr w:type="spellStart"/>
             <w:r>
@@ -9233,9 +9061,9 @@
                 <w:szCs w:val="20"/>
                 <w:lang w:val="en-US"/>
               </w:rPr>
-              <w:t>cpl_</w:t>
-            </w:r>
-            <w:proofErr w:type="gramStart"/>
+              <w:t>cpl_prodi</w:t>
+            </w:r>
+            <w:proofErr w:type="spellEnd"/>
             <w:r>
               <w:rPr>
                 <w:rFonts w:ascii="Times New Roman" w:hAnsi="Times New Roman" w:cs="Times New Roman"/>
@@ -9243,27 +9071,7 @@
                 <w:szCs w:val="20"/>
                 <w:lang w:val="en-US"/>
               </w:rPr>
-              <w:t>prodi</w:t>
-            </w:r>
-            <w:proofErr w:type="spellEnd"/>
-            <w:r>
-              <w:rPr>
-                <w:rFonts w:ascii="Times New Roman" w:hAnsi="Times New Roman" w:cs="Times New Roman"/>
-                <w:sz w:val="20"/>
-                <w:szCs w:val="20"/>
-                <w:lang w:val="en-US"/>
-              </w:rPr>
-              <w:t>[</w:t>
-            </w:r>
-            <w:proofErr w:type="gramEnd"/>
-            <w:r>
-              <w:rPr>
-                <w:rFonts w:ascii="Times New Roman" w:hAnsi="Times New Roman" w:cs="Times New Roman"/>
-                <w:sz w:val="20"/>
-                <w:szCs w:val="20"/>
-                <w:lang w:val="en-US"/>
-              </w:rPr>
-              <w:t>3].</w:t>
+              <w:t>[3].</w:t>
             </w:r>
             <w:proofErr w:type="spellStart"/>
             <w:r>
@@ -9357,9 +9165,9 @@
                 <w:szCs w:val="20"/>
                 <w:lang w:val="en-US"/>
               </w:rPr>
-              <w:t>[4</w:t>
-            </w:r>
-            <w:proofErr w:type="gramStart"/>
+              <w:t>[4].</w:t>
+            </w:r>
+            <w:proofErr w:type="spellStart"/>
             <w:r>
               <w:rPr>
                 <w:rFonts w:ascii="Times New Roman" w:hAnsi="Times New Roman" w:cs="Times New Roman"/>
@@ -9367,20 +9175,9 @@
                 <w:szCs w:val="20"/>
                 <w:lang w:val="en-US"/>
               </w:rPr>
-              <w:t>].</w:t>
-            </w:r>
-            <w:proofErr w:type="spellStart"/>
-            <w:r>
-              <w:rPr>
-                <w:rFonts w:ascii="Times New Roman" w:hAnsi="Times New Roman" w:cs="Times New Roman"/>
-                <w:sz w:val="20"/>
-                <w:szCs w:val="20"/>
-                <w:lang w:val="en-US"/>
-              </w:rPr>
               <w:t>kode</w:t>
             </w:r>
             <w:proofErr w:type="spellEnd"/>
-            <w:proofErr w:type="gramEnd"/>
             <w:r>
               <w:rPr>
                 <w:rFonts w:ascii="Times New Roman" w:hAnsi="Times New Roman" w:cs="Times New Roman"/>
@@ -9431,9 +9228,9 @@
                 <w:szCs w:val="20"/>
                 <w:lang w:val="en-US"/>
               </w:rPr>
-              <w:t>cpl_</w:t>
-            </w:r>
-            <w:proofErr w:type="gramStart"/>
+              <w:t>cpl_prodi</w:t>
+            </w:r>
+            <w:proofErr w:type="spellEnd"/>
             <w:r>
               <w:rPr>
                 <w:rFonts w:ascii="Times New Roman" w:hAnsi="Times New Roman" w:cs="Times New Roman"/>
@@ -9441,27 +9238,7 @@
                 <w:szCs w:val="20"/>
                 <w:lang w:val="en-US"/>
               </w:rPr>
-              <w:t>prodi</w:t>
-            </w:r>
-            <w:proofErr w:type="spellEnd"/>
-            <w:r>
-              <w:rPr>
-                <w:rFonts w:ascii="Times New Roman" w:hAnsi="Times New Roman" w:cs="Times New Roman"/>
-                <w:sz w:val="20"/>
-                <w:szCs w:val="20"/>
-                <w:lang w:val="en-US"/>
-              </w:rPr>
-              <w:t>[</w:t>
-            </w:r>
-            <w:proofErr w:type="gramEnd"/>
-            <w:r>
-              <w:rPr>
-                <w:rFonts w:ascii="Times New Roman" w:hAnsi="Times New Roman" w:cs="Times New Roman"/>
-                <w:sz w:val="20"/>
-                <w:szCs w:val="20"/>
-                <w:lang w:val="en-US"/>
-              </w:rPr>
-              <w:t>4].</w:t>
+              <w:t>[4].</w:t>
             </w:r>
             <w:proofErr w:type="spellStart"/>
             <w:r>
@@ -9525,9 +9302,9 @@
                 <w:szCs w:val="20"/>
                 <w:lang w:val="en-US"/>
               </w:rPr>
-              <w:t>cpl_</w:t>
-            </w:r>
-            <w:proofErr w:type="gramStart"/>
+              <w:t>cpl_prodi</w:t>
+            </w:r>
+            <w:proofErr w:type="spellEnd"/>
             <w:r>
               <w:rPr>
                 <w:rFonts w:ascii="Times New Roman" w:hAnsi="Times New Roman" w:cs="Times New Roman"/>
@@ -9535,27 +9312,7 @@
                 <w:szCs w:val="20"/>
                 <w:lang w:val="en-US"/>
               </w:rPr>
-              <w:t>prodi</w:t>
-            </w:r>
-            <w:proofErr w:type="spellEnd"/>
-            <w:r>
-              <w:rPr>
-                <w:rFonts w:ascii="Times New Roman" w:hAnsi="Times New Roman" w:cs="Times New Roman"/>
-                <w:sz w:val="20"/>
-                <w:szCs w:val="20"/>
-                <w:lang w:val="en-US"/>
-              </w:rPr>
-              <w:t>[</w:t>
-            </w:r>
-            <w:proofErr w:type="gramEnd"/>
-            <w:r>
-              <w:rPr>
-                <w:rFonts w:ascii="Times New Roman" w:hAnsi="Times New Roman" w:cs="Times New Roman"/>
-                <w:sz w:val="20"/>
-                <w:szCs w:val="20"/>
-                <w:lang w:val="en-US"/>
-              </w:rPr>
-              <w:t>4].</w:t>
+              <w:t>[4].</w:t>
             </w:r>
             <w:proofErr w:type="spellStart"/>
             <w:r>
@@ -9649,9 +9406,9 @@
                 <w:szCs w:val="20"/>
                 <w:lang w:val="en-US"/>
               </w:rPr>
-              <w:t>[5</w:t>
-            </w:r>
-            <w:proofErr w:type="gramStart"/>
+              <w:t>[5].</w:t>
+            </w:r>
+            <w:proofErr w:type="spellStart"/>
             <w:r>
               <w:rPr>
                 <w:rFonts w:ascii="Times New Roman" w:hAnsi="Times New Roman" w:cs="Times New Roman"/>
@@ -9659,20 +9416,9 @@
                 <w:szCs w:val="20"/>
                 <w:lang w:val="en-US"/>
               </w:rPr>
-              <w:t>].</w:t>
-            </w:r>
-            <w:proofErr w:type="spellStart"/>
-            <w:r>
-              <w:rPr>
-                <w:rFonts w:ascii="Times New Roman" w:hAnsi="Times New Roman" w:cs="Times New Roman"/>
-                <w:sz w:val="20"/>
-                <w:szCs w:val="20"/>
-                <w:lang w:val="en-US"/>
-              </w:rPr>
               <w:t>kode</w:t>
             </w:r>
             <w:proofErr w:type="spellEnd"/>
-            <w:proofErr w:type="gramEnd"/>
             <w:r>
               <w:rPr>
                 <w:rFonts w:ascii="Times New Roman" w:hAnsi="Times New Roman" w:cs="Times New Roman"/>
@@ -9723,9 +9469,9 @@
                 <w:szCs w:val="20"/>
                 <w:lang w:val="en-US"/>
               </w:rPr>
-              <w:t>cpl_</w:t>
-            </w:r>
-            <w:proofErr w:type="gramStart"/>
+              <w:t>cpl_prodi</w:t>
+            </w:r>
+            <w:proofErr w:type="spellEnd"/>
             <w:r>
               <w:rPr>
                 <w:rFonts w:ascii="Times New Roman" w:hAnsi="Times New Roman" w:cs="Times New Roman"/>
@@ -9733,27 +9479,7 @@
                 <w:szCs w:val="20"/>
                 <w:lang w:val="en-US"/>
               </w:rPr>
-              <w:t>prodi</w:t>
-            </w:r>
-            <w:proofErr w:type="spellEnd"/>
-            <w:r>
-              <w:rPr>
-                <w:rFonts w:ascii="Times New Roman" w:hAnsi="Times New Roman" w:cs="Times New Roman"/>
-                <w:sz w:val="20"/>
-                <w:szCs w:val="20"/>
-                <w:lang w:val="en-US"/>
-              </w:rPr>
-              <w:t>[</w:t>
-            </w:r>
-            <w:proofErr w:type="gramEnd"/>
-            <w:r>
-              <w:rPr>
-                <w:rFonts w:ascii="Times New Roman" w:hAnsi="Times New Roman" w:cs="Times New Roman"/>
-                <w:sz w:val="20"/>
-                <w:szCs w:val="20"/>
-                <w:lang w:val="en-US"/>
-              </w:rPr>
-              <w:t>5].</w:t>
+              <w:t>[5].</w:t>
             </w:r>
             <w:proofErr w:type="spellStart"/>
             <w:r>
@@ -9817,9 +9543,9 @@
                 <w:szCs w:val="20"/>
                 <w:lang w:val="en-US"/>
               </w:rPr>
-              <w:t>cpl_</w:t>
-            </w:r>
-            <w:proofErr w:type="gramStart"/>
+              <w:t>cpl_prodi</w:t>
+            </w:r>
+            <w:proofErr w:type="spellEnd"/>
             <w:r>
               <w:rPr>
                 <w:rFonts w:ascii="Times New Roman" w:hAnsi="Times New Roman" w:cs="Times New Roman"/>
@@ -9827,27 +9553,7 @@
                 <w:szCs w:val="20"/>
                 <w:lang w:val="en-US"/>
               </w:rPr>
-              <w:t>prodi</w:t>
-            </w:r>
-            <w:proofErr w:type="spellEnd"/>
-            <w:r>
-              <w:rPr>
-                <w:rFonts w:ascii="Times New Roman" w:hAnsi="Times New Roman" w:cs="Times New Roman"/>
-                <w:sz w:val="20"/>
-                <w:szCs w:val="20"/>
-                <w:lang w:val="en-US"/>
-              </w:rPr>
-              <w:t>[</w:t>
-            </w:r>
-            <w:proofErr w:type="gramEnd"/>
-            <w:r>
-              <w:rPr>
-                <w:rFonts w:ascii="Times New Roman" w:hAnsi="Times New Roman" w:cs="Times New Roman"/>
-                <w:sz w:val="20"/>
-                <w:szCs w:val="20"/>
-                <w:lang w:val="en-US"/>
-              </w:rPr>
-              <w:t>5].</w:t>
+              <w:t>[5].</w:t>
             </w:r>
             <w:proofErr w:type="spellStart"/>
             <w:r>
@@ -9941,9 +9647,9 @@
                 <w:szCs w:val="20"/>
                 <w:lang w:val="en-US"/>
               </w:rPr>
-              <w:t>[6</w:t>
-            </w:r>
-            <w:proofErr w:type="gramStart"/>
+              <w:t>[6].</w:t>
+            </w:r>
+            <w:proofErr w:type="spellStart"/>
             <w:r>
               <w:rPr>
                 <w:rFonts w:ascii="Times New Roman" w:hAnsi="Times New Roman" w:cs="Times New Roman"/>
@@ -9951,20 +9657,9 @@
                 <w:szCs w:val="20"/>
                 <w:lang w:val="en-US"/>
               </w:rPr>
-              <w:t>].</w:t>
-            </w:r>
-            <w:proofErr w:type="spellStart"/>
-            <w:r>
-              <w:rPr>
-                <w:rFonts w:ascii="Times New Roman" w:hAnsi="Times New Roman" w:cs="Times New Roman"/>
-                <w:sz w:val="20"/>
-                <w:szCs w:val="20"/>
-                <w:lang w:val="en-US"/>
-              </w:rPr>
               <w:t>kode</w:t>
             </w:r>
             <w:proofErr w:type="spellEnd"/>
-            <w:proofErr w:type="gramEnd"/>
             <w:r>
               <w:rPr>
                 <w:rFonts w:ascii="Times New Roman" w:hAnsi="Times New Roman" w:cs="Times New Roman"/>
@@ -10015,9 +9710,9 @@
                 <w:szCs w:val="20"/>
                 <w:lang w:val="en-US"/>
               </w:rPr>
-              <w:t>cpl_</w:t>
-            </w:r>
-            <w:proofErr w:type="gramStart"/>
+              <w:t>cpl_prodi</w:t>
+            </w:r>
+            <w:proofErr w:type="spellEnd"/>
             <w:r>
               <w:rPr>
                 <w:rFonts w:ascii="Times New Roman" w:hAnsi="Times New Roman" w:cs="Times New Roman"/>
@@ -10025,27 +9720,7 @@
                 <w:szCs w:val="20"/>
                 <w:lang w:val="en-US"/>
               </w:rPr>
-              <w:t>prodi</w:t>
-            </w:r>
-            <w:proofErr w:type="spellEnd"/>
-            <w:r>
-              <w:rPr>
-                <w:rFonts w:ascii="Times New Roman" w:hAnsi="Times New Roman" w:cs="Times New Roman"/>
-                <w:sz w:val="20"/>
-                <w:szCs w:val="20"/>
-                <w:lang w:val="en-US"/>
-              </w:rPr>
-              <w:t>[</w:t>
-            </w:r>
-            <w:proofErr w:type="gramEnd"/>
-            <w:r>
-              <w:rPr>
-                <w:rFonts w:ascii="Times New Roman" w:hAnsi="Times New Roman" w:cs="Times New Roman"/>
-                <w:sz w:val="20"/>
-                <w:szCs w:val="20"/>
-                <w:lang w:val="en-US"/>
-              </w:rPr>
-              <w:t>6].</w:t>
+              <w:t>[6].</w:t>
             </w:r>
             <w:proofErr w:type="spellStart"/>
             <w:r>
@@ -10109,9 +9784,9 @@
                 <w:szCs w:val="20"/>
                 <w:lang w:val="en-US"/>
               </w:rPr>
-              <w:t>cpl_</w:t>
-            </w:r>
-            <w:proofErr w:type="gramStart"/>
+              <w:t>cpl_prodi</w:t>
+            </w:r>
+            <w:proofErr w:type="spellEnd"/>
             <w:r>
               <w:rPr>
                 <w:rFonts w:ascii="Times New Roman" w:hAnsi="Times New Roman" w:cs="Times New Roman"/>
@@ -10119,27 +9794,7 @@
                 <w:szCs w:val="20"/>
                 <w:lang w:val="en-US"/>
               </w:rPr>
-              <w:t>prodi</w:t>
-            </w:r>
-            <w:proofErr w:type="spellEnd"/>
-            <w:r>
-              <w:rPr>
-                <w:rFonts w:ascii="Times New Roman" w:hAnsi="Times New Roman" w:cs="Times New Roman"/>
-                <w:sz w:val="20"/>
-                <w:szCs w:val="20"/>
-                <w:lang w:val="en-US"/>
-              </w:rPr>
-              <w:t>[</w:t>
-            </w:r>
-            <w:proofErr w:type="gramEnd"/>
-            <w:r>
-              <w:rPr>
-                <w:rFonts w:ascii="Times New Roman" w:hAnsi="Times New Roman" w:cs="Times New Roman"/>
-                <w:sz w:val="20"/>
-                <w:szCs w:val="20"/>
-                <w:lang w:val="en-US"/>
-              </w:rPr>
-              <w:t>6].</w:t>
+              <w:t>[6].</w:t>
             </w:r>
             <w:proofErr w:type="spellStart"/>
             <w:r>
@@ -10233,9 +9888,9 @@
                 <w:szCs w:val="20"/>
                 <w:lang w:val="en-US"/>
               </w:rPr>
-              <w:t>[7</w:t>
-            </w:r>
-            <w:proofErr w:type="gramStart"/>
+              <w:t>[7].</w:t>
+            </w:r>
+            <w:proofErr w:type="spellStart"/>
             <w:r>
               <w:rPr>
                 <w:rFonts w:ascii="Times New Roman" w:hAnsi="Times New Roman" w:cs="Times New Roman"/>
@@ -10243,20 +9898,9 @@
                 <w:szCs w:val="20"/>
                 <w:lang w:val="en-US"/>
               </w:rPr>
-              <w:t>].</w:t>
-            </w:r>
-            <w:proofErr w:type="spellStart"/>
-            <w:r>
-              <w:rPr>
-                <w:rFonts w:ascii="Times New Roman" w:hAnsi="Times New Roman" w:cs="Times New Roman"/>
-                <w:sz w:val="20"/>
-                <w:szCs w:val="20"/>
-                <w:lang w:val="en-US"/>
-              </w:rPr>
               <w:t>kode</w:t>
             </w:r>
             <w:proofErr w:type="spellEnd"/>
-            <w:proofErr w:type="gramEnd"/>
             <w:r>
               <w:rPr>
                 <w:rFonts w:ascii="Times New Roman" w:hAnsi="Times New Roman" w:cs="Times New Roman"/>
@@ -10306,9 +9950,9 @@
                 <w:szCs w:val="20"/>
                 <w:lang w:val="en-US"/>
               </w:rPr>
-              <w:t>cpl_</w:t>
-            </w:r>
-            <w:proofErr w:type="gramStart"/>
+              <w:t>cpl_prodi</w:t>
+            </w:r>
+            <w:proofErr w:type="spellEnd"/>
             <w:r>
               <w:rPr>
                 <w:rFonts w:ascii="Times New Roman" w:hAnsi="Times New Roman" w:cs="Times New Roman"/>
@@ -10316,27 +9960,7 @@
                 <w:szCs w:val="20"/>
                 <w:lang w:val="en-US"/>
               </w:rPr>
-              <w:t>prodi</w:t>
-            </w:r>
-            <w:proofErr w:type="spellEnd"/>
-            <w:r>
-              <w:rPr>
-                <w:rFonts w:ascii="Times New Roman" w:hAnsi="Times New Roman" w:cs="Times New Roman"/>
-                <w:sz w:val="20"/>
-                <w:szCs w:val="20"/>
-                <w:lang w:val="en-US"/>
-              </w:rPr>
-              <w:t>[</w:t>
-            </w:r>
-            <w:proofErr w:type="gramEnd"/>
-            <w:r>
-              <w:rPr>
-                <w:rFonts w:ascii="Times New Roman" w:hAnsi="Times New Roman" w:cs="Times New Roman"/>
-                <w:sz w:val="20"/>
-                <w:szCs w:val="20"/>
-                <w:lang w:val="en-US"/>
-              </w:rPr>
-              <w:t>7].</w:t>
+              <w:t>[7].</w:t>
             </w:r>
             <w:proofErr w:type="spellStart"/>
             <w:r>
@@ -10399,9 +10023,9 @@
                 <w:szCs w:val="20"/>
                 <w:lang w:val="en-US"/>
               </w:rPr>
-              <w:t>cpl_</w:t>
-            </w:r>
-            <w:proofErr w:type="gramStart"/>
+              <w:t>cpl_prodi</w:t>
+            </w:r>
+            <w:proofErr w:type="spellEnd"/>
             <w:r>
               <w:rPr>
                 <w:rFonts w:ascii="Times New Roman" w:hAnsi="Times New Roman" w:cs="Times New Roman"/>
@@ -10409,27 +10033,7 @@
                 <w:szCs w:val="20"/>
                 <w:lang w:val="en-US"/>
               </w:rPr>
-              <w:t>prodi</w:t>
-            </w:r>
-            <w:proofErr w:type="spellEnd"/>
-            <w:r>
-              <w:rPr>
-                <w:rFonts w:ascii="Times New Roman" w:hAnsi="Times New Roman" w:cs="Times New Roman"/>
-                <w:sz w:val="20"/>
-                <w:szCs w:val="20"/>
-                <w:lang w:val="en-US"/>
-              </w:rPr>
-              <w:t>[</w:t>
-            </w:r>
-            <w:proofErr w:type="gramEnd"/>
-            <w:r>
-              <w:rPr>
-                <w:rFonts w:ascii="Times New Roman" w:hAnsi="Times New Roman" w:cs="Times New Roman"/>
-                <w:sz w:val="20"/>
-                <w:szCs w:val="20"/>
-                <w:lang w:val="en-US"/>
-              </w:rPr>
-              <w:t>7].</w:t>
+              <w:t>[7].</w:t>
             </w:r>
             <w:proofErr w:type="spellStart"/>
             <w:r>
@@ -10841,15 +10445,7 @@
                 <w:rFonts w:ascii="Times New Roman" w:hAnsi="Times New Roman" w:cs="Times New Roman"/>
                 <w:lang w:val="en-US"/>
               </w:rPr>
-              <w:t xml:space="preserve"> [0</w:t>
-            </w:r>
-            <w:proofErr w:type="gramStart"/>
-            <w:r>
-              <w:rPr>
-                <w:rFonts w:ascii="Times New Roman" w:hAnsi="Times New Roman" w:cs="Times New Roman"/>
-                <w:lang w:val="en-US"/>
-              </w:rPr>
-              <w:t>].</w:t>
+              <w:t xml:space="preserve"> [0].</w:t>
             </w:r>
             <w:proofErr w:type="spellStart"/>
             <w:r>
@@ -10860,7 +10456,6 @@
               <w:t>kode</w:t>
             </w:r>
             <w:proofErr w:type="spellEnd"/>
-            <w:proofErr w:type="gramEnd"/>
             <w:r>
               <w:rPr>
                 <w:rFonts w:ascii="Times New Roman" w:hAnsi="Times New Roman" w:cs="Times New Roman"/>
@@ -10911,15 +10506,7 @@
                 <w:rFonts w:ascii="Times New Roman" w:hAnsi="Times New Roman" w:cs="Times New Roman"/>
                 <w:lang w:val="en-US"/>
               </w:rPr>
-              <w:t xml:space="preserve"> [0</w:t>
-            </w:r>
-            <w:proofErr w:type="gramStart"/>
-            <w:r>
-              <w:rPr>
-                <w:rFonts w:ascii="Times New Roman" w:hAnsi="Times New Roman" w:cs="Times New Roman"/>
-                <w:lang w:val="en-US"/>
-              </w:rPr>
-              <w:t>].</w:t>
+              <w:t xml:space="preserve"> [0].</w:t>
             </w:r>
             <w:proofErr w:type="spellStart"/>
             <w:r>
@@ -10930,7 +10517,6 @@
               <w:t>deskripsi</w:t>
             </w:r>
             <w:proofErr w:type="spellEnd"/>
-            <w:proofErr w:type="gramEnd"/>
             <w:r>
               <w:rPr>
                 <w:rFonts w:ascii="Times New Roman" w:hAnsi="Times New Roman" w:cs="Times New Roman"/>
@@ -11065,15 +10651,7 @@
                 <w:rFonts w:ascii="Times New Roman" w:hAnsi="Times New Roman" w:cs="Times New Roman"/>
                 <w:lang w:val="en-US"/>
               </w:rPr>
-              <w:t xml:space="preserve"> [1</w:t>
-            </w:r>
-            <w:proofErr w:type="gramStart"/>
-            <w:r>
-              <w:rPr>
-                <w:rFonts w:ascii="Times New Roman" w:hAnsi="Times New Roman" w:cs="Times New Roman"/>
-                <w:lang w:val="en-US"/>
-              </w:rPr>
-              <w:t>].</w:t>
+              <w:t xml:space="preserve"> [1].</w:t>
             </w:r>
             <w:proofErr w:type="spellStart"/>
             <w:r>
@@ -11084,7 +10662,6 @@
               <w:t>kode</w:t>
             </w:r>
             <w:proofErr w:type="spellEnd"/>
-            <w:proofErr w:type="gramEnd"/>
             <w:r>
               <w:rPr>
                 <w:rFonts w:ascii="Times New Roman" w:hAnsi="Times New Roman" w:cs="Times New Roman"/>
@@ -11135,15 +10712,7 @@
                 <w:rFonts w:ascii="Times New Roman" w:hAnsi="Times New Roman" w:cs="Times New Roman"/>
                 <w:lang w:val="en-US"/>
               </w:rPr>
-              <w:t xml:space="preserve"> [1</w:t>
-            </w:r>
-            <w:proofErr w:type="gramStart"/>
-            <w:r>
-              <w:rPr>
-                <w:rFonts w:ascii="Times New Roman" w:hAnsi="Times New Roman" w:cs="Times New Roman"/>
-                <w:lang w:val="en-US"/>
-              </w:rPr>
-              <w:t>].</w:t>
+              <w:t xml:space="preserve"> [1].</w:t>
             </w:r>
             <w:proofErr w:type="spellStart"/>
             <w:r>
@@ -11154,7 +10723,6 @@
               <w:t>deskripsi</w:t>
             </w:r>
             <w:proofErr w:type="spellEnd"/>
-            <w:proofErr w:type="gramEnd"/>
             <w:r>
               <w:rPr>
                 <w:rFonts w:ascii="Times New Roman" w:hAnsi="Times New Roman" w:cs="Times New Roman"/>
@@ -11287,15 +10855,7 @@
                 <w:rFonts w:ascii="Times New Roman" w:hAnsi="Times New Roman" w:cs="Times New Roman"/>
                 <w:lang w:val="en-US"/>
               </w:rPr>
-              <w:t xml:space="preserve"> [2</w:t>
-            </w:r>
-            <w:proofErr w:type="gramStart"/>
-            <w:r>
-              <w:rPr>
-                <w:rFonts w:ascii="Times New Roman" w:hAnsi="Times New Roman" w:cs="Times New Roman"/>
-                <w:lang w:val="en-US"/>
-              </w:rPr>
-              <w:t>].</w:t>
+              <w:t xml:space="preserve"> [2].</w:t>
             </w:r>
             <w:proofErr w:type="spellStart"/>
             <w:r>
@@ -11306,7 +10866,6 @@
               <w:t>kode</w:t>
             </w:r>
             <w:proofErr w:type="spellEnd"/>
-            <w:proofErr w:type="gramEnd"/>
             <w:r>
               <w:rPr>
                 <w:rFonts w:ascii="Times New Roman" w:hAnsi="Times New Roman" w:cs="Times New Roman"/>
@@ -11356,15 +10915,7 @@
                 <w:rFonts w:ascii="Times New Roman" w:hAnsi="Times New Roman" w:cs="Times New Roman"/>
                 <w:lang w:val="en-US"/>
               </w:rPr>
-              <w:t xml:space="preserve"> [2</w:t>
-            </w:r>
-            <w:proofErr w:type="gramStart"/>
-            <w:r>
-              <w:rPr>
-                <w:rFonts w:ascii="Times New Roman" w:hAnsi="Times New Roman" w:cs="Times New Roman"/>
-                <w:lang w:val="en-US"/>
-              </w:rPr>
-              <w:t>].</w:t>
+              <w:t xml:space="preserve"> [2].</w:t>
             </w:r>
             <w:proofErr w:type="spellStart"/>
             <w:r>
@@ -11375,7 +10926,6 @@
               <w:t>deskripsi</w:t>
             </w:r>
             <w:proofErr w:type="spellEnd"/>
-            <w:proofErr w:type="gramEnd"/>
             <w:r>
               <w:rPr>
                 <w:rFonts w:ascii="Times New Roman" w:hAnsi="Times New Roman" w:cs="Times New Roman"/>
@@ -11508,15 +11058,7 @@
                 <w:rFonts w:ascii="Times New Roman" w:hAnsi="Times New Roman" w:cs="Times New Roman"/>
                 <w:lang w:val="en-US"/>
               </w:rPr>
-              <w:t xml:space="preserve"> [3</w:t>
-            </w:r>
-            <w:proofErr w:type="gramStart"/>
-            <w:r>
-              <w:rPr>
-                <w:rFonts w:ascii="Times New Roman" w:hAnsi="Times New Roman" w:cs="Times New Roman"/>
-                <w:lang w:val="en-US"/>
-              </w:rPr>
-              <w:t>].</w:t>
+              <w:t xml:space="preserve"> [3].</w:t>
             </w:r>
             <w:proofErr w:type="spellStart"/>
             <w:r>
@@ -11527,7 +11069,6 @@
               <w:t>kode</w:t>
             </w:r>
             <w:proofErr w:type="spellEnd"/>
-            <w:proofErr w:type="gramEnd"/>
             <w:r>
               <w:rPr>
                 <w:rFonts w:ascii="Times New Roman" w:hAnsi="Times New Roman" w:cs="Times New Roman"/>
@@ -11577,15 +11118,7 @@
                 <w:rFonts w:ascii="Times New Roman" w:hAnsi="Times New Roman" w:cs="Times New Roman"/>
                 <w:lang w:val="en-US"/>
               </w:rPr>
-              <w:t xml:space="preserve"> [3</w:t>
-            </w:r>
-            <w:proofErr w:type="gramStart"/>
-            <w:r>
-              <w:rPr>
-                <w:rFonts w:ascii="Times New Roman" w:hAnsi="Times New Roman" w:cs="Times New Roman"/>
-                <w:lang w:val="en-US"/>
-              </w:rPr>
-              <w:t>].</w:t>
+              <w:t xml:space="preserve"> [3].</w:t>
             </w:r>
             <w:proofErr w:type="spellStart"/>
             <w:r>
@@ -11596,7 +11129,6 @@
               <w:t>deskripsi</w:t>
             </w:r>
             <w:proofErr w:type="spellEnd"/>
-            <w:proofErr w:type="gramEnd"/>
             <w:r>
               <w:rPr>
                 <w:rFonts w:ascii="Times New Roman" w:hAnsi="Times New Roman" w:cs="Times New Roman"/>
@@ -11729,15 +11261,7 @@
                 <w:rFonts w:ascii="Times New Roman" w:hAnsi="Times New Roman" w:cs="Times New Roman"/>
                 <w:lang w:val="en-US"/>
               </w:rPr>
-              <w:t xml:space="preserve"> [4</w:t>
-            </w:r>
-            <w:proofErr w:type="gramStart"/>
-            <w:r>
-              <w:rPr>
-                <w:rFonts w:ascii="Times New Roman" w:hAnsi="Times New Roman" w:cs="Times New Roman"/>
-                <w:lang w:val="en-US"/>
-              </w:rPr>
-              <w:t>].</w:t>
+              <w:t xml:space="preserve"> [4].</w:t>
             </w:r>
             <w:proofErr w:type="spellStart"/>
             <w:r>
@@ -11748,7 +11272,6 @@
               <w:t>kode</w:t>
             </w:r>
             <w:proofErr w:type="spellEnd"/>
-            <w:proofErr w:type="gramEnd"/>
             <w:r>
               <w:rPr>
                 <w:rFonts w:ascii="Times New Roman" w:hAnsi="Times New Roman" w:cs="Times New Roman"/>
@@ -11797,15 +11320,7 @@
                 <w:rFonts w:ascii="Times New Roman" w:hAnsi="Times New Roman" w:cs="Times New Roman"/>
                 <w:lang w:val="en-US"/>
               </w:rPr>
-              <w:t xml:space="preserve"> [4</w:t>
-            </w:r>
-            <w:proofErr w:type="gramStart"/>
-            <w:r>
-              <w:rPr>
-                <w:rFonts w:ascii="Times New Roman" w:hAnsi="Times New Roman" w:cs="Times New Roman"/>
-                <w:lang w:val="en-US"/>
-              </w:rPr>
-              <w:t>].</w:t>
+              <w:t xml:space="preserve"> [4].</w:t>
             </w:r>
             <w:proofErr w:type="spellStart"/>
             <w:r>
@@ -11816,7 +11331,6 @@
               <w:t>deskripsi</w:t>
             </w:r>
             <w:proofErr w:type="spellEnd"/>
-            <w:proofErr w:type="gramEnd"/>
             <w:r>
               <w:rPr>
                 <w:rFonts w:ascii="Times New Roman" w:hAnsi="Times New Roman" w:cs="Times New Roman"/>
@@ -12066,30 +11580,15 @@
               <w:rPr>
                 <w:rFonts w:ascii="Times New Roman" w:hAnsi="Times New Roman" w:cs="Times New Roman"/>
               </w:rPr>
-              <w:t>sub_</w:t>
-            </w:r>
-            <w:proofErr w:type="gramStart"/>
-            <w:r>
-              <w:rPr>
-                <w:rFonts w:ascii="Times New Roman" w:hAnsi="Times New Roman" w:cs="Times New Roman"/>
-              </w:rPr>
-              <w:t>cpmk</w:t>
-            </w:r>
-            <w:proofErr w:type="spellEnd"/>
-            <w:r>
-              <w:rPr>
-                <w:rFonts w:ascii="Times New Roman" w:hAnsi="Times New Roman" w:cs="Times New Roman"/>
-                <w:lang w:val="en-US"/>
-              </w:rPr>
-              <w:t>[</w:t>
-            </w:r>
-            <w:proofErr w:type="gramEnd"/>
-            <w:r>
-              <w:rPr>
-                <w:rFonts w:ascii="Times New Roman" w:hAnsi="Times New Roman" w:cs="Times New Roman"/>
-                <w:lang w:val="en-US"/>
-              </w:rPr>
-              <w:t>0].</w:t>
+              <w:t>sub_cpmk</w:t>
+            </w:r>
+            <w:proofErr w:type="spellEnd"/>
+            <w:r>
+              <w:rPr>
+                <w:rFonts w:ascii="Times New Roman" w:hAnsi="Times New Roman" w:cs="Times New Roman"/>
+                <w:lang w:val="en-US"/>
+              </w:rPr>
+              <w:t>[0].</w:t>
             </w:r>
             <w:r>
               <w:rPr>
@@ -12152,30 +11651,15 @@
               <w:rPr>
                 <w:rFonts w:ascii="Times New Roman" w:hAnsi="Times New Roman" w:cs="Times New Roman"/>
               </w:rPr>
-              <w:t>sub_</w:t>
-            </w:r>
-            <w:proofErr w:type="gramStart"/>
-            <w:r>
-              <w:rPr>
-                <w:rFonts w:ascii="Times New Roman" w:hAnsi="Times New Roman" w:cs="Times New Roman"/>
-              </w:rPr>
-              <w:t>cpmk</w:t>
-            </w:r>
-            <w:proofErr w:type="spellEnd"/>
-            <w:r>
-              <w:rPr>
-                <w:rFonts w:ascii="Times New Roman" w:hAnsi="Times New Roman" w:cs="Times New Roman"/>
-                <w:lang w:val="en-US"/>
-              </w:rPr>
-              <w:t>[</w:t>
-            </w:r>
-            <w:proofErr w:type="gramEnd"/>
-            <w:r>
-              <w:rPr>
-                <w:rFonts w:ascii="Times New Roman" w:hAnsi="Times New Roman" w:cs="Times New Roman"/>
-                <w:lang w:val="en-US"/>
-              </w:rPr>
-              <w:t>0].</w:t>
+              <w:t>sub_cpmk</w:t>
+            </w:r>
+            <w:proofErr w:type="spellEnd"/>
+            <w:r>
+              <w:rPr>
+                <w:rFonts w:ascii="Times New Roman" w:hAnsi="Times New Roman" w:cs="Times New Roman"/>
+                <w:lang w:val="en-US"/>
+              </w:rPr>
+              <w:t>[0].</w:t>
             </w:r>
             <w:r>
               <w:rPr>
@@ -12238,30 +11722,15 @@
               <w:rPr>
                 <w:rFonts w:ascii="Times New Roman" w:hAnsi="Times New Roman" w:cs="Times New Roman"/>
               </w:rPr>
-              <w:t>sub_</w:t>
-            </w:r>
-            <w:proofErr w:type="gramStart"/>
-            <w:r>
-              <w:rPr>
-                <w:rFonts w:ascii="Times New Roman" w:hAnsi="Times New Roman" w:cs="Times New Roman"/>
-              </w:rPr>
-              <w:t>cpmk</w:t>
-            </w:r>
-            <w:proofErr w:type="spellEnd"/>
-            <w:r>
-              <w:rPr>
-                <w:rFonts w:ascii="Times New Roman" w:hAnsi="Times New Roman" w:cs="Times New Roman"/>
-                <w:lang w:val="en-US"/>
-              </w:rPr>
-              <w:t>[</w:t>
-            </w:r>
-            <w:proofErr w:type="gramEnd"/>
-            <w:r>
-              <w:rPr>
-                <w:rFonts w:ascii="Times New Roman" w:hAnsi="Times New Roman" w:cs="Times New Roman"/>
-                <w:lang w:val="en-US"/>
-              </w:rPr>
-              <w:t>0].</w:t>
+              <w:t>sub_cpmk</w:t>
+            </w:r>
+            <w:proofErr w:type="spellEnd"/>
+            <w:r>
+              <w:rPr>
+                <w:rFonts w:ascii="Times New Roman" w:hAnsi="Times New Roman" w:cs="Times New Roman"/>
+                <w:lang w:val="en-US"/>
+              </w:rPr>
+              <w:t>[0].</w:t>
             </w:r>
             <w:r>
               <w:rPr>
@@ -12324,30 +11793,15 @@
               <w:rPr>
                 <w:rFonts w:ascii="Times New Roman" w:hAnsi="Times New Roman" w:cs="Times New Roman"/>
               </w:rPr>
-              <w:t>sub_</w:t>
-            </w:r>
-            <w:proofErr w:type="gramStart"/>
-            <w:r>
-              <w:rPr>
-                <w:rFonts w:ascii="Times New Roman" w:hAnsi="Times New Roman" w:cs="Times New Roman"/>
-              </w:rPr>
-              <w:t>cpmk</w:t>
-            </w:r>
-            <w:proofErr w:type="spellEnd"/>
-            <w:r>
-              <w:rPr>
-                <w:rFonts w:ascii="Times New Roman" w:hAnsi="Times New Roman" w:cs="Times New Roman"/>
-                <w:lang w:val="en-US"/>
-              </w:rPr>
-              <w:t>[</w:t>
-            </w:r>
-            <w:proofErr w:type="gramEnd"/>
-            <w:r>
-              <w:rPr>
-                <w:rFonts w:ascii="Times New Roman" w:hAnsi="Times New Roman" w:cs="Times New Roman"/>
-                <w:lang w:val="en-US"/>
-              </w:rPr>
-              <w:t>0].</w:t>
+              <w:t>sub_cpmk</w:t>
+            </w:r>
+            <w:proofErr w:type="spellEnd"/>
+            <w:r>
+              <w:rPr>
+                <w:rFonts w:ascii="Times New Roman" w:hAnsi="Times New Roman" w:cs="Times New Roman"/>
+                <w:lang w:val="en-US"/>
+              </w:rPr>
+              <w:t>[0].</w:t>
             </w:r>
             <w:r>
               <w:rPr>
@@ -12491,30 +11945,15 @@
               <w:rPr>
                 <w:rFonts w:ascii="Times New Roman" w:hAnsi="Times New Roman" w:cs="Times New Roman"/>
               </w:rPr>
-              <w:t>sub_</w:t>
-            </w:r>
-            <w:proofErr w:type="gramStart"/>
-            <w:r>
-              <w:rPr>
-                <w:rFonts w:ascii="Times New Roman" w:hAnsi="Times New Roman" w:cs="Times New Roman"/>
-              </w:rPr>
-              <w:t>cpmk</w:t>
-            </w:r>
-            <w:proofErr w:type="spellEnd"/>
-            <w:r>
-              <w:rPr>
-                <w:rFonts w:ascii="Times New Roman" w:hAnsi="Times New Roman" w:cs="Times New Roman"/>
-                <w:lang w:val="en-US"/>
-              </w:rPr>
-              <w:t>[</w:t>
-            </w:r>
-            <w:proofErr w:type="gramEnd"/>
-            <w:r>
-              <w:rPr>
-                <w:rFonts w:ascii="Times New Roman" w:hAnsi="Times New Roman" w:cs="Times New Roman"/>
-                <w:lang w:val="en-US"/>
-              </w:rPr>
-              <w:t>1].</w:t>
+              <w:t>sub_cpmk</w:t>
+            </w:r>
+            <w:proofErr w:type="spellEnd"/>
+            <w:r>
+              <w:rPr>
+                <w:rFonts w:ascii="Times New Roman" w:hAnsi="Times New Roman" w:cs="Times New Roman"/>
+                <w:lang w:val="en-US"/>
+              </w:rPr>
+              <w:t>[1].</w:t>
             </w:r>
             <w:r>
               <w:rPr>
@@ -12577,30 +12016,15 @@
               <w:rPr>
                 <w:rFonts w:ascii="Times New Roman" w:hAnsi="Times New Roman" w:cs="Times New Roman"/>
               </w:rPr>
-              <w:t>sub_</w:t>
-            </w:r>
-            <w:proofErr w:type="gramStart"/>
-            <w:r>
-              <w:rPr>
-                <w:rFonts w:ascii="Times New Roman" w:hAnsi="Times New Roman" w:cs="Times New Roman"/>
-              </w:rPr>
-              <w:t>cpmk</w:t>
-            </w:r>
-            <w:proofErr w:type="spellEnd"/>
-            <w:r>
-              <w:rPr>
-                <w:rFonts w:ascii="Times New Roman" w:hAnsi="Times New Roman" w:cs="Times New Roman"/>
-                <w:lang w:val="en-US"/>
-              </w:rPr>
-              <w:t>[</w:t>
-            </w:r>
-            <w:proofErr w:type="gramEnd"/>
-            <w:r>
-              <w:rPr>
-                <w:rFonts w:ascii="Times New Roman" w:hAnsi="Times New Roman" w:cs="Times New Roman"/>
-                <w:lang w:val="en-US"/>
-              </w:rPr>
-              <w:t>1].</w:t>
+              <w:t>sub_cpmk</w:t>
+            </w:r>
+            <w:proofErr w:type="spellEnd"/>
+            <w:r>
+              <w:rPr>
+                <w:rFonts w:ascii="Times New Roman" w:hAnsi="Times New Roman" w:cs="Times New Roman"/>
+                <w:lang w:val="en-US"/>
+              </w:rPr>
+              <w:t>[1].</w:t>
             </w:r>
             <w:r>
               <w:rPr>
@@ -12663,30 +12087,15 @@
               <w:rPr>
                 <w:rFonts w:ascii="Times New Roman" w:hAnsi="Times New Roman" w:cs="Times New Roman"/>
               </w:rPr>
-              <w:t>sub_</w:t>
-            </w:r>
-            <w:proofErr w:type="gramStart"/>
-            <w:r>
-              <w:rPr>
-                <w:rFonts w:ascii="Times New Roman" w:hAnsi="Times New Roman" w:cs="Times New Roman"/>
-              </w:rPr>
-              <w:t>cpmk</w:t>
-            </w:r>
-            <w:proofErr w:type="spellEnd"/>
-            <w:r>
-              <w:rPr>
-                <w:rFonts w:ascii="Times New Roman" w:hAnsi="Times New Roman" w:cs="Times New Roman"/>
-                <w:lang w:val="en-US"/>
-              </w:rPr>
-              <w:t>[</w:t>
-            </w:r>
-            <w:proofErr w:type="gramEnd"/>
-            <w:r>
-              <w:rPr>
-                <w:rFonts w:ascii="Times New Roman" w:hAnsi="Times New Roman" w:cs="Times New Roman"/>
-                <w:lang w:val="en-US"/>
-              </w:rPr>
-              <w:t>1].</w:t>
+              <w:t>sub_cpmk</w:t>
+            </w:r>
+            <w:proofErr w:type="spellEnd"/>
+            <w:r>
+              <w:rPr>
+                <w:rFonts w:ascii="Times New Roman" w:hAnsi="Times New Roman" w:cs="Times New Roman"/>
+                <w:lang w:val="en-US"/>
+              </w:rPr>
+              <w:t>[1].</w:t>
             </w:r>
             <w:r>
               <w:rPr>
@@ -12750,30 +12159,15 @@
               <w:rPr>
                 <w:rFonts w:ascii="Times New Roman" w:hAnsi="Times New Roman" w:cs="Times New Roman"/>
               </w:rPr>
-              <w:t>sub_</w:t>
-            </w:r>
-            <w:proofErr w:type="gramStart"/>
-            <w:r>
-              <w:rPr>
-                <w:rFonts w:ascii="Times New Roman" w:hAnsi="Times New Roman" w:cs="Times New Roman"/>
-              </w:rPr>
-              <w:t>cpmk</w:t>
-            </w:r>
-            <w:proofErr w:type="spellEnd"/>
-            <w:r>
-              <w:rPr>
-                <w:rFonts w:ascii="Times New Roman" w:hAnsi="Times New Roman" w:cs="Times New Roman"/>
-                <w:lang w:val="en-US"/>
-              </w:rPr>
-              <w:t>[</w:t>
-            </w:r>
-            <w:proofErr w:type="gramEnd"/>
-            <w:r>
-              <w:rPr>
-                <w:rFonts w:ascii="Times New Roman" w:hAnsi="Times New Roman" w:cs="Times New Roman"/>
-                <w:lang w:val="en-US"/>
-              </w:rPr>
-              <w:t>1].</w:t>
+              <w:t>sub_cpmk</w:t>
+            </w:r>
+            <w:proofErr w:type="spellEnd"/>
+            <w:r>
+              <w:rPr>
+                <w:rFonts w:ascii="Times New Roman" w:hAnsi="Times New Roman" w:cs="Times New Roman"/>
+                <w:lang w:val="en-US"/>
+              </w:rPr>
+              <w:t>[1].</w:t>
             </w:r>
             <w:r>
               <w:rPr>
@@ -12917,30 +12311,15 @@
               <w:rPr>
                 <w:rFonts w:ascii="Times New Roman" w:hAnsi="Times New Roman" w:cs="Times New Roman"/>
               </w:rPr>
-              <w:t>sub_</w:t>
-            </w:r>
-            <w:proofErr w:type="gramStart"/>
-            <w:r>
-              <w:rPr>
-                <w:rFonts w:ascii="Times New Roman" w:hAnsi="Times New Roman" w:cs="Times New Roman"/>
-              </w:rPr>
-              <w:t>cpmk</w:t>
-            </w:r>
-            <w:proofErr w:type="spellEnd"/>
-            <w:r>
-              <w:rPr>
-                <w:rFonts w:ascii="Times New Roman" w:hAnsi="Times New Roman" w:cs="Times New Roman"/>
-                <w:lang w:val="en-US"/>
-              </w:rPr>
-              <w:t>[</w:t>
-            </w:r>
-            <w:proofErr w:type="gramEnd"/>
-            <w:r>
-              <w:rPr>
-                <w:rFonts w:ascii="Times New Roman" w:hAnsi="Times New Roman" w:cs="Times New Roman"/>
-                <w:lang w:val="en-US"/>
-              </w:rPr>
-              <w:t>2].</w:t>
+              <w:t>sub_cpmk</w:t>
+            </w:r>
+            <w:proofErr w:type="spellEnd"/>
+            <w:r>
+              <w:rPr>
+                <w:rFonts w:ascii="Times New Roman" w:hAnsi="Times New Roman" w:cs="Times New Roman"/>
+                <w:lang w:val="en-US"/>
+              </w:rPr>
+              <w:t>[2].</w:t>
             </w:r>
             <w:r>
               <w:rPr>
@@ -13000,30 +12379,15 @@
               <w:rPr>
                 <w:rFonts w:ascii="Times New Roman" w:hAnsi="Times New Roman" w:cs="Times New Roman"/>
               </w:rPr>
-              <w:t>sub_</w:t>
-            </w:r>
-            <w:proofErr w:type="gramStart"/>
-            <w:r>
-              <w:rPr>
-                <w:rFonts w:ascii="Times New Roman" w:hAnsi="Times New Roman" w:cs="Times New Roman"/>
-              </w:rPr>
-              <w:t>cpmk</w:t>
-            </w:r>
-            <w:proofErr w:type="spellEnd"/>
-            <w:r>
-              <w:rPr>
-                <w:rFonts w:ascii="Times New Roman" w:hAnsi="Times New Roman" w:cs="Times New Roman"/>
-                <w:lang w:val="en-US"/>
-              </w:rPr>
-              <w:t>[</w:t>
-            </w:r>
-            <w:proofErr w:type="gramEnd"/>
-            <w:r>
-              <w:rPr>
-                <w:rFonts w:ascii="Times New Roman" w:hAnsi="Times New Roman" w:cs="Times New Roman"/>
-                <w:lang w:val="en-US"/>
-              </w:rPr>
-              <w:t>2].</w:t>
+              <w:t>sub_cpmk</w:t>
+            </w:r>
+            <w:proofErr w:type="spellEnd"/>
+            <w:r>
+              <w:rPr>
+                <w:rFonts w:ascii="Times New Roman" w:hAnsi="Times New Roman" w:cs="Times New Roman"/>
+                <w:lang w:val="en-US"/>
+              </w:rPr>
+              <w:t>[2].</w:t>
             </w:r>
             <w:r>
               <w:rPr>
@@ -13084,30 +12448,15 @@
               <w:rPr>
                 <w:rFonts w:ascii="Times New Roman" w:hAnsi="Times New Roman" w:cs="Times New Roman"/>
               </w:rPr>
-              <w:t>sub_</w:t>
-            </w:r>
-            <w:proofErr w:type="gramStart"/>
-            <w:r>
-              <w:rPr>
-                <w:rFonts w:ascii="Times New Roman" w:hAnsi="Times New Roman" w:cs="Times New Roman"/>
-              </w:rPr>
-              <w:t>cpmk</w:t>
-            </w:r>
-            <w:proofErr w:type="spellEnd"/>
-            <w:r>
-              <w:rPr>
-                <w:rFonts w:ascii="Times New Roman" w:hAnsi="Times New Roman" w:cs="Times New Roman"/>
-                <w:lang w:val="en-US"/>
-              </w:rPr>
-              <w:t>[</w:t>
-            </w:r>
-            <w:proofErr w:type="gramEnd"/>
-            <w:r>
-              <w:rPr>
-                <w:rFonts w:ascii="Times New Roman" w:hAnsi="Times New Roman" w:cs="Times New Roman"/>
-                <w:lang w:val="en-US"/>
-              </w:rPr>
-              <w:t>2].</w:t>
+              <w:t>sub_cpmk</w:t>
+            </w:r>
+            <w:proofErr w:type="spellEnd"/>
+            <w:r>
+              <w:rPr>
+                <w:rFonts w:ascii="Times New Roman" w:hAnsi="Times New Roman" w:cs="Times New Roman"/>
+                <w:lang w:val="en-US"/>
+              </w:rPr>
+              <w:t>[2].</w:t>
             </w:r>
             <w:r>
               <w:rPr>
@@ -13167,30 +12516,15 @@
               <w:rPr>
                 <w:rFonts w:ascii="Times New Roman" w:hAnsi="Times New Roman" w:cs="Times New Roman"/>
               </w:rPr>
-              <w:t>sub_</w:t>
-            </w:r>
-            <w:proofErr w:type="gramStart"/>
-            <w:r>
-              <w:rPr>
-                <w:rFonts w:ascii="Times New Roman" w:hAnsi="Times New Roman" w:cs="Times New Roman"/>
-              </w:rPr>
-              <w:t>cpmk</w:t>
-            </w:r>
-            <w:proofErr w:type="spellEnd"/>
-            <w:r>
-              <w:rPr>
-                <w:rFonts w:ascii="Times New Roman" w:hAnsi="Times New Roman" w:cs="Times New Roman"/>
-                <w:lang w:val="en-US"/>
-              </w:rPr>
-              <w:t>[</w:t>
-            </w:r>
-            <w:proofErr w:type="gramEnd"/>
-            <w:r>
-              <w:rPr>
-                <w:rFonts w:ascii="Times New Roman" w:hAnsi="Times New Roman" w:cs="Times New Roman"/>
-                <w:lang w:val="en-US"/>
-              </w:rPr>
-              <w:t>2].</w:t>
+              <w:t>sub_cpmk</w:t>
+            </w:r>
+            <w:proofErr w:type="spellEnd"/>
+            <w:r>
+              <w:rPr>
+                <w:rFonts w:ascii="Times New Roman" w:hAnsi="Times New Roman" w:cs="Times New Roman"/>
+                <w:lang w:val="en-US"/>
+              </w:rPr>
+              <w:t>[2].</w:t>
             </w:r>
             <w:r>
               <w:rPr>
@@ -13331,30 +12665,15 @@
               <w:rPr>
                 <w:rFonts w:ascii="Times New Roman" w:hAnsi="Times New Roman" w:cs="Times New Roman"/>
               </w:rPr>
-              <w:t>sub_</w:t>
-            </w:r>
-            <w:proofErr w:type="gramStart"/>
-            <w:r>
-              <w:rPr>
-                <w:rFonts w:ascii="Times New Roman" w:hAnsi="Times New Roman" w:cs="Times New Roman"/>
-              </w:rPr>
-              <w:t>cpmk</w:t>
-            </w:r>
-            <w:proofErr w:type="spellEnd"/>
-            <w:r>
-              <w:rPr>
-                <w:rFonts w:ascii="Times New Roman" w:hAnsi="Times New Roman" w:cs="Times New Roman"/>
-                <w:lang w:val="en-US"/>
-              </w:rPr>
-              <w:t>[</w:t>
-            </w:r>
-            <w:proofErr w:type="gramEnd"/>
-            <w:r>
-              <w:rPr>
-                <w:rFonts w:ascii="Times New Roman" w:hAnsi="Times New Roman" w:cs="Times New Roman"/>
-                <w:lang w:val="en-US"/>
-              </w:rPr>
-              <w:t>3].</w:t>
+              <w:t>sub_cpmk</w:t>
+            </w:r>
+            <w:proofErr w:type="spellEnd"/>
+            <w:r>
+              <w:rPr>
+                <w:rFonts w:ascii="Times New Roman" w:hAnsi="Times New Roman" w:cs="Times New Roman"/>
+                <w:lang w:val="en-US"/>
+              </w:rPr>
+              <w:t>[3].</w:t>
             </w:r>
             <w:r>
               <w:rPr>
@@ -13414,30 +12733,15 @@
               <w:rPr>
                 <w:rFonts w:ascii="Times New Roman" w:hAnsi="Times New Roman" w:cs="Times New Roman"/>
               </w:rPr>
-              <w:t>sub_</w:t>
-            </w:r>
-            <w:proofErr w:type="gramStart"/>
-            <w:r>
-              <w:rPr>
-                <w:rFonts w:ascii="Times New Roman" w:hAnsi="Times New Roman" w:cs="Times New Roman"/>
-              </w:rPr>
-              <w:t>cpmk</w:t>
-            </w:r>
-            <w:proofErr w:type="spellEnd"/>
-            <w:r>
-              <w:rPr>
-                <w:rFonts w:ascii="Times New Roman" w:hAnsi="Times New Roman" w:cs="Times New Roman"/>
-                <w:lang w:val="en-US"/>
-              </w:rPr>
-              <w:t>[</w:t>
-            </w:r>
-            <w:proofErr w:type="gramEnd"/>
-            <w:r>
-              <w:rPr>
-                <w:rFonts w:ascii="Times New Roman" w:hAnsi="Times New Roman" w:cs="Times New Roman"/>
-                <w:lang w:val="en-US"/>
-              </w:rPr>
-              <w:t>3].</w:t>
+              <w:t>sub_cpmk</w:t>
+            </w:r>
+            <w:proofErr w:type="spellEnd"/>
+            <w:r>
+              <w:rPr>
+                <w:rFonts w:ascii="Times New Roman" w:hAnsi="Times New Roman" w:cs="Times New Roman"/>
+                <w:lang w:val="en-US"/>
+              </w:rPr>
+              <w:t>[3].</w:t>
             </w:r>
             <w:r>
               <w:rPr>
@@ -13497,30 +12801,15 @@
               <w:rPr>
                 <w:rFonts w:ascii="Times New Roman" w:hAnsi="Times New Roman" w:cs="Times New Roman"/>
               </w:rPr>
-              <w:t>sub_</w:t>
-            </w:r>
-            <w:proofErr w:type="gramStart"/>
-            <w:r>
-              <w:rPr>
-                <w:rFonts w:ascii="Times New Roman" w:hAnsi="Times New Roman" w:cs="Times New Roman"/>
-              </w:rPr>
-              <w:t>cpmk</w:t>
-            </w:r>
-            <w:proofErr w:type="spellEnd"/>
-            <w:r>
-              <w:rPr>
-                <w:rFonts w:ascii="Times New Roman" w:hAnsi="Times New Roman" w:cs="Times New Roman"/>
-                <w:lang w:val="en-US"/>
-              </w:rPr>
-              <w:t>[</w:t>
-            </w:r>
-            <w:proofErr w:type="gramEnd"/>
-            <w:r>
-              <w:rPr>
-                <w:rFonts w:ascii="Times New Roman" w:hAnsi="Times New Roman" w:cs="Times New Roman"/>
-                <w:lang w:val="en-US"/>
-              </w:rPr>
-              <w:t>3].</w:t>
+              <w:t>sub_cpmk</w:t>
+            </w:r>
+            <w:proofErr w:type="spellEnd"/>
+            <w:r>
+              <w:rPr>
+                <w:rFonts w:ascii="Times New Roman" w:hAnsi="Times New Roman" w:cs="Times New Roman"/>
+                <w:lang w:val="en-US"/>
+              </w:rPr>
+              <w:t>[3].</w:t>
             </w:r>
             <w:r>
               <w:rPr>
@@ -13580,30 +12869,15 @@
               <w:rPr>
                 <w:rFonts w:ascii="Times New Roman" w:hAnsi="Times New Roman" w:cs="Times New Roman"/>
               </w:rPr>
-              <w:t>sub_</w:t>
-            </w:r>
-            <w:proofErr w:type="gramStart"/>
-            <w:r>
-              <w:rPr>
-                <w:rFonts w:ascii="Times New Roman" w:hAnsi="Times New Roman" w:cs="Times New Roman"/>
-              </w:rPr>
-              <w:t>cpmk</w:t>
-            </w:r>
-            <w:proofErr w:type="spellEnd"/>
-            <w:r>
-              <w:rPr>
-                <w:rFonts w:ascii="Times New Roman" w:hAnsi="Times New Roman" w:cs="Times New Roman"/>
-                <w:lang w:val="en-US"/>
-              </w:rPr>
-              <w:t>[</w:t>
-            </w:r>
-            <w:proofErr w:type="gramEnd"/>
-            <w:r>
-              <w:rPr>
-                <w:rFonts w:ascii="Times New Roman" w:hAnsi="Times New Roman" w:cs="Times New Roman"/>
-                <w:lang w:val="en-US"/>
-              </w:rPr>
-              <w:t>3].</w:t>
+              <w:t>sub_cpmk</w:t>
+            </w:r>
+            <w:proofErr w:type="spellEnd"/>
+            <w:r>
+              <w:rPr>
+                <w:rFonts w:ascii="Times New Roman" w:hAnsi="Times New Roman" w:cs="Times New Roman"/>
+                <w:lang w:val="en-US"/>
+              </w:rPr>
+              <w:t>[3].</w:t>
             </w:r>
             <w:r>
               <w:rPr>
@@ -13743,30 +13017,15 @@
               <w:rPr>
                 <w:rFonts w:ascii="Times New Roman" w:hAnsi="Times New Roman" w:cs="Times New Roman"/>
               </w:rPr>
-              <w:t>sub_</w:t>
-            </w:r>
-            <w:proofErr w:type="gramStart"/>
-            <w:r>
-              <w:rPr>
-                <w:rFonts w:ascii="Times New Roman" w:hAnsi="Times New Roman" w:cs="Times New Roman"/>
-              </w:rPr>
-              <w:t>cpmk</w:t>
-            </w:r>
-            <w:proofErr w:type="spellEnd"/>
-            <w:r>
-              <w:rPr>
-                <w:rFonts w:ascii="Times New Roman" w:hAnsi="Times New Roman" w:cs="Times New Roman"/>
-                <w:lang w:val="en-US"/>
-              </w:rPr>
-              <w:t>[</w:t>
-            </w:r>
-            <w:proofErr w:type="gramEnd"/>
-            <w:r>
-              <w:rPr>
-                <w:rFonts w:ascii="Times New Roman" w:hAnsi="Times New Roman" w:cs="Times New Roman"/>
-                <w:lang w:val="en-US"/>
-              </w:rPr>
-              <w:t>4].</w:t>
+              <w:t>sub_cpmk</w:t>
+            </w:r>
+            <w:proofErr w:type="spellEnd"/>
+            <w:r>
+              <w:rPr>
+                <w:rFonts w:ascii="Times New Roman" w:hAnsi="Times New Roman" w:cs="Times New Roman"/>
+                <w:lang w:val="en-US"/>
+              </w:rPr>
+              <w:t>[4].</w:t>
             </w:r>
             <w:r>
               <w:rPr>
@@ -13826,30 +13085,15 @@
               <w:rPr>
                 <w:rFonts w:ascii="Times New Roman" w:hAnsi="Times New Roman" w:cs="Times New Roman"/>
               </w:rPr>
-              <w:t>sub_</w:t>
-            </w:r>
-            <w:proofErr w:type="gramStart"/>
-            <w:r>
-              <w:rPr>
-                <w:rFonts w:ascii="Times New Roman" w:hAnsi="Times New Roman" w:cs="Times New Roman"/>
-              </w:rPr>
-              <w:t>cpmk</w:t>
-            </w:r>
-            <w:proofErr w:type="spellEnd"/>
-            <w:r>
-              <w:rPr>
-                <w:rFonts w:ascii="Times New Roman" w:hAnsi="Times New Roman" w:cs="Times New Roman"/>
-                <w:lang w:val="en-US"/>
-              </w:rPr>
-              <w:t>[</w:t>
-            </w:r>
-            <w:proofErr w:type="gramEnd"/>
-            <w:r>
-              <w:rPr>
-                <w:rFonts w:ascii="Times New Roman" w:hAnsi="Times New Roman" w:cs="Times New Roman"/>
-                <w:lang w:val="en-US"/>
-              </w:rPr>
-              <w:t>4].</w:t>
+              <w:t>sub_cpmk</w:t>
+            </w:r>
+            <w:proofErr w:type="spellEnd"/>
+            <w:r>
+              <w:rPr>
+                <w:rFonts w:ascii="Times New Roman" w:hAnsi="Times New Roman" w:cs="Times New Roman"/>
+                <w:lang w:val="en-US"/>
+              </w:rPr>
+              <w:t>[4].</w:t>
             </w:r>
             <w:r>
               <w:rPr>
@@ -13910,30 +13154,15 @@
               <w:rPr>
                 <w:rFonts w:ascii="Times New Roman" w:hAnsi="Times New Roman" w:cs="Times New Roman"/>
               </w:rPr>
-              <w:t>sub_</w:t>
-            </w:r>
-            <w:proofErr w:type="gramStart"/>
-            <w:r>
-              <w:rPr>
-                <w:rFonts w:ascii="Times New Roman" w:hAnsi="Times New Roman" w:cs="Times New Roman"/>
-              </w:rPr>
-              <w:t>cpmk</w:t>
-            </w:r>
-            <w:proofErr w:type="spellEnd"/>
-            <w:r>
-              <w:rPr>
-                <w:rFonts w:ascii="Times New Roman" w:hAnsi="Times New Roman" w:cs="Times New Roman"/>
-                <w:lang w:val="en-US"/>
-              </w:rPr>
-              <w:t>[</w:t>
-            </w:r>
-            <w:proofErr w:type="gramEnd"/>
-            <w:r>
-              <w:rPr>
-                <w:rFonts w:ascii="Times New Roman" w:hAnsi="Times New Roman" w:cs="Times New Roman"/>
-                <w:lang w:val="en-US"/>
-              </w:rPr>
-              <w:t>4].</w:t>
+              <w:t>sub_cpmk</w:t>
+            </w:r>
+            <w:proofErr w:type="spellEnd"/>
+            <w:r>
+              <w:rPr>
+                <w:rFonts w:ascii="Times New Roman" w:hAnsi="Times New Roman" w:cs="Times New Roman"/>
+                <w:lang w:val="en-US"/>
+              </w:rPr>
+              <w:t>[4].</w:t>
             </w:r>
             <w:r>
               <w:rPr>
@@ -13993,30 +13222,15 @@
               <w:rPr>
                 <w:rFonts w:ascii="Times New Roman" w:hAnsi="Times New Roman" w:cs="Times New Roman"/>
               </w:rPr>
-              <w:t>sub_</w:t>
-            </w:r>
-            <w:proofErr w:type="gramStart"/>
-            <w:r>
-              <w:rPr>
-                <w:rFonts w:ascii="Times New Roman" w:hAnsi="Times New Roman" w:cs="Times New Roman"/>
-              </w:rPr>
-              <w:t>cpmk</w:t>
-            </w:r>
-            <w:proofErr w:type="spellEnd"/>
-            <w:r>
-              <w:rPr>
-                <w:rFonts w:ascii="Times New Roman" w:hAnsi="Times New Roman" w:cs="Times New Roman"/>
-                <w:lang w:val="en-US"/>
-              </w:rPr>
-              <w:t>[</w:t>
-            </w:r>
-            <w:proofErr w:type="gramEnd"/>
-            <w:r>
-              <w:rPr>
-                <w:rFonts w:ascii="Times New Roman" w:hAnsi="Times New Roman" w:cs="Times New Roman"/>
-                <w:lang w:val="en-US"/>
-              </w:rPr>
-              <w:t>4].</w:t>
+              <w:t>sub_cpmk</w:t>
+            </w:r>
+            <w:proofErr w:type="spellEnd"/>
+            <w:r>
+              <w:rPr>
+                <w:rFonts w:ascii="Times New Roman" w:hAnsi="Times New Roman" w:cs="Times New Roman"/>
+                <w:lang w:val="en-US"/>
+              </w:rPr>
+              <w:t>[4].</w:t>
             </w:r>
             <w:r>
               <w:rPr>
@@ -14157,30 +13371,15 @@
               <w:rPr>
                 <w:rFonts w:ascii="Times New Roman" w:hAnsi="Times New Roman" w:cs="Times New Roman"/>
               </w:rPr>
-              <w:t>sub_</w:t>
-            </w:r>
-            <w:proofErr w:type="gramStart"/>
-            <w:r>
-              <w:rPr>
-                <w:rFonts w:ascii="Times New Roman" w:hAnsi="Times New Roman" w:cs="Times New Roman"/>
-              </w:rPr>
-              <w:t>cpmk</w:t>
-            </w:r>
-            <w:proofErr w:type="spellEnd"/>
-            <w:r>
-              <w:rPr>
-                <w:rFonts w:ascii="Times New Roman" w:hAnsi="Times New Roman" w:cs="Times New Roman"/>
-                <w:lang w:val="en-US"/>
-              </w:rPr>
-              <w:t>[</w:t>
-            </w:r>
-            <w:proofErr w:type="gramEnd"/>
-            <w:r>
-              <w:rPr>
-                <w:rFonts w:ascii="Times New Roman" w:hAnsi="Times New Roman" w:cs="Times New Roman"/>
-                <w:lang w:val="en-US"/>
-              </w:rPr>
-              <w:t>5].</w:t>
+              <w:t>sub_cpmk</w:t>
+            </w:r>
+            <w:proofErr w:type="spellEnd"/>
+            <w:r>
+              <w:rPr>
+                <w:rFonts w:ascii="Times New Roman" w:hAnsi="Times New Roman" w:cs="Times New Roman"/>
+                <w:lang w:val="en-US"/>
+              </w:rPr>
+              <w:t>[5].</w:t>
             </w:r>
             <w:r>
               <w:rPr>
@@ -14240,30 +13439,15 @@
               <w:rPr>
                 <w:rFonts w:ascii="Times New Roman" w:hAnsi="Times New Roman" w:cs="Times New Roman"/>
               </w:rPr>
-              <w:t>sub_</w:t>
-            </w:r>
-            <w:proofErr w:type="gramStart"/>
-            <w:r>
-              <w:rPr>
-                <w:rFonts w:ascii="Times New Roman" w:hAnsi="Times New Roman" w:cs="Times New Roman"/>
-              </w:rPr>
-              <w:t>cpmk</w:t>
-            </w:r>
-            <w:proofErr w:type="spellEnd"/>
-            <w:r>
-              <w:rPr>
-                <w:rFonts w:ascii="Times New Roman" w:hAnsi="Times New Roman" w:cs="Times New Roman"/>
-                <w:lang w:val="en-US"/>
-              </w:rPr>
-              <w:t>[</w:t>
-            </w:r>
-            <w:proofErr w:type="gramEnd"/>
-            <w:r>
-              <w:rPr>
-                <w:rFonts w:ascii="Times New Roman" w:hAnsi="Times New Roman" w:cs="Times New Roman"/>
-                <w:lang w:val="en-US"/>
-              </w:rPr>
-              <w:t>5].</w:t>
+              <w:t>sub_cpmk</w:t>
+            </w:r>
+            <w:proofErr w:type="spellEnd"/>
+            <w:r>
+              <w:rPr>
+                <w:rFonts w:ascii="Times New Roman" w:hAnsi="Times New Roman" w:cs="Times New Roman"/>
+                <w:lang w:val="en-US"/>
+              </w:rPr>
+              <w:t>[5].</w:t>
             </w:r>
             <w:r>
               <w:rPr>
@@ -14324,30 +13508,15 @@
               <w:rPr>
                 <w:rFonts w:ascii="Times New Roman" w:hAnsi="Times New Roman" w:cs="Times New Roman"/>
               </w:rPr>
-              <w:t>sub_</w:t>
-            </w:r>
-            <w:proofErr w:type="gramStart"/>
-            <w:r>
-              <w:rPr>
-                <w:rFonts w:ascii="Times New Roman" w:hAnsi="Times New Roman" w:cs="Times New Roman"/>
-              </w:rPr>
-              <w:t>cpmk</w:t>
-            </w:r>
-            <w:proofErr w:type="spellEnd"/>
-            <w:r>
-              <w:rPr>
-                <w:rFonts w:ascii="Times New Roman" w:hAnsi="Times New Roman" w:cs="Times New Roman"/>
-                <w:lang w:val="en-US"/>
-              </w:rPr>
-              <w:t>[</w:t>
-            </w:r>
-            <w:proofErr w:type="gramEnd"/>
-            <w:r>
-              <w:rPr>
-                <w:rFonts w:ascii="Times New Roman" w:hAnsi="Times New Roman" w:cs="Times New Roman"/>
-                <w:lang w:val="en-US"/>
-              </w:rPr>
-              <w:t>5].</w:t>
+              <w:t>sub_cpmk</w:t>
+            </w:r>
+            <w:proofErr w:type="spellEnd"/>
+            <w:r>
+              <w:rPr>
+                <w:rFonts w:ascii="Times New Roman" w:hAnsi="Times New Roman" w:cs="Times New Roman"/>
+                <w:lang w:val="en-US"/>
+              </w:rPr>
+              <w:t>[5].</w:t>
             </w:r>
             <w:r>
               <w:rPr>
@@ -14407,30 +13576,15 @@
               <w:rPr>
                 <w:rFonts w:ascii="Times New Roman" w:hAnsi="Times New Roman" w:cs="Times New Roman"/>
               </w:rPr>
-              <w:t>sub_</w:t>
-            </w:r>
-            <w:proofErr w:type="gramStart"/>
-            <w:r>
-              <w:rPr>
-                <w:rFonts w:ascii="Times New Roman" w:hAnsi="Times New Roman" w:cs="Times New Roman"/>
-              </w:rPr>
-              <w:t>cpmk</w:t>
-            </w:r>
-            <w:proofErr w:type="spellEnd"/>
-            <w:r>
-              <w:rPr>
-                <w:rFonts w:ascii="Times New Roman" w:hAnsi="Times New Roman" w:cs="Times New Roman"/>
-                <w:lang w:val="en-US"/>
-              </w:rPr>
-              <w:t>[</w:t>
-            </w:r>
-            <w:proofErr w:type="gramEnd"/>
-            <w:r>
-              <w:rPr>
-                <w:rFonts w:ascii="Times New Roman" w:hAnsi="Times New Roman" w:cs="Times New Roman"/>
-                <w:lang w:val="en-US"/>
-              </w:rPr>
-              <w:t>5].</w:t>
+              <w:t>sub_cpmk</w:t>
+            </w:r>
+            <w:proofErr w:type="spellEnd"/>
+            <w:r>
+              <w:rPr>
+                <w:rFonts w:ascii="Times New Roman" w:hAnsi="Times New Roman" w:cs="Times New Roman"/>
+                <w:lang w:val="en-US"/>
+              </w:rPr>
+              <w:t>[5].</w:t>
             </w:r>
             <w:r>
               <w:rPr>
@@ -14572,30 +13726,15 @@
               <w:rPr>
                 <w:rFonts w:ascii="Times New Roman" w:hAnsi="Times New Roman" w:cs="Times New Roman"/>
               </w:rPr>
-              <w:t>sub_</w:t>
-            </w:r>
-            <w:proofErr w:type="gramStart"/>
-            <w:r>
-              <w:rPr>
-                <w:rFonts w:ascii="Times New Roman" w:hAnsi="Times New Roman" w:cs="Times New Roman"/>
-              </w:rPr>
-              <w:t>cpmk</w:t>
-            </w:r>
-            <w:proofErr w:type="spellEnd"/>
-            <w:r>
-              <w:rPr>
-                <w:rFonts w:ascii="Times New Roman" w:hAnsi="Times New Roman" w:cs="Times New Roman"/>
-                <w:lang w:val="en-US"/>
-              </w:rPr>
-              <w:t>[</w:t>
-            </w:r>
-            <w:proofErr w:type="gramEnd"/>
-            <w:r>
-              <w:rPr>
-                <w:rFonts w:ascii="Times New Roman" w:hAnsi="Times New Roman" w:cs="Times New Roman"/>
-                <w:lang w:val="en-US"/>
-              </w:rPr>
-              <w:t>6].</w:t>
+              <w:t>sub_cpmk</w:t>
+            </w:r>
+            <w:proofErr w:type="spellEnd"/>
+            <w:r>
+              <w:rPr>
+                <w:rFonts w:ascii="Times New Roman" w:hAnsi="Times New Roman" w:cs="Times New Roman"/>
+                <w:lang w:val="en-US"/>
+              </w:rPr>
+              <w:t>[6].</w:t>
             </w:r>
             <w:r>
               <w:rPr>
@@ -14655,30 +13794,15 @@
               <w:rPr>
                 <w:rFonts w:ascii="Times New Roman" w:hAnsi="Times New Roman" w:cs="Times New Roman"/>
               </w:rPr>
-              <w:t>sub_</w:t>
-            </w:r>
-            <w:proofErr w:type="gramStart"/>
-            <w:r>
-              <w:rPr>
-                <w:rFonts w:ascii="Times New Roman" w:hAnsi="Times New Roman" w:cs="Times New Roman"/>
-              </w:rPr>
-              <w:t>cpmk</w:t>
-            </w:r>
-            <w:proofErr w:type="spellEnd"/>
-            <w:r>
-              <w:rPr>
-                <w:rFonts w:ascii="Times New Roman" w:hAnsi="Times New Roman" w:cs="Times New Roman"/>
-                <w:lang w:val="en-US"/>
-              </w:rPr>
-              <w:t>[</w:t>
-            </w:r>
-            <w:proofErr w:type="gramEnd"/>
-            <w:r>
-              <w:rPr>
-                <w:rFonts w:ascii="Times New Roman" w:hAnsi="Times New Roman" w:cs="Times New Roman"/>
-                <w:lang w:val="en-US"/>
-              </w:rPr>
-              <w:t>6].</w:t>
+              <w:t>sub_cpmk</w:t>
+            </w:r>
+            <w:proofErr w:type="spellEnd"/>
+            <w:r>
+              <w:rPr>
+                <w:rFonts w:ascii="Times New Roman" w:hAnsi="Times New Roman" w:cs="Times New Roman"/>
+                <w:lang w:val="en-US"/>
+              </w:rPr>
+              <w:t>[6].</w:t>
             </w:r>
             <w:r>
               <w:rPr>
@@ -14739,30 +13863,15 @@
               <w:rPr>
                 <w:rFonts w:ascii="Times New Roman" w:hAnsi="Times New Roman" w:cs="Times New Roman"/>
               </w:rPr>
-              <w:t>sub_</w:t>
-            </w:r>
-            <w:proofErr w:type="gramStart"/>
-            <w:r>
-              <w:rPr>
-                <w:rFonts w:ascii="Times New Roman" w:hAnsi="Times New Roman" w:cs="Times New Roman"/>
-              </w:rPr>
-              <w:t>cpmk</w:t>
-            </w:r>
-            <w:proofErr w:type="spellEnd"/>
-            <w:r>
-              <w:rPr>
-                <w:rFonts w:ascii="Times New Roman" w:hAnsi="Times New Roman" w:cs="Times New Roman"/>
-                <w:lang w:val="en-US"/>
-              </w:rPr>
-              <w:t>[</w:t>
-            </w:r>
-            <w:proofErr w:type="gramEnd"/>
-            <w:r>
-              <w:rPr>
-                <w:rFonts w:ascii="Times New Roman" w:hAnsi="Times New Roman" w:cs="Times New Roman"/>
-                <w:lang w:val="en-US"/>
-              </w:rPr>
-              <w:t>6].</w:t>
+              <w:t>sub_cpmk</w:t>
+            </w:r>
+            <w:proofErr w:type="spellEnd"/>
+            <w:r>
+              <w:rPr>
+                <w:rFonts w:ascii="Times New Roman" w:hAnsi="Times New Roman" w:cs="Times New Roman"/>
+                <w:lang w:val="en-US"/>
+              </w:rPr>
+              <w:t>[6].</w:t>
             </w:r>
             <w:r>
               <w:rPr>
@@ -14822,30 +13931,15 @@
               <w:rPr>
                 <w:rFonts w:ascii="Times New Roman" w:hAnsi="Times New Roman" w:cs="Times New Roman"/>
               </w:rPr>
-              <w:t>sub_</w:t>
-            </w:r>
-            <w:proofErr w:type="gramStart"/>
-            <w:r>
-              <w:rPr>
-                <w:rFonts w:ascii="Times New Roman" w:hAnsi="Times New Roman" w:cs="Times New Roman"/>
-              </w:rPr>
-              <w:t>cpmk</w:t>
-            </w:r>
-            <w:proofErr w:type="spellEnd"/>
-            <w:r>
-              <w:rPr>
-                <w:rFonts w:ascii="Times New Roman" w:hAnsi="Times New Roman" w:cs="Times New Roman"/>
-                <w:lang w:val="en-US"/>
-              </w:rPr>
-              <w:t>[</w:t>
-            </w:r>
-            <w:proofErr w:type="gramEnd"/>
-            <w:r>
-              <w:rPr>
-                <w:rFonts w:ascii="Times New Roman" w:hAnsi="Times New Roman" w:cs="Times New Roman"/>
-                <w:lang w:val="en-US"/>
-              </w:rPr>
-              <w:t>6].</w:t>
+              <w:t>sub_cpmk</w:t>
+            </w:r>
+            <w:proofErr w:type="spellEnd"/>
+            <w:r>
+              <w:rPr>
+                <w:rFonts w:ascii="Times New Roman" w:hAnsi="Times New Roman" w:cs="Times New Roman"/>
+                <w:lang w:val="en-US"/>
+              </w:rPr>
+              <w:t>[6].</w:t>
             </w:r>
             <w:r>
               <w:rPr>
@@ -14987,30 +14081,15 @@
               <w:rPr>
                 <w:rFonts w:ascii="Times New Roman" w:hAnsi="Times New Roman" w:cs="Times New Roman"/>
               </w:rPr>
-              <w:t>sub_</w:t>
-            </w:r>
-            <w:proofErr w:type="gramStart"/>
-            <w:r>
-              <w:rPr>
-                <w:rFonts w:ascii="Times New Roman" w:hAnsi="Times New Roman" w:cs="Times New Roman"/>
-              </w:rPr>
-              <w:t>cpmk</w:t>
-            </w:r>
-            <w:proofErr w:type="spellEnd"/>
-            <w:r>
-              <w:rPr>
-                <w:rFonts w:ascii="Times New Roman" w:hAnsi="Times New Roman" w:cs="Times New Roman"/>
-                <w:lang w:val="en-US"/>
-              </w:rPr>
-              <w:t>[</w:t>
-            </w:r>
-            <w:proofErr w:type="gramEnd"/>
-            <w:r>
-              <w:rPr>
-                <w:rFonts w:ascii="Times New Roman" w:hAnsi="Times New Roman" w:cs="Times New Roman"/>
-                <w:lang w:val="en-US"/>
-              </w:rPr>
-              <w:t>7].</w:t>
+              <w:t>sub_cpmk</w:t>
+            </w:r>
+            <w:proofErr w:type="spellEnd"/>
+            <w:r>
+              <w:rPr>
+                <w:rFonts w:ascii="Times New Roman" w:hAnsi="Times New Roman" w:cs="Times New Roman"/>
+                <w:lang w:val="en-US"/>
+              </w:rPr>
+              <w:t>[7].</w:t>
             </w:r>
             <w:r>
               <w:rPr>
@@ -15068,30 +14147,15 @@
               <w:rPr>
                 <w:rFonts w:ascii="Times New Roman" w:hAnsi="Times New Roman" w:cs="Times New Roman"/>
               </w:rPr>
-              <w:t>sub_</w:t>
-            </w:r>
-            <w:proofErr w:type="gramStart"/>
-            <w:r>
-              <w:rPr>
-                <w:rFonts w:ascii="Times New Roman" w:hAnsi="Times New Roman" w:cs="Times New Roman"/>
-              </w:rPr>
-              <w:t>cpmk</w:t>
-            </w:r>
-            <w:proofErr w:type="spellEnd"/>
-            <w:r>
-              <w:rPr>
-                <w:rFonts w:ascii="Times New Roman" w:hAnsi="Times New Roman" w:cs="Times New Roman"/>
-                <w:lang w:val="en-US"/>
-              </w:rPr>
-              <w:t>[</w:t>
-            </w:r>
-            <w:proofErr w:type="gramEnd"/>
-            <w:r>
-              <w:rPr>
-                <w:rFonts w:ascii="Times New Roman" w:hAnsi="Times New Roman" w:cs="Times New Roman"/>
-                <w:lang w:val="en-US"/>
-              </w:rPr>
-              <w:t>7].</w:t>
+              <w:t>sub_cpmk</w:t>
+            </w:r>
+            <w:proofErr w:type="spellEnd"/>
+            <w:r>
+              <w:rPr>
+                <w:rFonts w:ascii="Times New Roman" w:hAnsi="Times New Roman" w:cs="Times New Roman"/>
+                <w:lang w:val="en-US"/>
+              </w:rPr>
+              <w:t>[7].</w:t>
             </w:r>
             <w:r>
               <w:rPr>
@@ -15150,30 +14214,15 @@
               <w:rPr>
                 <w:rFonts w:ascii="Times New Roman" w:hAnsi="Times New Roman" w:cs="Times New Roman"/>
               </w:rPr>
-              <w:t>sub_</w:t>
-            </w:r>
-            <w:proofErr w:type="gramStart"/>
-            <w:r>
-              <w:rPr>
-                <w:rFonts w:ascii="Times New Roman" w:hAnsi="Times New Roman" w:cs="Times New Roman"/>
-              </w:rPr>
-              <w:t>cpmk</w:t>
-            </w:r>
-            <w:proofErr w:type="spellEnd"/>
-            <w:r>
-              <w:rPr>
-                <w:rFonts w:ascii="Times New Roman" w:hAnsi="Times New Roman" w:cs="Times New Roman"/>
-                <w:lang w:val="en-US"/>
-              </w:rPr>
-              <w:t>[</w:t>
-            </w:r>
-            <w:proofErr w:type="gramEnd"/>
-            <w:r>
-              <w:rPr>
-                <w:rFonts w:ascii="Times New Roman" w:hAnsi="Times New Roman" w:cs="Times New Roman"/>
-                <w:lang w:val="en-US"/>
-              </w:rPr>
-              <w:t>7].</w:t>
+              <w:t>sub_cpmk</w:t>
+            </w:r>
+            <w:proofErr w:type="spellEnd"/>
+            <w:r>
+              <w:rPr>
+                <w:rFonts w:ascii="Times New Roman" w:hAnsi="Times New Roman" w:cs="Times New Roman"/>
+                <w:lang w:val="en-US"/>
+              </w:rPr>
+              <w:t>[7].</w:t>
             </w:r>
             <w:r>
               <w:rPr>
@@ -15231,30 +14280,15 @@
               <w:rPr>
                 <w:rFonts w:ascii="Times New Roman" w:hAnsi="Times New Roman" w:cs="Times New Roman"/>
               </w:rPr>
-              <w:t>sub_</w:t>
-            </w:r>
-            <w:proofErr w:type="gramStart"/>
-            <w:r>
-              <w:rPr>
-                <w:rFonts w:ascii="Times New Roman" w:hAnsi="Times New Roman" w:cs="Times New Roman"/>
-              </w:rPr>
-              <w:t>cpmk</w:t>
-            </w:r>
-            <w:proofErr w:type="spellEnd"/>
-            <w:r>
-              <w:rPr>
-                <w:rFonts w:ascii="Times New Roman" w:hAnsi="Times New Roman" w:cs="Times New Roman"/>
-                <w:lang w:val="en-US"/>
-              </w:rPr>
-              <w:t>[</w:t>
-            </w:r>
-            <w:proofErr w:type="gramEnd"/>
-            <w:r>
-              <w:rPr>
-                <w:rFonts w:ascii="Times New Roman" w:hAnsi="Times New Roman" w:cs="Times New Roman"/>
-                <w:lang w:val="en-US"/>
-              </w:rPr>
-              <w:t>7].</w:t>
+              <w:t>sub_cpmk</w:t>
+            </w:r>
+            <w:proofErr w:type="spellEnd"/>
+            <w:r>
+              <w:rPr>
+                <w:rFonts w:ascii="Times New Roman" w:hAnsi="Times New Roman" w:cs="Times New Roman"/>
+                <w:lang w:val="en-US"/>
+              </w:rPr>
+              <w:t>[7].</w:t>
             </w:r>
             <w:r>
               <w:rPr>
@@ -15731,15 +14765,7 @@
                 <w:rFonts w:ascii="Times New Roman" w:hAnsi="Times New Roman" w:cs="Times New Roman"/>
                 <w:lang w:val="en-US"/>
               </w:rPr>
-              <w:t>[0</w:t>
-            </w:r>
-            <w:proofErr w:type="gramStart"/>
-            <w:r>
-              <w:rPr>
-                <w:rFonts w:ascii="Times New Roman" w:hAnsi="Times New Roman" w:cs="Times New Roman"/>
-                <w:lang w:val="en-US"/>
-              </w:rPr>
-              <w:t>].</w:t>
+              <w:t>[0].</w:t>
             </w:r>
             <w:proofErr w:type="spellStart"/>
             <w:r>
@@ -15750,7 +14776,6 @@
               <w:t>referensi</w:t>
             </w:r>
             <w:proofErr w:type="spellEnd"/>
-            <w:proofErr w:type="gramEnd"/>
             <w:r>
               <w:rPr>
                 <w:rFonts w:ascii="Times New Roman" w:hAnsi="Times New Roman" w:cs="Times New Roman"/>
@@ -15805,15 +14830,7 @@
                 <w:rFonts w:ascii="Times New Roman" w:hAnsi="Times New Roman" w:cs="Times New Roman"/>
                 <w:lang w:val="en-US"/>
               </w:rPr>
-              <w:t>[1</w:t>
-            </w:r>
-            <w:proofErr w:type="gramStart"/>
-            <w:r>
-              <w:rPr>
-                <w:rFonts w:ascii="Times New Roman" w:hAnsi="Times New Roman" w:cs="Times New Roman"/>
-                <w:lang w:val="en-US"/>
-              </w:rPr>
-              <w:t>].</w:t>
+              <w:t>[1].</w:t>
             </w:r>
             <w:proofErr w:type="spellStart"/>
             <w:r>
@@ -15824,7 +14841,6 @@
               <w:t>referensi</w:t>
             </w:r>
             <w:proofErr w:type="spellEnd"/>
-            <w:proofErr w:type="gramEnd"/>
             <w:r>
               <w:rPr>
                 <w:rFonts w:ascii="Times New Roman" w:hAnsi="Times New Roman" w:cs="Times New Roman"/>
@@ -15879,15 +14895,7 @@
                 <w:rFonts w:ascii="Times New Roman" w:hAnsi="Times New Roman" w:cs="Times New Roman"/>
                 <w:lang w:val="en-US"/>
               </w:rPr>
-              <w:t>[2</w:t>
-            </w:r>
-            <w:proofErr w:type="gramStart"/>
-            <w:r>
-              <w:rPr>
-                <w:rFonts w:ascii="Times New Roman" w:hAnsi="Times New Roman" w:cs="Times New Roman"/>
-                <w:lang w:val="en-US"/>
-              </w:rPr>
-              <w:t>].</w:t>
+              <w:t>[2].</w:t>
             </w:r>
             <w:proofErr w:type="spellStart"/>
             <w:r>
@@ -15898,7 +14906,6 @@
               <w:t>referensi</w:t>
             </w:r>
             <w:proofErr w:type="spellEnd"/>
-            <w:proofErr w:type="gramEnd"/>
             <w:r>
               <w:rPr>
                 <w:rFonts w:ascii="Times New Roman" w:hAnsi="Times New Roman" w:cs="Times New Roman"/>
@@ -16084,15 +15091,7 @@
                 <w:rFonts w:ascii="Times New Roman" w:hAnsi="Times New Roman" w:cs="Times New Roman"/>
                 <w:lang w:val="en-US"/>
               </w:rPr>
-              <w:t>[0</w:t>
-            </w:r>
-            <w:proofErr w:type="gramStart"/>
-            <w:r>
-              <w:rPr>
-                <w:rFonts w:ascii="Times New Roman" w:hAnsi="Times New Roman" w:cs="Times New Roman"/>
-                <w:lang w:val="en-US"/>
-              </w:rPr>
-              <w:t>].</w:t>
+              <w:t>[0].</w:t>
             </w:r>
             <w:proofErr w:type="spellStart"/>
             <w:r>
@@ -16103,7 +15102,6 @@
               <w:t>referensi</w:t>
             </w:r>
             <w:proofErr w:type="spellEnd"/>
-            <w:proofErr w:type="gramEnd"/>
             <w:r>
               <w:rPr>
                 <w:rFonts w:ascii="Times New Roman" w:hAnsi="Times New Roman" w:cs="Times New Roman"/>
@@ -16181,15 +15179,7 @@
                 <w:rFonts w:ascii="Times New Roman" w:hAnsi="Times New Roman" w:cs="Times New Roman"/>
                 <w:lang w:val="en-US"/>
               </w:rPr>
-              <w:t>[1</w:t>
-            </w:r>
-            <w:proofErr w:type="gramStart"/>
-            <w:r>
-              <w:rPr>
-                <w:rFonts w:ascii="Times New Roman" w:hAnsi="Times New Roman" w:cs="Times New Roman"/>
-                <w:lang w:val="en-US"/>
-              </w:rPr>
-              <w:t>].</w:t>
+              <w:t>[1].</w:t>
             </w:r>
             <w:proofErr w:type="spellStart"/>
             <w:r>
@@ -16200,7 +15190,6 @@
               <w:t>referensi</w:t>
             </w:r>
             <w:proofErr w:type="spellEnd"/>
-            <w:proofErr w:type="gramEnd"/>
             <w:r>
               <w:rPr>
                 <w:rFonts w:ascii="Times New Roman" w:hAnsi="Times New Roman" w:cs="Times New Roman"/>
@@ -16272,15 +15261,7 @@
                 <w:rFonts w:ascii="Times New Roman" w:hAnsi="Times New Roman" w:cs="Times New Roman"/>
                 <w:lang w:val="en-US"/>
               </w:rPr>
-              <w:t>[2</w:t>
-            </w:r>
-            <w:proofErr w:type="gramStart"/>
-            <w:r>
-              <w:rPr>
-                <w:rFonts w:ascii="Times New Roman" w:hAnsi="Times New Roman" w:cs="Times New Roman"/>
-                <w:lang w:val="en-US"/>
-              </w:rPr>
-              <w:t>].</w:t>
+              <w:t>[2].</w:t>
             </w:r>
             <w:proofErr w:type="spellStart"/>
             <w:r>
@@ -16291,7 +15272,6 @@
               <w:t>referensi</w:t>
             </w:r>
             <w:proofErr w:type="spellEnd"/>
-            <w:proofErr w:type="gramEnd"/>
             <w:r>
               <w:rPr>
                 <w:rFonts w:ascii="Times New Roman" w:hAnsi="Times New Roman" w:cs="Times New Roman"/>
@@ -16519,6 +15499,41 @@
           <w:szCs w:val="28"/>
         </w:rPr>
       </w:pPr>
+      <w:r>
+        <w:rPr>
+          <w:rFonts w:ascii="Times New Roman" w:hAnsi="Times New Roman" w:cs="Times New Roman"/>
+        </w:rPr>
+        <w:t xml:space="preserve">Pembelajaran dalam mata kuliah ini mengacu pada karakteristik yang ditetapkan dalam SN-Dikti (Permendikbud No. 3 Tahun 2020 Pasal 11), yaitu: </w:t>
+      </w:r>
+      <w:r>
+        <w:rPr>
+          <w:rStyle w:val="Strong"/>
+          <w:rFonts w:ascii="Times New Roman" w:hAnsi="Times New Roman" w:cs="Times New Roman"/>
+        </w:rPr>
+        <w:t xml:space="preserve">interaktif, holistik, integratif, </w:t>
+      </w:r>
+      <w:proofErr w:type="spellStart"/>
+      <w:r>
+        <w:rPr>
+          <w:rStyle w:val="Strong"/>
+          <w:rFonts w:ascii="Times New Roman" w:hAnsi="Times New Roman" w:cs="Times New Roman"/>
+        </w:rPr>
+        <w:t>saintifik</w:t>
+      </w:r>
+      <w:proofErr w:type="spellEnd"/>
+      <w:r>
+        <w:rPr>
+          <w:rStyle w:val="Strong"/>
+          <w:rFonts w:ascii="Times New Roman" w:hAnsi="Times New Roman" w:cs="Times New Roman"/>
+        </w:rPr>
+        <w:t>, kontekstual, tematik, efektif, kolaboratif, dan berpusat pada mahasiswa</w:t>
+      </w:r>
+      <w:r>
+        <w:rPr>
+          <w:rFonts w:ascii="Times New Roman" w:hAnsi="Times New Roman" w:cs="Times New Roman"/>
+        </w:rPr>
+        <w:t>. Karakteristik tersebut diimplementasikan melalui pemilihan metode pembelajaran aktif seperti diskusi kelompok, studi kasus, praktik simulasi, tugas proyek, serta penilaian berkelanjutan yang berorientasi pada capaian pembelajaran (OBE).</w:t>
+      </w:r>
     </w:p>
     <w:p>
       <w:pPr>
@@ -17619,15 +16634,7 @@
                 <w:rFonts w:ascii="Times New Roman" w:hAnsi="Times New Roman" w:cs="Times New Roman"/>
                 <w:lang w:val="en-US"/>
               </w:rPr>
-              <w:t>{detail[0</w:t>
-            </w:r>
-            <w:proofErr w:type="gramStart"/>
-            <w:r>
-              <w:rPr>
-                <w:rFonts w:ascii="Times New Roman" w:hAnsi="Times New Roman" w:cs="Times New Roman"/>
-                <w:lang w:val="en-US"/>
-              </w:rPr>
-              <w:t>].</w:t>
+              <w:t>{detail[0].</w:t>
             </w:r>
             <w:proofErr w:type="spellStart"/>
             <w:r>
@@ -17638,7 +16645,6 @@
               <w:t>minggu</w:t>
             </w:r>
             <w:proofErr w:type="spellEnd"/>
-            <w:proofErr w:type="gramEnd"/>
             <w:r>
               <w:rPr>
                 <w:rFonts w:ascii="Times New Roman" w:hAnsi="Times New Roman" w:cs="Times New Roman"/>
@@ -17664,15 +16670,7 @@
                 <w:rFonts w:ascii="Times New Roman" w:hAnsi="Times New Roman" w:cs="Times New Roman"/>
                 <w:lang w:val="en-US"/>
               </w:rPr>
-              <w:t>{detail[0</w:t>
-            </w:r>
-            <w:proofErr w:type="gramStart"/>
-            <w:r>
-              <w:rPr>
-                <w:rFonts w:ascii="Times New Roman" w:hAnsi="Times New Roman" w:cs="Times New Roman"/>
-                <w:lang w:val="en-US"/>
-              </w:rPr>
-              <w:t>].</w:t>
+              <w:t>{detail[0].</w:t>
             </w:r>
             <w:proofErr w:type="spellStart"/>
             <w:r>
@@ -17683,7 +16681,6 @@
               <w:t>deskripsi</w:t>
             </w:r>
             <w:proofErr w:type="spellEnd"/>
-            <w:proofErr w:type="gramEnd"/>
             <w:r>
               <w:rPr>
                 <w:rFonts w:ascii="Times New Roman" w:hAnsi="Times New Roman" w:cs="Times New Roman"/>
@@ -17713,15 +16710,7 @@
                 <w:rFonts w:ascii="Times New Roman" w:hAnsi="Times New Roman" w:cs="Times New Roman"/>
                 <w:lang w:val="en-US"/>
               </w:rPr>
-              <w:t>{detail[0</w:t>
-            </w:r>
-            <w:proofErr w:type="gramStart"/>
-            <w:r>
-              <w:rPr>
-                <w:rFonts w:ascii="Times New Roman" w:hAnsi="Times New Roman" w:cs="Times New Roman"/>
-                <w:lang w:val="en-US"/>
-              </w:rPr>
-              <w:t>].</w:t>
+              <w:t>{detail[0].</w:t>
             </w:r>
             <w:proofErr w:type="spellStart"/>
             <w:r>
@@ -17732,7 +16721,6 @@
               <w:t>indikator</w:t>
             </w:r>
             <w:proofErr w:type="spellEnd"/>
-            <w:proofErr w:type="gramEnd"/>
             <w:r>
               <w:rPr>
                 <w:rFonts w:ascii="Times New Roman" w:hAnsi="Times New Roman" w:cs="Times New Roman"/>
@@ -17758,15 +16746,7 @@
                 <w:rFonts w:ascii="Times New Roman" w:hAnsi="Times New Roman" w:cs="Times New Roman"/>
                 <w:lang w:val="en-US"/>
               </w:rPr>
-              <w:t>{detail[0</w:t>
-            </w:r>
-            <w:proofErr w:type="gramStart"/>
-            <w:r>
-              <w:rPr>
-                <w:rFonts w:ascii="Times New Roman" w:hAnsi="Times New Roman" w:cs="Times New Roman"/>
-                <w:lang w:val="en-US"/>
-              </w:rPr>
-              <w:t>].</w:t>
+              <w:t>{detail[0].</w:t>
             </w:r>
             <w:proofErr w:type="spellStart"/>
             <w:r>
@@ -17777,7 +16757,6 @@
               <w:t>kriteria</w:t>
             </w:r>
             <w:proofErr w:type="spellEnd"/>
-            <w:proofErr w:type="gramEnd"/>
             <w:r>
               <w:rPr>
                 <w:rFonts w:ascii="Times New Roman" w:hAnsi="Times New Roman" w:cs="Times New Roman"/>
@@ -17804,31 +16783,15 @@
                 <w:rFonts w:ascii="Times New Roman" w:hAnsi="Times New Roman" w:cs="Times New Roman"/>
                 <w:lang w:val="en-US"/>
               </w:rPr>
-              <w:t>{detail[0</w:t>
-            </w:r>
-            <w:proofErr w:type="gramStart"/>
-            <w:r>
-              <w:rPr>
-                <w:rFonts w:ascii="Times New Roman" w:hAnsi="Times New Roman" w:cs="Times New Roman"/>
-                <w:lang w:val="en-US"/>
-              </w:rPr>
-              <w:t>].</w:t>
-            </w:r>
-            <w:proofErr w:type="spellStart"/>
-            <w:r>
-              <w:rPr>
-                <w:rFonts w:ascii="Times New Roman" w:hAnsi="Times New Roman" w:cs="Times New Roman"/>
-                <w:lang w:val="en-US"/>
-              </w:rPr>
-              <w:t>tatap</w:t>
-            </w:r>
-            <w:proofErr w:type="gramEnd"/>
-            <w:r>
-              <w:rPr>
-                <w:rFonts w:ascii="Times New Roman" w:hAnsi="Times New Roman" w:cs="Times New Roman"/>
-                <w:lang w:val="en-US"/>
-              </w:rPr>
-              <w:t>_muka</w:t>
+              <w:t>{detail[0].</w:t>
+            </w:r>
+            <w:proofErr w:type="spellStart"/>
+            <w:r>
+              <w:rPr>
+                <w:rFonts w:ascii="Times New Roman" w:hAnsi="Times New Roman" w:cs="Times New Roman"/>
+                <w:lang w:val="en-US"/>
+              </w:rPr>
+              <w:t>tatap_muka</w:t>
             </w:r>
             <w:proofErr w:type="spellEnd"/>
             <w:r>
@@ -17859,23 +16822,7 @@
                 <w:rFonts w:ascii="Times New Roman" w:hAnsi="Times New Roman" w:cs="Times New Roman"/>
                 <w:lang w:val="en-US"/>
               </w:rPr>
-              <w:t>{detail[0</w:t>
-            </w:r>
-            <w:proofErr w:type="gramStart"/>
-            <w:r>
-              <w:rPr>
-                <w:rFonts w:ascii="Times New Roman" w:hAnsi="Times New Roman" w:cs="Times New Roman"/>
-                <w:lang w:val="en-US"/>
-              </w:rPr>
-              <w:t>].daring</w:t>
-            </w:r>
-            <w:proofErr w:type="gramEnd"/>
-            <w:r>
-              <w:rPr>
-                <w:rFonts w:ascii="Times New Roman" w:hAnsi="Times New Roman" w:cs="Times New Roman"/>
-                <w:lang w:val="en-US"/>
-              </w:rPr>
-              <w:t>}</w:t>
+              <w:t>{detail[0].daring}</w:t>
             </w:r>
           </w:p>
         </w:tc>
@@ -17896,15 +16843,7 @@
                 <w:rFonts w:ascii="Times New Roman" w:hAnsi="Times New Roman" w:cs="Times New Roman"/>
                 <w:lang w:val="en-US"/>
               </w:rPr>
-              <w:t>{detail[0</w:t>
-            </w:r>
-            <w:proofErr w:type="gramStart"/>
-            <w:r>
-              <w:rPr>
-                <w:rFonts w:ascii="Times New Roman" w:hAnsi="Times New Roman" w:cs="Times New Roman"/>
-                <w:lang w:val="en-US"/>
-              </w:rPr>
-              <w:t>].</w:t>
+              <w:t>{detail[0].</w:t>
             </w:r>
             <w:proofErr w:type="spellStart"/>
             <w:r>
@@ -17915,7 +16854,6 @@
               <w:t>materi</w:t>
             </w:r>
             <w:proofErr w:type="spellEnd"/>
-            <w:proofErr w:type="gramEnd"/>
             <w:r>
               <w:rPr>
                 <w:rFonts w:ascii="Times New Roman" w:hAnsi="Times New Roman" w:cs="Times New Roman"/>
@@ -17942,23 +16880,7 @@
                 <w:rFonts w:ascii="Times New Roman" w:hAnsi="Times New Roman" w:cs="Times New Roman"/>
                 <w:lang w:val="en-US"/>
               </w:rPr>
-              <w:t>{</w:t>
-            </w:r>
-            <w:proofErr w:type="gramStart"/>
-            <w:r>
-              <w:rPr>
-                <w:rFonts w:ascii="Times New Roman" w:hAnsi="Times New Roman" w:cs="Times New Roman"/>
-                <w:lang w:val="en-US"/>
-              </w:rPr>
-              <w:t>detail[</w:t>
-            </w:r>
-            <w:proofErr w:type="gramEnd"/>
-            <w:r>
-              <w:rPr>
-                <w:rFonts w:ascii="Times New Roman" w:hAnsi="Times New Roman" w:cs="Times New Roman"/>
-                <w:lang w:val="en-US"/>
-              </w:rPr>
-              <w:t>0].</w:t>
+              <w:t>{detail[0].</w:t>
             </w:r>
             <w:proofErr w:type="spellStart"/>
             <w:r>
@@ -18002,15 +16924,7 @@
                 <w:rFonts w:ascii="Times New Roman" w:hAnsi="Times New Roman" w:cs="Times New Roman"/>
                 <w:lang w:val="en-US"/>
               </w:rPr>
-              <w:t>{detail[1</w:t>
-            </w:r>
-            <w:proofErr w:type="gramStart"/>
-            <w:r>
-              <w:rPr>
-                <w:rFonts w:ascii="Times New Roman" w:hAnsi="Times New Roman" w:cs="Times New Roman"/>
-                <w:lang w:val="en-US"/>
-              </w:rPr>
-              <w:t>].</w:t>
+              <w:t>{detail[1].</w:t>
             </w:r>
             <w:proofErr w:type="spellStart"/>
             <w:r>
@@ -18021,7 +16935,6 @@
               <w:t>minggu</w:t>
             </w:r>
             <w:proofErr w:type="spellEnd"/>
-            <w:proofErr w:type="gramEnd"/>
             <w:r>
               <w:rPr>
                 <w:rFonts w:ascii="Times New Roman" w:hAnsi="Times New Roman" w:cs="Times New Roman"/>
@@ -18047,15 +16960,7 @@
                 <w:rFonts w:ascii="Times New Roman" w:hAnsi="Times New Roman" w:cs="Times New Roman"/>
                 <w:lang w:val="en-US"/>
               </w:rPr>
-              <w:t>{detail[1</w:t>
-            </w:r>
-            <w:proofErr w:type="gramStart"/>
-            <w:r>
-              <w:rPr>
-                <w:rFonts w:ascii="Times New Roman" w:hAnsi="Times New Roman" w:cs="Times New Roman"/>
-                <w:lang w:val="en-US"/>
-              </w:rPr>
-              <w:t>].</w:t>
+              <w:t>{detail[1].</w:t>
             </w:r>
             <w:proofErr w:type="spellStart"/>
             <w:r>
@@ -18066,7 +16971,6 @@
               <w:t>deskripsi</w:t>
             </w:r>
             <w:proofErr w:type="spellEnd"/>
-            <w:proofErr w:type="gramEnd"/>
             <w:r>
               <w:rPr>
                 <w:rFonts w:ascii="Times New Roman" w:hAnsi="Times New Roman" w:cs="Times New Roman"/>
@@ -18096,15 +17000,7 @@
                 <w:rFonts w:ascii="Times New Roman" w:hAnsi="Times New Roman" w:cs="Times New Roman"/>
                 <w:lang w:val="en-US"/>
               </w:rPr>
-              <w:t>{detail[1</w:t>
-            </w:r>
-            <w:proofErr w:type="gramStart"/>
-            <w:r>
-              <w:rPr>
-                <w:rFonts w:ascii="Times New Roman" w:hAnsi="Times New Roman" w:cs="Times New Roman"/>
-                <w:lang w:val="en-US"/>
-              </w:rPr>
-              <w:t>].</w:t>
+              <w:t>{detail[1].</w:t>
             </w:r>
             <w:proofErr w:type="spellStart"/>
             <w:r>
@@ -18115,7 +17011,6 @@
               <w:t>indikator</w:t>
             </w:r>
             <w:proofErr w:type="spellEnd"/>
-            <w:proofErr w:type="gramEnd"/>
             <w:r>
               <w:rPr>
                 <w:rFonts w:ascii="Times New Roman" w:hAnsi="Times New Roman" w:cs="Times New Roman"/>
@@ -18141,15 +17036,7 @@
                 <w:rFonts w:ascii="Times New Roman" w:hAnsi="Times New Roman" w:cs="Times New Roman"/>
                 <w:lang w:val="en-US"/>
               </w:rPr>
-              <w:t>{detail[1</w:t>
-            </w:r>
-            <w:proofErr w:type="gramStart"/>
-            <w:r>
-              <w:rPr>
-                <w:rFonts w:ascii="Times New Roman" w:hAnsi="Times New Roman" w:cs="Times New Roman"/>
-                <w:lang w:val="en-US"/>
-              </w:rPr>
-              <w:t>].</w:t>
+              <w:t>{detail[1].</w:t>
             </w:r>
             <w:proofErr w:type="spellStart"/>
             <w:r>
@@ -18160,7 +17047,6 @@
               <w:t>kriteria</w:t>
             </w:r>
             <w:proofErr w:type="spellEnd"/>
-            <w:proofErr w:type="gramEnd"/>
             <w:r>
               <w:rPr>
                 <w:rFonts w:ascii="Times New Roman" w:hAnsi="Times New Roman" w:cs="Times New Roman"/>
@@ -18187,31 +17073,15 @@
                 <w:rFonts w:ascii="Times New Roman" w:hAnsi="Times New Roman" w:cs="Times New Roman"/>
                 <w:lang w:val="en-US"/>
               </w:rPr>
-              <w:t>{detail[1</w:t>
-            </w:r>
-            <w:proofErr w:type="gramStart"/>
-            <w:r>
-              <w:rPr>
-                <w:rFonts w:ascii="Times New Roman" w:hAnsi="Times New Roman" w:cs="Times New Roman"/>
-                <w:lang w:val="en-US"/>
-              </w:rPr>
-              <w:t>].</w:t>
-            </w:r>
-            <w:proofErr w:type="spellStart"/>
-            <w:r>
-              <w:rPr>
-                <w:rFonts w:ascii="Times New Roman" w:hAnsi="Times New Roman" w:cs="Times New Roman"/>
-                <w:lang w:val="en-US"/>
-              </w:rPr>
-              <w:t>tatap</w:t>
-            </w:r>
-            <w:proofErr w:type="gramEnd"/>
-            <w:r>
-              <w:rPr>
-                <w:rFonts w:ascii="Times New Roman" w:hAnsi="Times New Roman" w:cs="Times New Roman"/>
-                <w:lang w:val="en-US"/>
-              </w:rPr>
-              <w:t>_muka</w:t>
+              <w:t>{detail[1].</w:t>
+            </w:r>
+            <w:proofErr w:type="spellStart"/>
+            <w:r>
+              <w:rPr>
+                <w:rFonts w:ascii="Times New Roman" w:hAnsi="Times New Roman" w:cs="Times New Roman"/>
+                <w:lang w:val="en-US"/>
+              </w:rPr>
+              <w:t>tatap_muka</w:t>
             </w:r>
             <w:proofErr w:type="spellEnd"/>
             <w:r>
@@ -18242,23 +17112,7 @@
                 <w:rFonts w:ascii="Times New Roman" w:hAnsi="Times New Roman" w:cs="Times New Roman"/>
                 <w:lang w:val="en-US"/>
               </w:rPr>
-              <w:t>{detail[1</w:t>
-            </w:r>
-            <w:proofErr w:type="gramStart"/>
-            <w:r>
-              <w:rPr>
-                <w:rFonts w:ascii="Times New Roman" w:hAnsi="Times New Roman" w:cs="Times New Roman"/>
-                <w:lang w:val="en-US"/>
-              </w:rPr>
-              <w:t>].daring</w:t>
-            </w:r>
-            <w:proofErr w:type="gramEnd"/>
-            <w:r>
-              <w:rPr>
-                <w:rFonts w:ascii="Times New Roman" w:hAnsi="Times New Roman" w:cs="Times New Roman"/>
-                <w:lang w:val="en-US"/>
-              </w:rPr>
-              <w:t>}</w:t>
+              <w:t>{detail[1].daring}</w:t>
             </w:r>
           </w:p>
         </w:tc>
@@ -18279,15 +17133,7 @@
                 <w:rFonts w:ascii="Times New Roman" w:hAnsi="Times New Roman" w:cs="Times New Roman"/>
                 <w:lang w:val="en-US"/>
               </w:rPr>
-              <w:t>{detail[1</w:t>
-            </w:r>
-            <w:proofErr w:type="gramStart"/>
-            <w:r>
-              <w:rPr>
-                <w:rFonts w:ascii="Times New Roman" w:hAnsi="Times New Roman" w:cs="Times New Roman"/>
-                <w:lang w:val="en-US"/>
-              </w:rPr>
-              <w:t>].</w:t>
+              <w:t>{detail[1].</w:t>
             </w:r>
             <w:proofErr w:type="spellStart"/>
             <w:r>
@@ -18298,7 +17144,6 @@
               <w:t>materi</w:t>
             </w:r>
             <w:proofErr w:type="spellEnd"/>
-            <w:proofErr w:type="gramEnd"/>
             <w:r>
               <w:rPr>
                 <w:rFonts w:ascii="Times New Roman" w:hAnsi="Times New Roman" w:cs="Times New Roman"/>
@@ -18325,23 +17170,7 @@
                 <w:rFonts w:ascii="Times New Roman" w:hAnsi="Times New Roman" w:cs="Times New Roman"/>
                 <w:lang w:val="en-US"/>
               </w:rPr>
-              <w:t>{</w:t>
-            </w:r>
-            <w:proofErr w:type="gramStart"/>
-            <w:r>
-              <w:rPr>
-                <w:rFonts w:ascii="Times New Roman" w:hAnsi="Times New Roman" w:cs="Times New Roman"/>
-                <w:lang w:val="en-US"/>
-              </w:rPr>
-              <w:t>detail[</w:t>
-            </w:r>
-            <w:proofErr w:type="gramEnd"/>
-            <w:r>
-              <w:rPr>
-                <w:rFonts w:ascii="Times New Roman" w:hAnsi="Times New Roman" w:cs="Times New Roman"/>
-                <w:lang w:val="en-US"/>
-              </w:rPr>
-              <w:t>1].</w:t>
+              <w:t>{detail[1].</w:t>
             </w:r>
             <w:proofErr w:type="spellStart"/>
             <w:r>
@@ -18385,15 +17214,7 @@
                 <w:rFonts w:ascii="Times New Roman" w:hAnsi="Times New Roman" w:cs="Times New Roman"/>
                 <w:lang w:val="en-US"/>
               </w:rPr>
-              <w:t>{detail[2</w:t>
-            </w:r>
-            <w:proofErr w:type="gramStart"/>
-            <w:r>
-              <w:rPr>
-                <w:rFonts w:ascii="Times New Roman" w:hAnsi="Times New Roman" w:cs="Times New Roman"/>
-                <w:lang w:val="en-US"/>
-              </w:rPr>
-              <w:t>].</w:t>
+              <w:t>{detail[2].</w:t>
             </w:r>
             <w:proofErr w:type="spellStart"/>
             <w:r>
@@ -18404,7 +17225,6 @@
               <w:t>minggu</w:t>
             </w:r>
             <w:proofErr w:type="spellEnd"/>
-            <w:proofErr w:type="gramEnd"/>
             <w:r>
               <w:rPr>
                 <w:rFonts w:ascii="Times New Roman" w:hAnsi="Times New Roman" w:cs="Times New Roman"/>
@@ -18431,15 +17251,7 @@
                 <w:rFonts w:ascii="Times New Roman" w:hAnsi="Times New Roman" w:cs="Times New Roman"/>
                 <w:lang w:val="en-US"/>
               </w:rPr>
-              <w:t>{detail[2</w:t>
-            </w:r>
-            <w:proofErr w:type="gramStart"/>
-            <w:r>
-              <w:rPr>
-                <w:rFonts w:ascii="Times New Roman" w:hAnsi="Times New Roman" w:cs="Times New Roman"/>
-                <w:lang w:val="en-US"/>
-              </w:rPr>
-              <w:t>].</w:t>
+              <w:t>{detail[2].</w:t>
             </w:r>
             <w:proofErr w:type="spellStart"/>
             <w:r>
@@ -18450,7 +17262,6 @@
               <w:t>deskripsi</w:t>
             </w:r>
             <w:proofErr w:type="spellEnd"/>
-            <w:proofErr w:type="gramEnd"/>
             <w:r>
               <w:rPr>
                 <w:rFonts w:ascii="Times New Roman" w:hAnsi="Times New Roman" w:cs="Times New Roman"/>
@@ -18481,15 +17292,7 @@
                 <w:rFonts w:ascii="Times New Roman" w:hAnsi="Times New Roman" w:cs="Times New Roman"/>
                 <w:lang w:val="en-US"/>
               </w:rPr>
-              <w:t>{detail[2</w:t>
-            </w:r>
-            <w:proofErr w:type="gramStart"/>
-            <w:r>
-              <w:rPr>
-                <w:rFonts w:ascii="Times New Roman" w:hAnsi="Times New Roman" w:cs="Times New Roman"/>
-                <w:lang w:val="en-US"/>
-              </w:rPr>
-              <w:t>].</w:t>
+              <w:t>{detail[2].</w:t>
             </w:r>
             <w:proofErr w:type="spellStart"/>
             <w:r>
@@ -18500,7 +17303,6 @@
               <w:t>indikator</w:t>
             </w:r>
             <w:proofErr w:type="spellEnd"/>
-            <w:proofErr w:type="gramEnd"/>
             <w:r>
               <w:rPr>
                 <w:rFonts w:ascii="Times New Roman" w:hAnsi="Times New Roman" w:cs="Times New Roman"/>
@@ -18527,15 +17329,7 @@
                 <w:rFonts w:ascii="Times New Roman" w:hAnsi="Times New Roman" w:cs="Times New Roman"/>
                 <w:lang w:val="en-US"/>
               </w:rPr>
-              <w:t>{detail[2</w:t>
-            </w:r>
-            <w:proofErr w:type="gramStart"/>
-            <w:r>
-              <w:rPr>
-                <w:rFonts w:ascii="Times New Roman" w:hAnsi="Times New Roman" w:cs="Times New Roman"/>
-                <w:lang w:val="en-US"/>
-              </w:rPr>
-              <w:t>].</w:t>
+              <w:t>{detail[2].</w:t>
             </w:r>
             <w:proofErr w:type="spellStart"/>
             <w:r>
@@ -18546,7 +17340,6 @@
               <w:t>kriteria</w:t>
             </w:r>
             <w:proofErr w:type="spellEnd"/>
-            <w:proofErr w:type="gramEnd"/>
             <w:r>
               <w:rPr>
                 <w:rFonts w:ascii="Times New Roman" w:hAnsi="Times New Roman" w:cs="Times New Roman"/>
@@ -18574,31 +17367,15 @@
                 <w:rFonts w:ascii="Times New Roman" w:hAnsi="Times New Roman" w:cs="Times New Roman"/>
                 <w:lang w:val="en-US"/>
               </w:rPr>
-              <w:t>{detail[2</w:t>
-            </w:r>
-            <w:proofErr w:type="gramStart"/>
-            <w:r>
-              <w:rPr>
-                <w:rFonts w:ascii="Times New Roman" w:hAnsi="Times New Roman" w:cs="Times New Roman"/>
-                <w:lang w:val="en-US"/>
-              </w:rPr>
-              <w:t>].</w:t>
-            </w:r>
-            <w:proofErr w:type="spellStart"/>
-            <w:r>
-              <w:rPr>
-                <w:rFonts w:ascii="Times New Roman" w:hAnsi="Times New Roman" w:cs="Times New Roman"/>
-                <w:lang w:val="en-US"/>
-              </w:rPr>
-              <w:t>tatap</w:t>
-            </w:r>
-            <w:proofErr w:type="gramEnd"/>
-            <w:r>
-              <w:rPr>
-                <w:rFonts w:ascii="Times New Roman" w:hAnsi="Times New Roman" w:cs="Times New Roman"/>
-                <w:lang w:val="en-US"/>
-              </w:rPr>
-              <w:t>_muka</w:t>
+              <w:t>{detail[2].</w:t>
+            </w:r>
+            <w:proofErr w:type="spellStart"/>
+            <w:r>
+              <w:rPr>
+                <w:rFonts w:ascii="Times New Roman" w:hAnsi="Times New Roman" w:cs="Times New Roman"/>
+                <w:lang w:val="en-US"/>
+              </w:rPr>
+              <w:t>tatap_muka</w:t>
             </w:r>
             <w:proofErr w:type="spellEnd"/>
             <w:r>
@@ -18628,23 +17405,7 @@
                 <w:rFonts w:ascii="Times New Roman" w:hAnsi="Times New Roman" w:cs="Times New Roman"/>
                 <w:lang w:val="en-US"/>
               </w:rPr>
-              <w:t>{detail[2</w:t>
-            </w:r>
-            <w:proofErr w:type="gramStart"/>
-            <w:r>
-              <w:rPr>
-                <w:rFonts w:ascii="Times New Roman" w:hAnsi="Times New Roman" w:cs="Times New Roman"/>
-                <w:lang w:val="en-US"/>
-              </w:rPr>
-              <w:t>].daring</w:t>
-            </w:r>
-            <w:proofErr w:type="gramEnd"/>
-            <w:r>
-              <w:rPr>
-                <w:rFonts w:ascii="Times New Roman" w:hAnsi="Times New Roman" w:cs="Times New Roman"/>
-                <w:lang w:val="en-US"/>
-              </w:rPr>
-              <w:t>}</w:t>
+              <w:t>{detail[2].daring}</w:t>
             </w:r>
           </w:p>
         </w:tc>
@@ -18664,15 +17425,7 @@
                 <w:rFonts w:ascii="Times New Roman" w:hAnsi="Times New Roman" w:cs="Times New Roman"/>
                 <w:lang w:val="en-US"/>
               </w:rPr>
-              <w:t>{detail[2</w:t>
-            </w:r>
-            <w:proofErr w:type="gramStart"/>
-            <w:r>
-              <w:rPr>
-                <w:rFonts w:ascii="Times New Roman" w:hAnsi="Times New Roman" w:cs="Times New Roman"/>
-                <w:lang w:val="en-US"/>
-              </w:rPr>
-              <w:t>].</w:t>
+              <w:t>{detail[2].</w:t>
             </w:r>
             <w:proofErr w:type="spellStart"/>
             <w:r>
@@ -18683,7 +17436,6 @@
               <w:t>materi</w:t>
             </w:r>
             <w:proofErr w:type="spellEnd"/>
-            <w:proofErr w:type="gramEnd"/>
             <w:r>
               <w:rPr>
                 <w:rFonts w:ascii="Times New Roman" w:hAnsi="Times New Roman" w:cs="Times New Roman"/>
@@ -18710,15 +17462,7 @@
                 <w:rFonts w:ascii="Times New Roman" w:hAnsi="Times New Roman" w:cs="Times New Roman"/>
                 <w:lang w:val="en-US"/>
               </w:rPr>
-              <w:t>{detail[2</w:t>
-            </w:r>
-            <w:proofErr w:type="gramStart"/>
-            <w:r>
-              <w:rPr>
-                <w:rFonts w:ascii="Times New Roman" w:hAnsi="Times New Roman" w:cs="Times New Roman"/>
-                <w:lang w:val="en-US"/>
-              </w:rPr>
-              <w:t>].</w:t>
+              <w:t>{detail[2].</w:t>
             </w:r>
             <w:proofErr w:type="spellStart"/>
             <w:r>
@@ -18729,7 +17473,6 @@
               <w:t>bobot</w:t>
             </w:r>
             <w:proofErr w:type="spellEnd"/>
-            <w:proofErr w:type="gramEnd"/>
             <w:r>
               <w:rPr>
                 <w:rFonts w:ascii="Times New Roman" w:hAnsi="Times New Roman" w:cs="Times New Roman"/>
@@ -18763,15 +17506,7 @@
                 <w:rFonts w:ascii="Times New Roman" w:hAnsi="Times New Roman" w:cs="Times New Roman"/>
                 <w:lang w:val="en-US"/>
               </w:rPr>
-              <w:t>{detail[3</w:t>
-            </w:r>
-            <w:proofErr w:type="gramStart"/>
-            <w:r>
-              <w:rPr>
-                <w:rFonts w:ascii="Times New Roman" w:hAnsi="Times New Roman" w:cs="Times New Roman"/>
-                <w:lang w:val="en-US"/>
-              </w:rPr>
-              <w:t>].</w:t>
+              <w:t>{detail[3].</w:t>
             </w:r>
             <w:proofErr w:type="spellStart"/>
             <w:r>
@@ -18782,7 +17517,6 @@
               <w:t>minggu</w:t>
             </w:r>
             <w:proofErr w:type="spellEnd"/>
-            <w:proofErr w:type="gramEnd"/>
             <w:r>
               <w:rPr>
                 <w:rFonts w:ascii="Times New Roman" w:hAnsi="Times New Roman" w:cs="Times New Roman"/>
@@ -18809,15 +17543,7 @@
                 <w:rFonts w:ascii="Times New Roman" w:hAnsi="Times New Roman" w:cs="Times New Roman"/>
                 <w:lang w:val="en-US"/>
               </w:rPr>
-              <w:t>{detail[3</w:t>
-            </w:r>
-            <w:proofErr w:type="gramStart"/>
-            <w:r>
-              <w:rPr>
-                <w:rFonts w:ascii="Times New Roman" w:hAnsi="Times New Roman" w:cs="Times New Roman"/>
-                <w:lang w:val="en-US"/>
-              </w:rPr>
-              <w:t>].</w:t>
+              <w:t>{detail[3].</w:t>
             </w:r>
             <w:proofErr w:type="spellStart"/>
             <w:r>
@@ -18828,7 +17554,6 @@
               <w:t>deskripsi</w:t>
             </w:r>
             <w:proofErr w:type="spellEnd"/>
-            <w:proofErr w:type="gramEnd"/>
             <w:r>
               <w:rPr>
                 <w:rFonts w:ascii="Times New Roman" w:hAnsi="Times New Roman" w:cs="Times New Roman"/>
@@ -18859,15 +17584,7 @@
                 <w:rFonts w:ascii="Times New Roman" w:hAnsi="Times New Roman" w:cs="Times New Roman"/>
                 <w:lang w:val="en-US"/>
               </w:rPr>
-              <w:t>{detail[3</w:t>
-            </w:r>
-            <w:proofErr w:type="gramStart"/>
-            <w:r>
-              <w:rPr>
-                <w:rFonts w:ascii="Times New Roman" w:hAnsi="Times New Roman" w:cs="Times New Roman"/>
-                <w:lang w:val="en-US"/>
-              </w:rPr>
-              <w:t>].</w:t>
+              <w:t>{detail[3].</w:t>
             </w:r>
             <w:proofErr w:type="spellStart"/>
             <w:r>
@@ -18878,7 +17595,6 @@
               <w:t>indikator</w:t>
             </w:r>
             <w:proofErr w:type="spellEnd"/>
-            <w:proofErr w:type="gramEnd"/>
             <w:r>
               <w:rPr>
                 <w:rFonts w:ascii="Times New Roman" w:hAnsi="Times New Roman" w:cs="Times New Roman"/>
@@ -18905,15 +17621,7 @@
                 <w:rFonts w:ascii="Times New Roman" w:hAnsi="Times New Roman" w:cs="Times New Roman"/>
                 <w:lang w:val="en-US"/>
               </w:rPr>
-              <w:t>{detail[3</w:t>
-            </w:r>
-            <w:proofErr w:type="gramStart"/>
-            <w:r>
-              <w:rPr>
-                <w:rFonts w:ascii="Times New Roman" w:hAnsi="Times New Roman" w:cs="Times New Roman"/>
-                <w:lang w:val="en-US"/>
-              </w:rPr>
-              <w:t>].</w:t>
+              <w:t>{detail[3].</w:t>
             </w:r>
             <w:proofErr w:type="spellStart"/>
             <w:r>
@@ -18924,7 +17632,6 @@
               <w:t>kriteria</w:t>
             </w:r>
             <w:proofErr w:type="spellEnd"/>
-            <w:proofErr w:type="gramEnd"/>
             <w:r>
               <w:rPr>
                 <w:rFonts w:ascii="Times New Roman" w:hAnsi="Times New Roman" w:cs="Times New Roman"/>
@@ -18952,31 +17659,15 @@
                 <w:rFonts w:ascii="Times New Roman" w:hAnsi="Times New Roman" w:cs="Times New Roman"/>
                 <w:lang w:val="en-US"/>
               </w:rPr>
-              <w:t>{detail[3</w:t>
-            </w:r>
-            <w:proofErr w:type="gramStart"/>
-            <w:r>
-              <w:rPr>
-                <w:rFonts w:ascii="Times New Roman" w:hAnsi="Times New Roman" w:cs="Times New Roman"/>
-                <w:lang w:val="en-US"/>
-              </w:rPr>
-              <w:t>].</w:t>
-            </w:r>
-            <w:proofErr w:type="spellStart"/>
-            <w:r>
-              <w:rPr>
-                <w:rFonts w:ascii="Times New Roman" w:hAnsi="Times New Roman" w:cs="Times New Roman"/>
-                <w:lang w:val="en-US"/>
-              </w:rPr>
-              <w:t>tatap</w:t>
-            </w:r>
-            <w:proofErr w:type="gramEnd"/>
-            <w:r>
-              <w:rPr>
-                <w:rFonts w:ascii="Times New Roman" w:hAnsi="Times New Roman" w:cs="Times New Roman"/>
-                <w:lang w:val="en-US"/>
-              </w:rPr>
-              <w:t>_muka</w:t>
+              <w:t>{detail[3].</w:t>
+            </w:r>
+            <w:proofErr w:type="spellStart"/>
+            <w:r>
+              <w:rPr>
+                <w:rFonts w:ascii="Times New Roman" w:hAnsi="Times New Roman" w:cs="Times New Roman"/>
+                <w:lang w:val="en-US"/>
+              </w:rPr>
+              <w:t>tatap_muka</w:t>
             </w:r>
             <w:proofErr w:type="spellEnd"/>
             <w:r>
@@ -19006,23 +17697,7 @@
                 <w:rFonts w:ascii="Times New Roman" w:hAnsi="Times New Roman" w:cs="Times New Roman"/>
                 <w:lang w:val="en-US"/>
               </w:rPr>
-              <w:t>{detail[3</w:t>
-            </w:r>
-            <w:proofErr w:type="gramStart"/>
-            <w:r>
-              <w:rPr>
-                <w:rFonts w:ascii="Times New Roman" w:hAnsi="Times New Roman" w:cs="Times New Roman"/>
-                <w:lang w:val="en-US"/>
-              </w:rPr>
-              <w:t>].daring</w:t>
-            </w:r>
-            <w:proofErr w:type="gramEnd"/>
-            <w:r>
-              <w:rPr>
-                <w:rFonts w:ascii="Times New Roman" w:hAnsi="Times New Roman" w:cs="Times New Roman"/>
-                <w:lang w:val="en-US"/>
-              </w:rPr>
-              <w:t>}</w:t>
+              <w:t>{detail[3].daring}</w:t>
             </w:r>
           </w:p>
         </w:tc>
@@ -19042,15 +17717,7 @@
                 <w:rFonts w:ascii="Times New Roman" w:hAnsi="Times New Roman" w:cs="Times New Roman"/>
                 <w:lang w:val="en-US"/>
               </w:rPr>
-              <w:t>{detail[3</w:t>
-            </w:r>
-            <w:proofErr w:type="gramStart"/>
-            <w:r>
-              <w:rPr>
-                <w:rFonts w:ascii="Times New Roman" w:hAnsi="Times New Roman" w:cs="Times New Roman"/>
-                <w:lang w:val="en-US"/>
-              </w:rPr>
-              <w:t>].</w:t>
+              <w:t>{detail[3].</w:t>
             </w:r>
             <w:proofErr w:type="spellStart"/>
             <w:r>
@@ -19061,7 +17728,6 @@
               <w:t>materi</w:t>
             </w:r>
             <w:proofErr w:type="spellEnd"/>
-            <w:proofErr w:type="gramEnd"/>
             <w:r>
               <w:rPr>
                 <w:rFonts w:ascii="Times New Roman" w:hAnsi="Times New Roman" w:cs="Times New Roman"/>
@@ -19088,15 +17754,7 @@
                 <w:rFonts w:ascii="Times New Roman" w:hAnsi="Times New Roman" w:cs="Times New Roman"/>
                 <w:lang w:val="en-US"/>
               </w:rPr>
-              <w:t>{detail[3</w:t>
-            </w:r>
-            <w:proofErr w:type="gramStart"/>
-            <w:r>
-              <w:rPr>
-                <w:rFonts w:ascii="Times New Roman" w:hAnsi="Times New Roman" w:cs="Times New Roman"/>
-                <w:lang w:val="en-US"/>
-              </w:rPr>
-              <w:t>].</w:t>
+              <w:t>{detail[3].</w:t>
             </w:r>
             <w:proofErr w:type="spellStart"/>
             <w:r>
@@ -19107,7 +17765,6 @@
               <w:t>bobot</w:t>
             </w:r>
             <w:proofErr w:type="spellEnd"/>
-            <w:proofErr w:type="gramEnd"/>
             <w:r>
               <w:rPr>
                 <w:rFonts w:ascii="Times New Roman" w:hAnsi="Times New Roman" w:cs="Times New Roman"/>
@@ -19142,15 +17799,7 @@
                 <w:lang w:val="en-US"/>
               </w:rPr>
               <w:lastRenderedPageBreak/>
-              <w:t>{detail[4</w:t>
-            </w:r>
-            <w:proofErr w:type="gramStart"/>
-            <w:r>
-              <w:rPr>
-                <w:rFonts w:ascii="Times New Roman" w:hAnsi="Times New Roman" w:cs="Times New Roman"/>
-                <w:lang w:val="en-US"/>
-              </w:rPr>
-              <w:t>].</w:t>
+              <w:t>{detail[4].</w:t>
             </w:r>
             <w:proofErr w:type="spellStart"/>
             <w:r>
@@ -19161,7 +17810,6 @@
               <w:t>minggu</w:t>
             </w:r>
             <w:proofErr w:type="spellEnd"/>
-            <w:proofErr w:type="gramEnd"/>
             <w:r>
               <w:rPr>
                 <w:rFonts w:ascii="Times New Roman" w:hAnsi="Times New Roman" w:cs="Times New Roman"/>
@@ -19188,23 +17836,7 @@
                 <w:rFonts w:ascii="Times New Roman" w:hAnsi="Times New Roman" w:cs="Times New Roman"/>
                 <w:lang w:val="en-US"/>
               </w:rPr>
-              <w:t>{</w:t>
-            </w:r>
-            <w:proofErr w:type="gramStart"/>
-            <w:r>
-              <w:rPr>
-                <w:rFonts w:ascii="Times New Roman" w:hAnsi="Times New Roman" w:cs="Times New Roman"/>
-                <w:lang w:val="en-US"/>
-              </w:rPr>
-              <w:t>detail[</w:t>
-            </w:r>
-            <w:proofErr w:type="gramEnd"/>
-            <w:r>
-              <w:rPr>
-                <w:rFonts w:ascii="Times New Roman" w:hAnsi="Times New Roman" w:cs="Times New Roman"/>
-                <w:lang w:val="en-US"/>
-              </w:rPr>
-              <w:t>4].</w:t>
+              <w:t>{detail[4].</w:t>
             </w:r>
             <w:r>
               <w:rPr>
@@ -19251,15 +17883,7 @@
                 <w:rFonts w:ascii="Times New Roman" w:hAnsi="Times New Roman" w:cs="Times New Roman"/>
                 <w:lang w:val="en-US"/>
               </w:rPr>
-              <w:t>{detail[4</w:t>
-            </w:r>
-            <w:proofErr w:type="gramStart"/>
-            <w:r>
-              <w:rPr>
-                <w:rFonts w:ascii="Times New Roman" w:hAnsi="Times New Roman" w:cs="Times New Roman"/>
-                <w:lang w:val="en-US"/>
-              </w:rPr>
-              <w:t>].</w:t>
+              <w:t>{detail[4].</w:t>
             </w:r>
             <w:proofErr w:type="spellStart"/>
             <w:r>
@@ -19270,7 +17894,6 @@
               <w:t>indikator</w:t>
             </w:r>
             <w:proofErr w:type="spellEnd"/>
-            <w:proofErr w:type="gramEnd"/>
             <w:r>
               <w:rPr>
                 <w:rFonts w:ascii="Times New Roman" w:hAnsi="Times New Roman" w:cs="Times New Roman"/>
@@ -19297,15 +17920,7 @@
                 <w:rFonts w:ascii="Times New Roman" w:hAnsi="Times New Roman" w:cs="Times New Roman"/>
                 <w:lang w:val="en-US"/>
               </w:rPr>
-              <w:t>{detail[4</w:t>
-            </w:r>
-            <w:proofErr w:type="gramStart"/>
-            <w:r>
-              <w:rPr>
-                <w:rFonts w:ascii="Times New Roman" w:hAnsi="Times New Roman" w:cs="Times New Roman"/>
-                <w:lang w:val="en-US"/>
-              </w:rPr>
-              <w:t>].</w:t>
+              <w:t>{detail[4].</w:t>
             </w:r>
             <w:proofErr w:type="spellStart"/>
             <w:r>
@@ -19316,7 +17931,6 @@
               <w:t>kriteria</w:t>
             </w:r>
             <w:proofErr w:type="spellEnd"/>
-            <w:proofErr w:type="gramEnd"/>
             <w:r>
               <w:rPr>
                 <w:rFonts w:ascii="Times New Roman" w:hAnsi="Times New Roman" w:cs="Times New Roman"/>
@@ -19344,31 +17958,15 @@
                 <w:rFonts w:ascii="Times New Roman" w:hAnsi="Times New Roman" w:cs="Times New Roman"/>
                 <w:lang w:val="en-US"/>
               </w:rPr>
-              <w:t>{detail[4</w:t>
-            </w:r>
-            <w:proofErr w:type="gramStart"/>
-            <w:r>
-              <w:rPr>
-                <w:rFonts w:ascii="Times New Roman" w:hAnsi="Times New Roman" w:cs="Times New Roman"/>
-                <w:lang w:val="en-US"/>
-              </w:rPr>
-              <w:t>].</w:t>
-            </w:r>
-            <w:proofErr w:type="spellStart"/>
-            <w:r>
-              <w:rPr>
-                <w:rFonts w:ascii="Times New Roman" w:hAnsi="Times New Roman" w:cs="Times New Roman"/>
-                <w:lang w:val="en-US"/>
-              </w:rPr>
-              <w:t>tatap</w:t>
-            </w:r>
-            <w:proofErr w:type="gramEnd"/>
-            <w:r>
-              <w:rPr>
-                <w:rFonts w:ascii="Times New Roman" w:hAnsi="Times New Roman" w:cs="Times New Roman"/>
-                <w:lang w:val="en-US"/>
-              </w:rPr>
-              <w:t>_muka</w:t>
+              <w:t>{detail[4].</w:t>
+            </w:r>
+            <w:proofErr w:type="spellStart"/>
+            <w:r>
+              <w:rPr>
+                <w:rFonts w:ascii="Times New Roman" w:hAnsi="Times New Roman" w:cs="Times New Roman"/>
+                <w:lang w:val="en-US"/>
+              </w:rPr>
+              <w:t>tatap_muka</w:t>
             </w:r>
             <w:proofErr w:type="spellEnd"/>
             <w:r>
@@ -19398,23 +17996,7 @@
                 <w:rFonts w:ascii="Times New Roman" w:hAnsi="Times New Roman" w:cs="Times New Roman"/>
                 <w:lang w:val="en-US"/>
               </w:rPr>
-              <w:t>{</w:t>
-            </w:r>
-            <w:proofErr w:type="gramStart"/>
-            <w:r>
-              <w:rPr>
-                <w:rFonts w:ascii="Times New Roman" w:hAnsi="Times New Roman" w:cs="Times New Roman"/>
-                <w:lang w:val="en-US"/>
-              </w:rPr>
-              <w:t>detail[</w:t>
-            </w:r>
-            <w:proofErr w:type="gramEnd"/>
-            <w:r>
-              <w:rPr>
-                <w:rFonts w:ascii="Times New Roman" w:hAnsi="Times New Roman" w:cs="Times New Roman"/>
-                <w:lang w:val="en-US"/>
-              </w:rPr>
-              <w:t>4].daring }</w:t>
+              <w:t>{detail[4].daring }</w:t>
             </w:r>
           </w:p>
         </w:tc>
@@ -19434,23 +18016,7 @@
                 <w:rFonts w:ascii="Times New Roman" w:hAnsi="Times New Roman" w:cs="Times New Roman"/>
                 <w:lang w:val="en-US"/>
               </w:rPr>
-              <w:t>{</w:t>
-            </w:r>
-            <w:proofErr w:type="gramStart"/>
-            <w:r>
-              <w:rPr>
-                <w:rFonts w:ascii="Times New Roman" w:hAnsi="Times New Roman" w:cs="Times New Roman"/>
-                <w:lang w:val="en-US"/>
-              </w:rPr>
-              <w:t>detail[</w:t>
-            </w:r>
-            <w:proofErr w:type="gramEnd"/>
-            <w:r>
-              <w:rPr>
-                <w:rFonts w:ascii="Times New Roman" w:hAnsi="Times New Roman" w:cs="Times New Roman"/>
-                <w:lang w:val="en-US"/>
-              </w:rPr>
-              <w:t>4].</w:t>
+              <w:t>{detail[4].</w:t>
             </w:r>
             <w:proofErr w:type="spellStart"/>
             <w:r>
@@ -19487,23 +18053,7 @@
                 <w:rFonts w:ascii="Times New Roman" w:hAnsi="Times New Roman" w:cs="Times New Roman"/>
                 <w:lang w:val="en-US"/>
               </w:rPr>
-              <w:t>{</w:t>
-            </w:r>
-            <w:proofErr w:type="gramStart"/>
-            <w:r>
-              <w:rPr>
-                <w:rFonts w:ascii="Times New Roman" w:hAnsi="Times New Roman" w:cs="Times New Roman"/>
-                <w:lang w:val="en-US"/>
-              </w:rPr>
-              <w:t>detail[</w:t>
-            </w:r>
-            <w:proofErr w:type="gramEnd"/>
-            <w:r>
-              <w:rPr>
-                <w:rFonts w:ascii="Times New Roman" w:hAnsi="Times New Roman" w:cs="Times New Roman"/>
-                <w:lang w:val="en-US"/>
-              </w:rPr>
-              <w:t>4].</w:t>
+              <w:t>{detail[4].</w:t>
             </w:r>
             <w:proofErr w:type="spellStart"/>
             <w:r>
@@ -19557,7 +18107,6 @@
               </w:rPr>
               <w:t>5</w:t>
             </w:r>
-            <w:proofErr w:type="gramStart"/>
             <w:r>
               <w:rPr>
                 <w:rFonts w:ascii="Times New Roman" w:hAnsi="Times New Roman" w:cs="Times New Roman"/>
@@ -19574,7 +18123,6 @@
               <w:t>minggu</w:t>
             </w:r>
             <w:proofErr w:type="spellEnd"/>
-            <w:proofErr w:type="gramEnd"/>
             <w:r>
               <w:rPr>
                 <w:rFonts w:ascii="Times New Roman" w:hAnsi="Times New Roman" w:cs="Times New Roman"/>
@@ -19601,17 +18149,8 @@
                 <w:rFonts w:ascii="Times New Roman" w:hAnsi="Times New Roman" w:cs="Times New Roman"/>
                 <w:lang w:val="en-US"/>
               </w:rPr>
-              <w:t>{</w:t>
-            </w:r>
-            <w:proofErr w:type="gramStart"/>
-            <w:r>
-              <w:rPr>
-                <w:rFonts w:ascii="Times New Roman" w:hAnsi="Times New Roman" w:cs="Times New Roman"/>
-                <w:lang w:val="en-US"/>
-              </w:rPr>
-              <w:t>detail[</w:t>
-            </w:r>
-            <w:proofErr w:type="gramEnd"/>
+              <w:t>{detail[</w:t>
+            </w:r>
             <w:r>
               <w:rPr>
                 <w:rFonts w:ascii="Times New Roman" w:hAnsi="Times New Roman" w:cs="Times New Roman"/>
@@ -19679,7 +18218,6 @@
               </w:rPr>
               <w:t>5</w:t>
             </w:r>
-            <w:proofErr w:type="gramStart"/>
             <w:r>
               <w:rPr>
                 <w:rFonts w:ascii="Times New Roman" w:hAnsi="Times New Roman" w:cs="Times New Roman"/>
@@ -19696,7 +18234,6 @@
               <w:t>indikator</w:t>
             </w:r>
             <w:proofErr w:type="spellEnd"/>
-            <w:proofErr w:type="gramEnd"/>
             <w:r>
               <w:rPr>
                 <w:rFonts w:ascii="Times New Roman" w:hAnsi="Times New Roman" w:cs="Times New Roman"/>
@@ -19732,7 +18269,6 @@
               </w:rPr>
               <w:t>5</w:t>
             </w:r>
-            <w:proofErr w:type="gramStart"/>
             <w:r>
               <w:rPr>
                 <w:rFonts w:ascii="Times New Roman" w:hAnsi="Times New Roman" w:cs="Times New Roman"/>
@@ -19749,7 +18285,6 @@
               <w:t>kriteria</w:t>
             </w:r>
             <w:proofErr w:type="spellEnd"/>
-            <w:proofErr w:type="gramEnd"/>
             <w:r>
               <w:rPr>
                 <w:rFonts w:ascii="Times New Roman" w:hAnsi="Times New Roman" w:cs="Times New Roman"/>
@@ -19785,7 +18320,6 @@
               </w:rPr>
               <w:t>5</w:t>
             </w:r>
-            <w:proofErr w:type="gramStart"/>
             <w:r>
               <w:rPr>
                 <w:rFonts w:ascii="Times New Roman" w:hAnsi="Times New Roman" w:cs="Times New Roman"/>
@@ -19799,15 +18333,7 @@
                 <w:rFonts w:ascii="Times New Roman" w:hAnsi="Times New Roman" w:cs="Times New Roman"/>
                 <w:lang w:val="en-US"/>
               </w:rPr>
-              <w:t>tatap</w:t>
-            </w:r>
-            <w:proofErr w:type="gramEnd"/>
-            <w:r>
-              <w:rPr>
-                <w:rFonts w:ascii="Times New Roman" w:hAnsi="Times New Roman" w:cs="Times New Roman"/>
-                <w:lang w:val="en-US"/>
-              </w:rPr>
-              <w:t>_muka</w:t>
+              <w:t>tatap_muka</w:t>
             </w:r>
             <w:proofErr w:type="spellEnd"/>
             <w:r>
@@ -19836,17 +18362,8 @@
                 <w:rFonts w:ascii="Times New Roman" w:hAnsi="Times New Roman" w:cs="Times New Roman"/>
                 <w:lang w:val="en-US"/>
               </w:rPr>
-              <w:t>{</w:t>
-            </w:r>
-            <w:proofErr w:type="gramStart"/>
-            <w:r>
-              <w:rPr>
-                <w:rFonts w:ascii="Times New Roman" w:hAnsi="Times New Roman" w:cs="Times New Roman"/>
-                <w:lang w:val="en-US"/>
-              </w:rPr>
-              <w:t>detail[</w:t>
-            </w:r>
-            <w:proofErr w:type="gramEnd"/>
+              <w:t>{detail[</w:t>
+            </w:r>
             <w:r>
               <w:rPr>
                 <w:rFonts w:ascii="Times New Roman" w:hAnsi="Times New Roman" w:cs="Times New Roman"/>
@@ -19880,17 +18397,8 @@
                 <w:rFonts w:ascii="Times New Roman" w:hAnsi="Times New Roman" w:cs="Times New Roman"/>
                 <w:lang w:val="en-US"/>
               </w:rPr>
-              <w:t>{</w:t>
-            </w:r>
-            <w:proofErr w:type="gramStart"/>
-            <w:r>
-              <w:rPr>
-                <w:rFonts w:ascii="Times New Roman" w:hAnsi="Times New Roman" w:cs="Times New Roman"/>
-                <w:lang w:val="en-US"/>
-              </w:rPr>
-              <w:t>detail[</w:t>
-            </w:r>
-            <w:proofErr w:type="gramEnd"/>
+              <w:t>{detail[</w:t>
+            </w:r>
             <w:r>
               <w:rPr>
                 <w:rFonts w:ascii="Times New Roman" w:hAnsi="Times New Roman" w:cs="Times New Roman"/>
@@ -19940,17 +18448,8 @@
                 <w:rFonts w:ascii="Times New Roman" w:hAnsi="Times New Roman" w:cs="Times New Roman"/>
                 <w:lang w:val="en-US"/>
               </w:rPr>
-              <w:t>{</w:t>
-            </w:r>
-            <w:proofErr w:type="gramStart"/>
-            <w:r>
-              <w:rPr>
-                <w:rFonts w:ascii="Times New Roman" w:hAnsi="Times New Roman" w:cs="Times New Roman"/>
-                <w:lang w:val="en-US"/>
-              </w:rPr>
-              <w:t>detail[</w:t>
-            </w:r>
-            <w:proofErr w:type="gramEnd"/>
+              <w:t>{detail[</w:t>
+            </w:r>
             <w:r>
               <w:rPr>
                 <w:rFonts w:ascii="Times New Roman" w:hAnsi="Times New Roman" w:cs="Times New Roman"/>
@@ -20016,7 +18515,6 @@
               </w:rPr>
               <w:t>6</w:t>
             </w:r>
-            <w:proofErr w:type="gramStart"/>
             <w:r>
               <w:rPr>
                 <w:rFonts w:ascii="Times New Roman" w:hAnsi="Times New Roman" w:cs="Times New Roman"/>
@@ -20033,7 +18531,6 @@
               <w:t>minggu</w:t>
             </w:r>
             <w:proofErr w:type="spellEnd"/>
-            <w:proofErr w:type="gramEnd"/>
             <w:r>
               <w:rPr>
                 <w:rFonts w:ascii="Times New Roman" w:hAnsi="Times New Roman" w:cs="Times New Roman"/>
@@ -20059,17 +18556,8 @@
                 <w:rFonts w:ascii="Times New Roman" w:hAnsi="Times New Roman" w:cs="Times New Roman"/>
                 <w:lang w:val="en-US"/>
               </w:rPr>
-              <w:t>{</w:t>
-            </w:r>
-            <w:proofErr w:type="gramStart"/>
-            <w:r>
-              <w:rPr>
-                <w:rFonts w:ascii="Times New Roman" w:hAnsi="Times New Roman" w:cs="Times New Roman"/>
-                <w:lang w:val="en-US"/>
-              </w:rPr>
-              <w:t>detail[</w:t>
-            </w:r>
-            <w:proofErr w:type="gramEnd"/>
+              <w:t>{detail[</w:t>
+            </w:r>
             <w:r>
               <w:rPr>
                 <w:rFonts w:ascii="Times New Roman" w:hAnsi="Times New Roman" w:cs="Times New Roman"/>
@@ -20137,7 +18625,6 @@
               </w:rPr>
               <w:t>6</w:t>
             </w:r>
-            <w:proofErr w:type="gramStart"/>
             <w:r>
               <w:rPr>
                 <w:rFonts w:ascii="Times New Roman" w:hAnsi="Times New Roman" w:cs="Times New Roman"/>
@@ -20154,7 +18641,6 @@
               <w:t>indikator</w:t>
             </w:r>
             <w:proofErr w:type="spellEnd"/>
-            <w:proofErr w:type="gramEnd"/>
             <w:r>
               <w:rPr>
                 <w:rFonts w:ascii="Times New Roman" w:hAnsi="Times New Roman" w:cs="Times New Roman"/>
@@ -20189,7 +18675,6 @@
               </w:rPr>
               <w:t>6</w:t>
             </w:r>
-            <w:proofErr w:type="gramStart"/>
             <w:r>
               <w:rPr>
                 <w:rFonts w:ascii="Times New Roman" w:hAnsi="Times New Roman" w:cs="Times New Roman"/>
@@ -20206,7 +18691,6 @@
               <w:t>kriteria</w:t>
             </w:r>
             <w:proofErr w:type="spellEnd"/>
-            <w:proofErr w:type="gramEnd"/>
             <w:r>
               <w:rPr>
                 <w:rFonts w:ascii="Times New Roman" w:hAnsi="Times New Roman" w:cs="Times New Roman"/>
@@ -20245,7 +18729,6 @@
               </w:rPr>
               <w:t>6</w:t>
             </w:r>
-            <w:proofErr w:type="gramStart"/>
             <w:r>
               <w:rPr>
                 <w:rFonts w:ascii="Times New Roman" w:hAnsi="Times New Roman" w:cs="Times New Roman"/>
@@ -20259,15 +18742,7 @@
                 <w:rFonts w:ascii="Times New Roman" w:hAnsi="Times New Roman" w:cs="Times New Roman"/>
                 <w:lang w:val="en-US"/>
               </w:rPr>
-              <w:t>tatap</w:t>
-            </w:r>
-            <w:proofErr w:type="gramEnd"/>
-            <w:r>
-              <w:rPr>
-                <w:rFonts w:ascii="Times New Roman" w:hAnsi="Times New Roman" w:cs="Times New Roman"/>
-                <w:lang w:val="en-US"/>
-              </w:rPr>
-              <w:t>_muka</w:t>
+              <w:t>tatap_muka</w:t>
             </w:r>
             <w:proofErr w:type="spellEnd"/>
             <w:r>
@@ -20298,17 +18773,8 @@
                 <w:rFonts w:ascii="Times New Roman" w:hAnsi="Times New Roman" w:cs="Times New Roman"/>
                 <w:lang w:val="en-US"/>
               </w:rPr>
-              <w:t>{</w:t>
-            </w:r>
-            <w:proofErr w:type="gramStart"/>
-            <w:r>
-              <w:rPr>
-                <w:rFonts w:ascii="Times New Roman" w:hAnsi="Times New Roman" w:cs="Times New Roman"/>
-                <w:lang w:val="en-US"/>
-              </w:rPr>
-              <w:t>detail[</w:t>
-            </w:r>
-            <w:proofErr w:type="gramEnd"/>
+              <w:t>{detail[</w:t>
+            </w:r>
             <w:r>
               <w:rPr>
                 <w:rFonts w:ascii="Times New Roman" w:hAnsi="Times New Roman" w:cs="Times New Roman"/>
@@ -20343,17 +18809,8 @@
                 <w:rFonts w:ascii="Times New Roman" w:hAnsi="Times New Roman" w:cs="Times New Roman"/>
                 <w:lang w:val="en-US"/>
               </w:rPr>
-              <w:t>{</w:t>
-            </w:r>
-            <w:proofErr w:type="gramStart"/>
-            <w:r>
-              <w:rPr>
-                <w:rFonts w:ascii="Times New Roman" w:hAnsi="Times New Roman" w:cs="Times New Roman"/>
-                <w:lang w:val="en-US"/>
-              </w:rPr>
-              <w:t>detail[</w:t>
-            </w:r>
-            <w:proofErr w:type="gramEnd"/>
+              <w:t>{detail[</w:t>
+            </w:r>
             <w:r>
               <w:rPr>
                 <w:rFonts w:ascii="Times New Roman" w:hAnsi="Times New Roman" w:cs="Times New Roman"/>
@@ -20403,17 +18860,8 @@
                 <w:rFonts w:ascii="Times New Roman" w:hAnsi="Times New Roman" w:cs="Times New Roman"/>
                 <w:lang w:val="en-US"/>
               </w:rPr>
-              <w:t>{</w:t>
-            </w:r>
-            <w:proofErr w:type="gramStart"/>
-            <w:r>
-              <w:rPr>
-                <w:rFonts w:ascii="Times New Roman" w:hAnsi="Times New Roman" w:cs="Times New Roman"/>
-                <w:lang w:val="en-US"/>
-              </w:rPr>
-              <w:t>detail[</w:t>
-            </w:r>
-            <w:proofErr w:type="gramEnd"/>
+              <w:t>{detail[</w:t>
+            </w:r>
             <w:r>
               <w:rPr>
                 <w:rFonts w:ascii="Times New Roman" w:hAnsi="Times New Roman" w:cs="Times New Roman"/>
@@ -20480,7 +18928,6 @@
               </w:rPr>
               <w:t>7</w:t>
             </w:r>
-            <w:proofErr w:type="gramStart"/>
             <w:r>
               <w:rPr>
                 <w:rFonts w:ascii="Times New Roman" w:hAnsi="Times New Roman" w:cs="Times New Roman"/>
@@ -20497,7 +18944,6 @@
               <w:t>minggu</w:t>
             </w:r>
             <w:proofErr w:type="spellEnd"/>
-            <w:proofErr w:type="gramEnd"/>
             <w:r>
               <w:rPr>
                 <w:rFonts w:ascii="Times New Roman" w:hAnsi="Times New Roman" w:cs="Times New Roman"/>
@@ -20532,7 +18978,6 @@
               </w:rPr>
               <w:t>7</w:t>
             </w:r>
-            <w:proofErr w:type="gramStart"/>
             <w:r>
               <w:rPr>
                 <w:rFonts w:ascii="Times New Roman" w:hAnsi="Times New Roman" w:cs="Times New Roman"/>
@@ -20549,7 +18994,6 @@
               <w:t>deskripsi</w:t>
             </w:r>
             <w:proofErr w:type="spellEnd"/>
-            <w:proofErr w:type="gramEnd"/>
             <w:r>
               <w:rPr>
                 <w:rFonts w:ascii="Times New Roman" w:hAnsi="Times New Roman" w:cs="Times New Roman"/>
@@ -20589,7 +19033,6 @@
               </w:rPr>
               <w:t>7</w:t>
             </w:r>
-            <w:proofErr w:type="gramStart"/>
             <w:r>
               <w:rPr>
                 <w:rFonts w:ascii="Times New Roman" w:hAnsi="Times New Roman" w:cs="Times New Roman"/>
@@ -20606,7 +19049,6 @@
               <w:t>indikator</w:t>
             </w:r>
             <w:proofErr w:type="spellEnd"/>
-            <w:proofErr w:type="gramEnd"/>
             <w:r>
               <w:rPr>
                 <w:rFonts w:ascii="Times New Roman" w:hAnsi="Times New Roman" w:cs="Times New Roman"/>
@@ -20642,7 +19084,6 @@
               </w:rPr>
               <w:t>7</w:t>
             </w:r>
-            <w:proofErr w:type="gramStart"/>
             <w:r>
               <w:rPr>
                 <w:rFonts w:ascii="Times New Roman" w:hAnsi="Times New Roman" w:cs="Times New Roman"/>
@@ -20659,7 +19100,6 @@
               <w:t>kriteria</w:t>
             </w:r>
             <w:proofErr w:type="spellEnd"/>
-            <w:proofErr w:type="gramEnd"/>
             <w:r>
               <w:rPr>
                 <w:rFonts w:ascii="Times New Roman" w:hAnsi="Times New Roman" w:cs="Times New Roman"/>
@@ -20698,7 +19138,6 @@
               </w:rPr>
               <w:t>7</w:t>
             </w:r>
-            <w:proofErr w:type="gramStart"/>
             <w:r>
               <w:rPr>
                 <w:rFonts w:ascii="Times New Roman" w:hAnsi="Times New Roman" w:cs="Times New Roman"/>
@@ -20712,15 +19151,7 @@
                 <w:rFonts w:ascii="Times New Roman" w:hAnsi="Times New Roman" w:cs="Times New Roman"/>
                 <w:lang w:val="en-US"/>
               </w:rPr>
-              <w:t>tatap</w:t>
-            </w:r>
-            <w:proofErr w:type="gramEnd"/>
-            <w:r>
-              <w:rPr>
-                <w:rFonts w:ascii="Times New Roman" w:hAnsi="Times New Roman" w:cs="Times New Roman"/>
-                <w:lang w:val="en-US"/>
-              </w:rPr>
-              <w:t>_muka</w:t>
+              <w:t>tatap_muka</w:t>
             </w:r>
             <w:proofErr w:type="spellEnd"/>
             <w:r>
@@ -20759,21 +19190,12 @@
               </w:rPr>
               <w:t>7</w:t>
             </w:r>
-            <w:proofErr w:type="gramStart"/>
-            <w:r>
-              <w:rPr>
-                <w:rFonts w:ascii="Times New Roman" w:hAnsi="Times New Roman" w:cs="Times New Roman"/>
-                <w:lang w:val="en-US"/>
-              </w:rPr>
-              <w:t>].daring</w:t>
-            </w:r>
-            <w:proofErr w:type="gramEnd"/>
-            <w:r>
-              <w:rPr>
-                <w:rFonts w:ascii="Times New Roman" w:hAnsi="Times New Roman" w:cs="Times New Roman"/>
-                <w:lang w:val="en-US"/>
-              </w:rPr>
-              <w:t>}</w:t>
+            <w:r>
+              <w:rPr>
+                <w:rFonts w:ascii="Times New Roman" w:hAnsi="Times New Roman" w:cs="Times New Roman"/>
+                <w:lang w:val="en-US"/>
+              </w:rPr>
+              <w:t>].daring}</w:t>
             </w:r>
           </w:p>
         </w:tc>
@@ -20804,7 +19226,6 @@
               </w:rPr>
               <w:t>7</w:t>
             </w:r>
-            <w:proofErr w:type="gramStart"/>
             <w:r>
               <w:rPr>
                 <w:rFonts w:ascii="Times New Roman" w:hAnsi="Times New Roman" w:cs="Times New Roman"/>
@@ -20821,7 +19242,6 @@
               <w:t>materi</w:t>
             </w:r>
             <w:proofErr w:type="spellEnd"/>
-            <w:proofErr w:type="gramEnd"/>
             <w:r>
               <w:rPr>
                 <w:rFonts w:ascii="Times New Roman" w:hAnsi="Times New Roman" w:cs="Times New Roman"/>
@@ -20857,7 +19277,6 @@
               </w:rPr>
               <w:t>7</w:t>
             </w:r>
-            <w:proofErr w:type="gramStart"/>
             <w:r>
               <w:rPr>
                 <w:rFonts w:ascii="Times New Roman" w:hAnsi="Times New Roman" w:cs="Times New Roman"/>
@@ -20874,7 +19293,6 @@
               <w:t>bobot</w:t>
             </w:r>
             <w:proofErr w:type="spellEnd"/>
-            <w:proofErr w:type="gramEnd"/>
             <w:r>
               <w:rPr>
                 <w:rFonts w:ascii="Times New Roman" w:hAnsi="Times New Roman" w:cs="Times New Roman"/>
@@ -20917,7 +19335,6 @@
               </w:rPr>
               <w:t>8</w:t>
             </w:r>
-            <w:proofErr w:type="gramStart"/>
             <w:r>
               <w:rPr>
                 <w:rFonts w:ascii="Times New Roman" w:hAnsi="Times New Roman" w:cs="Times New Roman"/>
@@ -20934,7 +19351,6 @@
               <w:t>minggu</w:t>
             </w:r>
             <w:proofErr w:type="spellEnd"/>
-            <w:proofErr w:type="gramEnd"/>
             <w:r>
               <w:rPr>
                 <w:rFonts w:ascii="Times New Roman" w:hAnsi="Times New Roman" w:cs="Times New Roman"/>
@@ -20969,7 +19385,6 @@
               </w:rPr>
               <w:t>8</w:t>
             </w:r>
-            <w:proofErr w:type="gramStart"/>
             <w:r>
               <w:rPr>
                 <w:rFonts w:ascii="Times New Roman" w:hAnsi="Times New Roman" w:cs="Times New Roman"/>
@@ -20986,7 +19401,6 @@
               <w:t>deskripsi</w:t>
             </w:r>
             <w:proofErr w:type="spellEnd"/>
-            <w:proofErr w:type="gramEnd"/>
             <w:r>
               <w:rPr>
                 <w:rFonts w:ascii="Times New Roman" w:hAnsi="Times New Roman" w:cs="Times New Roman"/>
@@ -21026,7 +19440,6 @@
               </w:rPr>
               <w:t>8</w:t>
             </w:r>
-            <w:proofErr w:type="gramStart"/>
             <w:r>
               <w:rPr>
                 <w:rFonts w:ascii="Times New Roman" w:hAnsi="Times New Roman" w:cs="Times New Roman"/>
@@ -21043,7 +19456,6 @@
               <w:t>indikator</w:t>
             </w:r>
             <w:proofErr w:type="spellEnd"/>
-            <w:proofErr w:type="gramEnd"/>
             <w:r>
               <w:rPr>
                 <w:rFonts w:ascii="Times New Roman" w:hAnsi="Times New Roman" w:cs="Times New Roman"/>
@@ -21079,7 +19491,6 @@
               </w:rPr>
               <w:t>8</w:t>
             </w:r>
-            <w:proofErr w:type="gramStart"/>
             <w:r>
               <w:rPr>
                 <w:rFonts w:ascii="Times New Roman" w:hAnsi="Times New Roman" w:cs="Times New Roman"/>
@@ -21096,7 +19507,6 @@
               <w:t>kriteria</w:t>
             </w:r>
             <w:proofErr w:type="spellEnd"/>
-            <w:proofErr w:type="gramEnd"/>
             <w:r>
               <w:rPr>
                 <w:rFonts w:ascii="Times New Roman" w:hAnsi="Times New Roman" w:cs="Times New Roman"/>
@@ -21135,7 +19545,6 @@
               </w:rPr>
               <w:t>8</w:t>
             </w:r>
-            <w:proofErr w:type="gramStart"/>
             <w:r>
               <w:rPr>
                 <w:rFonts w:ascii="Times New Roman" w:hAnsi="Times New Roman" w:cs="Times New Roman"/>
@@ -21149,15 +19558,7 @@
                 <w:rFonts w:ascii="Times New Roman" w:hAnsi="Times New Roman" w:cs="Times New Roman"/>
                 <w:lang w:val="en-US"/>
               </w:rPr>
-              <w:t>tatap</w:t>
-            </w:r>
-            <w:proofErr w:type="gramEnd"/>
-            <w:r>
-              <w:rPr>
-                <w:rFonts w:ascii="Times New Roman" w:hAnsi="Times New Roman" w:cs="Times New Roman"/>
-                <w:lang w:val="en-US"/>
-              </w:rPr>
-              <w:t>_muka</w:t>
+              <w:t>tatap_muka</w:t>
             </w:r>
             <w:proofErr w:type="spellEnd"/>
             <w:r>
@@ -21196,21 +19597,12 @@
               </w:rPr>
               <w:t>8</w:t>
             </w:r>
-            <w:proofErr w:type="gramStart"/>
-            <w:r>
-              <w:rPr>
-                <w:rFonts w:ascii="Times New Roman" w:hAnsi="Times New Roman" w:cs="Times New Roman"/>
-                <w:lang w:val="en-US"/>
-              </w:rPr>
-              <w:t>].daring</w:t>
-            </w:r>
-            <w:proofErr w:type="gramEnd"/>
-            <w:r>
-              <w:rPr>
-                <w:rFonts w:ascii="Times New Roman" w:hAnsi="Times New Roman" w:cs="Times New Roman"/>
-                <w:lang w:val="en-US"/>
-              </w:rPr>
-              <w:t>}</w:t>
+            <w:r>
+              <w:rPr>
+                <w:rFonts w:ascii="Times New Roman" w:hAnsi="Times New Roman" w:cs="Times New Roman"/>
+                <w:lang w:val="en-US"/>
+              </w:rPr>
+              <w:t>].daring}</w:t>
             </w:r>
           </w:p>
         </w:tc>
@@ -21232,17 +19624,8 @@
                 <w:rFonts w:ascii="Times New Roman" w:hAnsi="Times New Roman" w:cs="Times New Roman"/>
                 <w:lang w:val="en-US"/>
               </w:rPr>
-              <w:t>{</w:t>
-            </w:r>
-            <w:proofErr w:type="gramStart"/>
-            <w:r>
-              <w:rPr>
-                <w:rFonts w:ascii="Times New Roman" w:hAnsi="Times New Roman" w:cs="Times New Roman"/>
-                <w:lang w:val="en-US"/>
-              </w:rPr>
-              <w:t>detail[</w:t>
-            </w:r>
-            <w:proofErr w:type="gramEnd"/>
+              <w:t>{detail[</w:t>
+            </w:r>
             <w:r>
               <w:rPr>
                 <w:rFonts w:ascii="Times New Roman" w:hAnsi="Times New Roman" w:cs="Times New Roman"/>
@@ -21292,17 +19675,8 @@
                 <w:rFonts w:ascii="Times New Roman" w:hAnsi="Times New Roman" w:cs="Times New Roman"/>
                 <w:lang w:val="en-US"/>
               </w:rPr>
-              <w:t>{</w:t>
-            </w:r>
-            <w:proofErr w:type="gramStart"/>
-            <w:r>
-              <w:rPr>
-                <w:rFonts w:ascii="Times New Roman" w:hAnsi="Times New Roman" w:cs="Times New Roman"/>
-                <w:lang w:val="en-US"/>
-              </w:rPr>
-              <w:t>detail[</w:t>
-            </w:r>
-            <w:proofErr w:type="gramEnd"/>
+              <w:t>{detail[</w:t>
+            </w:r>
             <w:r>
               <w:rPr>
                 <w:rFonts w:ascii="Times New Roman" w:hAnsi="Times New Roman" w:cs="Times New Roman"/>
@@ -21368,7 +19742,6 @@
               </w:rPr>
               <w:t>9</w:t>
             </w:r>
-            <w:proofErr w:type="gramStart"/>
             <w:r>
               <w:rPr>
                 <w:rFonts w:ascii="Times New Roman" w:hAnsi="Times New Roman" w:cs="Times New Roman"/>
@@ -21385,7 +19758,6 @@
               <w:t>minggu</w:t>
             </w:r>
             <w:proofErr w:type="spellEnd"/>
-            <w:proofErr w:type="gramEnd"/>
             <w:r>
               <w:rPr>
                 <w:rFonts w:ascii="Times New Roman" w:hAnsi="Times New Roman" w:cs="Times New Roman"/>
@@ -21420,7 +19792,6 @@
               </w:rPr>
               <w:t>9</w:t>
             </w:r>
-            <w:proofErr w:type="gramStart"/>
             <w:r>
               <w:rPr>
                 <w:rFonts w:ascii="Times New Roman" w:hAnsi="Times New Roman" w:cs="Times New Roman"/>
@@ -21437,7 +19808,6 @@
               <w:t>deskripsi</w:t>
             </w:r>
             <w:proofErr w:type="spellEnd"/>
-            <w:proofErr w:type="gramEnd"/>
             <w:r>
               <w:rPr>
                 <w:rFonts w:ascii="Times New Roman" w:hAnsi="Times New Roman" w:cs="Times New Roman"/>
@@ -21477,7 +19847,6 @@
               </w:rPr>
               <w:t>9</w:t>
             </w:r>
-            <w:proofErr w:type="gramStart"/>
             <w:r>
               <w:rPr>
                 <w:rFonts w:ascii="Times New Roman" w:hAnsi="Times New Roman" w:cs="Times New Roman"/>
@@ -21494,7 +19863,6 @@
               <w:t>indikator</w:t>
             </w:r>
             <w:proofErr w:type="spellEnd"/>
-            <w:proofErr w:type="gramEnd"/>
             <w:r>
               <w:rPr>
                 <w:rFonts w:ascii="Times New Roman" w:hAnsi="Times New Roman" w:cs="Times New Roman"/>
@@ -21530,7 +19898,6 @@
               </w:rPr>
               <w:t>9</w:t>
             </w:r>
-            <w:proofErr w:type="gramStart"/>
             <w:r>
               <w:rPr>
                 <w:rFonts w:ascii="Times New Roman" w:hAnsi="Times New Roman" w:cs="Times New Roman"/>
@@ -21547,7 +19914,6 @@
               <w:t>kriteria</w:t>
             </w:r>
             <w:proofErr w:type="spellEnd"/>
-            <w:proofErr w:type="gramEnd"/>
             <w:r>
               <w:rPr>
                 <w:rFonts w:ascii="Times New Roman" w:hAnsi="Times New Roman" w:cs="Times New Roman"/>
@@ -21586,7 +19952,6 @@
               </w:rPr>
               <w:t>9</w:t>
             </w:r>
-            <w:proofErr w:type="gramStart"/>
             <w:r>
               <w:rPr>
                 <w:rFonts w:ascii="Times New Roman" w:hAnsi="Times New Roman" w:cs="Times New Roman"/>
@@ -21600,15 +19965,7 @@
                 <w:rFonts w:ascii="Times New Roman" w:hAnsi="Times New Roman" w:cs="Times New Roman"/>
                 <w:lang w:val="en-US"/>
               </w:rPr>
-              <w:t>tatap</w:t>
-            </w:r>
-            <w:proofErr w:type="gramEnd"/>
-            <w:r>
-              <w:rPr>
-                <w:rFonts w:ascii="Times New Roman" w:hAnsi="Times New Roman" w:cs="Times New Roman"/>
-                <w:lang w:val="en-US"/>
-              </w:rPr>
-              <w:t>_muka</w:t>
+              <w:t>tatap_muka</w:t>
             </w:r>
             <w:proofErr w:type="spellEnd"/>
             <w:r>
@@ -21638,17 +19995,8 @@
                 <w:rFonts w:ascii="Times New Roman" w:hAnsi="Times New Roman" w:cs="Times New Roman"/>
                 <w:lang w:val="en-US"/>
               </w:rPr>
-              <w:t>{</w:t>
-            </w:r>
-            <w:proofErr w:type="gramStart"/>
-            <w:r>
-              <w:rPr>
-                <w:rFonts w:ascii="Times New Roman" w:hAnsi="Times New Roman" w:cs="Times New Roman"/>
-                <w:lang w:val="en-US"/>
-              </w:rPr>
-              <w:t>detail[</w:t>
-            </w:r>
-            <w:proofErr w:type="gramEnd"/>
+              <w:t>{detail[</w:t>
+            </w:r>
             <w:r>
               <w:rPr>
                 <w:rFonts w:ascii="Times New Roman" w:hAnsi="Times New Roman" w:cs="Times New Roman"/>
@@ -21683,17 +20031,8 @@
                 <w:rFonts w:ascii="Times New Roman" w:hAnsi="Times New Roman" w:cs="Times New Roman"/>
                 <w:lang w:val="en-US"/>
               </w:rPr>
-              <w:t>{</w:t>
-            </w:r>
-            <w:proofErr w:type="gramStart"/>
-            <w:r>
-              <w:rPr>
-                <w:rFonts w:ascii="Times New Roman" w:hAnsi="Times New Roman" w:cs="Times New Roman"/>
-                <w:lang w:val="en-US"/>
-              </w:rPr>
-              <w:t>detail[</w:t>
-            </w:r>
-            <w:proofErr w:type="gramEnd"/>
+              <w:t>{detail[</w:t>
+            </w:r>
             <w:r>
               <w:rPr>
                 <w:rFonts w:ascii="Times New Roman" w:hAnsi="Times New Roman" w:cs="Times New Roman"/>
@@ -21743,17 +20082,8 @@
                 <w:rFonts w:ascii="Times New Roman" w:hAnsi="Times New Roman" w:cs="Times New Roman"/>
                 <w:lang w:val="en-US"/>
               </w:rPr>
-              <w:t>{</w:t>
-            </w:r>
-            <w:proofErr w:type="gramStart"/>
-            <w:r>
-              <w:rPr>
-                <w:rFonts w:ascii="Times New Roman" w:hAnsi="Times New Roman" w:cs="Times New Roman"/>
-                <w:lang w:val="en-US"/>
-              </w:rPr>
-              <w:t>detail[</w:t>
-            </w:r>
-            <w:proofErr w:type="gramEnd"/>
+              <w:t>{detail[</w:t>
+            </w:r>
             <w:r>
               <w:rPr>
                 <w:rFonts w:ascii="Times New Roman" w:hAnsi="Times New Roman" w:cs="Times New Roman"/>
@@ -21825,15 +20155,7 @@
                 <w:rFonts w:ascii="Times New Roman" w:hAnsi="Times New Roman" w:cs="Times New Roman"/>
                 <w:lang w:val="en-US"/>
               </w:rPr>
-              <w:t>0</w:t>
-            </w:r>
-            <w:proofErr w:type="gramStart"/>
-            <w:r>
-              <w:rPr>
-                <w:rFonts w:ascii="Times New Roman" w:hAnsi="Times New Roman" w:cs="Times New Roman"/>
-                <w:lang w:val="en-US"/>
-              </w:rPr>
-              <w:t>].</w:t>
+              <w:t>0].</w:t>
             </w:r>
             <w:proofErr w:type="spellStart"/>
             <w:r>
@@ -21844,7 +20166,6 @@
               <w:t>minggu</w:t>
             </w:r>
             <w:proofErr w:type="spellEnd"/>
-            <w:proofErr w:type="gramEnd"/>
             <w:r>
               <w:rPr>
                 <w:rFonts w:ascii="Times New Roman" w:hAnsi="Times New Roman" w:cs="Times New Roman"/>
@@ -21870,17 +20191,8 @@
                 <w:rFonts w:ascii="Times New Roman" w:hAnsi="Times New Roman" w:cs="Times New Roman"/>
                 <w:lang w:val="en-US"/>
               </w:rPr>
-              <w:t>{</w:t>
-            </w:r>
-            <w:proofErr w:type="gramStart"/>
-            <w:r>
-              <w:rPr>
-                <w:rFonts w:ascii="Times New Roman" w:hAnsi="Times New Roman" w:cs="Times New Roman"/>
-                <w:lang w:val="en-US"/>
-              </w:rPr>
-              <w:t>detail[</w:t>
-            </w:r>
-            <w:proofErr w:type="gramEnd"/>
+              <w:t>{detail[</w:t>
+            </w:r>
             <w:r>
               <w:rPr>
                 <w:rFonts w:ascii="Times New Roman" w:hAnsi="Times New Roman" w:cs="Times New Roman"/>
@@ -21954,15 +20266,7 @@
                 <w:rFonts w:ascii="Times New Roman" w:hAnsi="Times New Roman" w:cs="Times New Roman"/>
                 <w:lang w:val="en-US"/>
               </w:rPr>
-              <w:t>0</w:t>
-            </w:r>
-            <w:proofErr w:type="gramStart"/>
-            <w:r>
-              <w:rPr>
-                <w:rFonts w:ascii="Times New Roman" w:hAnsi="Times New Roman" w:cs="Times New Roman"/>
-                <w:lang w:val="en-US"/>
-              </w:rPr>
-              <w:t>].</w:t>
+              <w:t>0].</w:t>
             </w:r>
             <w:proofErr w:type="spellStart"/>
             <w:r>
@@ -21973,7 +20277,6 @@
               <w:t>indikator</w:t>
             </w:r>
             <w:proofErr w:type="spellEnd"/>
-            <w:proofErr w:type="gramEnd"/>
             <w:r>
               <w:rPr>
                 <w:rFonts w:ascii="Times New Roman" w:hAnsi="Times New Roman" w:cs="Times New Roman"/>
@@ -22014,15 +20317,7 @@
                 <w:rFonts w:ascii="Times New Roman" w:hAnsi="Times New Roman" w:cs="Times New Roman"/>
                 <w:lang w:val="en-US"/>
               </w:rPr>
-              <w:t>0</w:t>
-            </w:r>
-            <w:proofErr w:type="gramStart"/>
-            <w:r>
-              <w:rPr>
-                <w:rFonts w:ascii="Times New Roman" w:hAnsi="Times New Roman" w:cs="Times New Roman"/>
-                <w:lang w:val="en-US"/>
-              </w:rPr>
-              <w:t>].</w:t>
+              <w:t>0].</w:t>
             </w:r>
             <w:proofErr w:type="spellStart"/>
             <w:r>
@@ -22033,7 +20328,6 @@
               <w:t>kriteria</w:t>
             </w:r>
             <w:proofErr w:type="spellEnd"/>
-            <w:proofErr w:type="gramEnd"/>
             <w:r>
               <w:rPr>
                 <w:rFonts w:ascii="Times New Roman" w:hAnsi="Times New Roman" w:cs="Times New Roman"/>
@@ -22077,31 +20371,15 @@
                 <w:rFonts w:ascii="Times New Roman" w:hAnsi="Times New Roman" w:cs="Times New Roman"/>
                 <w:lang w:val="en-US"/>
               </w:rPr>
-              <w:t>0</w:t>
-            </w:r>
-            <w:proofErr w:type="gramStart"/>
-            <w:r>
-              <w:rPr>
-                <w:rFonts w:ascii="Times New Roman" w:hAnsi="Times New Roman" w:cs="Times New Roman"/>
-                <w:lang w:val="en-US"/>
-              </w:rPr>
-              <w:t>].</w:t>
-            </w:r>
-            <w:proofErr w:type="spellStart"/>
-            <w:r>
-              <w:rPr>
-                <w:rFonts w:ascii="Times New Roman" w:hAnsi="Times New Roman" w:cs="Times New Roman"/>
-                <w:lang w:val="en-US"/>
-              </w:rPr>
-              <w:t>tatap</w:t>
-            </w:r>
-            <w:proofErr w:type="gramEnd"/>
-            <w:r>
-              <w:rPr>
-                <w:rFonts w:ascii="Times New Roman" w:hAnsi="Times New Roman" w:cs="Times New Roman"/>
-                <w:lang w:val="en-US"/>
-              </w:rPr>
-              <w:t>_muka</w:t>
+              <w:t>0].</w:t>
+            </w:r>
+            <w:proofErr w:type="spellStart"/>
+            <w:r>
+              <w:rPr>
+                <w:rFonts w:ascii="Times New Roman" w:hAnsi="Times New Roman" w:cs="Times New Roman"/>
+                <w:lang w:val="en-US"/>
+              </w:rPr>
+              <w:t>tatap_muka</w:t>
             </w:r>
             <w:proofErr w:type="spellEnd"/>
             <w:r>
@@ -22145,23 +20423,7 @@
                 <w:rFonts w:ascii="Times New Roman" w:hAnsi="Times New Roman" w:cs="Times New Roman"/>
                 <w:lang w:val="en-US"/>
               </w:rPr>
-              <w:t>0</w:t>
-            </w:r>
-            <w:proofErr w:type="gramStart"/>
-            <w:r>
-              <w:rPr>
-                <w:rFonts w:ascii="Times New Roman" w:hAnsi="Times New Roman" w:cs="Times New Roman"/>
-                <w:lang w:val="en-US"/>
-              </w:rPr>
-              <w:t>].daring</w:t>
-            </w:r>
-            <w:proofErr w:type="gramEnd"/>
-            <w:r>
-              <w:rPr>
-                <w:rFonts w:ascii="Times New Roman" w:hAnsi="Times New Roman" w:cs="Times New Roman"/>
-                <w:lang w:val="en-US"/>
-              </w:rPr>
-              <w:t>}</w:t>
+              <w:t>0].daring}</w:t>
             </w:r>
           </w:p>
         </w:tc>
@@ -22183,17 +20445,8 @@
                 <w:rFonts w:ascii="Times New Roman" w:hAnsi="Times New Roman" w:cs="Times New Roman"/>
                 <w:lang w:val="en-US"/>
               </w:rPr>
-              <w:t>{</w:t>
-            </w:r>
-            <w:proofErr w:type="gramStart"/>
-            <w:r>
-              <w:rPr>
-                <w:rFonts w:ascii="Times New Roman" w:hAnsi="Times New Roman" w:cs="Times New Roman"/>
-                <w:lang w:val="en-US"/>
-              </w:rPr>
-              <w:t>detail[</w:t>
-            </w:r>
-            <w:proofErr w:type="gramEnd"/>
+              <w:t>{detail[</w:t>
+            </w:r>
             <w:r>
               <w:rPr>
                 <w:rFonts w:ascii="Times New Roman" w:hAnsi="Times New Roman" w:cs="Times New Roman"/>
@@ -22243,17 +20496,8 @@
                 <w:rFonts w:ascii="Times New Roman" w:hAnsi="Times New Roman" w:cs="Times New Roman"/>
                 <w:lang w:val="en-US"/>
               </w:rPr>
-              <w:t>{</w:t>
-            </w:r>
-            <w:proofErr w:type="gramStart"/>
-            <w:r>
-              <w:rPr>
-                <w:rFonts w:ascii="Times New Roman" w:hAnsi="Times New Roman" w:cs="Times New Roman"/>
-                <w:lang w:val="en-US"/>
-              </w:rPr>
-              <w:t>detail[</w:t>
-            </w:r>
-            <w:proofErr w:type="gramEnd"/>
+              <w:t>{detail[</w:t>
+            </w:r>
             <w:r>
               <w:rPr>
                 <w:rFonts w:ascii="Times New Roman" w:hAnsi="Times New Roman" w:cs="Times New Roman"/>
@@ -22319,7 +20563,6 @@
               </w:rPr>
               <w:t>11</w:t>
             </w:r>
-            <w:proofErr w:type="gramStart"/>
             <w:r>
               <w:rPr>
                 <w:rFonts w:ascii="Times New Roman" w:hAnsi="Times New Roman" w:cs="Times New Roman"/>
@@ -22336,7 +20579,6 @@
               <w:t>minggu</w:t>
             </w:r>
             <w:proofErr w:type="spellEnd"/>
-            <w:proofErr w:type="gramEnd"/>
             <w:r>
               <w:rPr>
                 <w:rFonts w:ascii="Times New Roman" w:hAnsi="Times New Roman" w:cs="Times New Roman"/>
@@ -22371,7 +20613,6 @@
               </w:rPr>
               <w:t>11</w:t>
             </w:r>
-            <w:proofErr w:type="gramStart"/>
             <w:r>
               <w:rPr>
                 <w:rFonts w:ascii="Times New Roman" w:hAnsi="Times New Roman" w:cs="Times New Roman"/>
@@ -22388,7 +20629,6 @@
               <w:t>deskripsi</w:t>
             </w:r>
             <w:proofErr w:type="spellEnd"/>
-            <w:proofErr w:type="gramEnd"/>
             <w:r>
               <w:rPr>
                 <w:rFonts w:ascii="Times New Roman" w:hAnsi="Times New Roman" w:cs="Times New Roman"/>
@@ -22427,7 +20667,6 @@
               </w:rPr>
               <w:t>11</w:t>
             </w:r>
-            <w:proofErr w:type="gramStart"/>
             <w:r>
               <w:rPr>
                 <w:rFonts w:ascii="Times New Roman" w:hAnsi="Times New Roman" w:cs="Times New Roman"/>
@@ -22444,7 +20683,6 @@
               <w:t>indikator</w:t>
             </w:r>
             <w:proofErr w:type="spellEnd"/>
-            <w:proofErr w:type="gramEnd"/>
             <w:r>
               <w:rPr>
                 <w:rFonts w:ascii="Times New Roman" w:hAnsi="Times New Roman" w:cs="Times New Roman"/>
@@ -22479,7 +20717,6 @@
               </w:rPr>
               <w:t>11</w:t>
             </w:r>
-            <w:proofErr w:type="gramStart"/>
             <w:r>
               <w:rPr>
                 <w:rFonts w:ascii="Times New Roman" w:hAnsi="Times New Roman" w:cs="Times New Roman"/>
@@ -22496,7 +20733,6 @@
               <w:t>kriteria</w:t>
             </w:r>
             <w:proofErr w:type="spellEnd"/>
-            <w:proofErr w:type="gramEnd"/>
             <w:r>
               <w:rPr>
                 <w:rFonts w:ascii="Times New Roman" w:hAnsi="Times New Roman" w:cs="Times New Roman"/>
@@ -22535,7 +20771,6 @@
               </w:rPr>
               <w:t>11</w:t>
             </w:r>
-            <w:proofErr w:type="gramStart"/>
             <w:r>
               <w:rPr>
                 <w:rFonts w:ascii="Times New Roman" w:hAnsi="Times New Roman" w:cs="Times New Roman"/>
@@ -22549,15 +20784,7 @@
                 <w:rFonts w:ascii="Times New Roman" w:hAnsi="Times New Roman" w:cs="Times New Roman"/>
                 <w:lang w:val="en-US"/>
               </w:rPr>
-              <w:t>tatap</w:t>
-            </w:r>
-            <w:proofErr w:type="gramEnd"/>
-            <w:r>
-              <w:rPr>
-                <w:rFonts w:ascii="Times New Roman" w:hAnsi="Times New Roman" w:cs="Times New Roman"/>
-                <w:lang w:val="en-US"/>
-              </w:rPr>
-              <w:t>_muka</w:t>
+              <w:t>tatap_muka</w:t>
             </w:r>
             <w:proofErr w:type="spellEnd"/>
             <w:r>
@@ -22588,17 +20815,8 @@
                 <w:rFonts w:ascii="Times New Roman" w:hAnsi="Times New Roman" w:cs="Times New Roman"/>
                 <w:lang w:val="en-US"/>
               </w:rPr>
-              <w:t>{</w:t>
-            </w:r>
-            <w:proofErr w:type="gramStart"/>
-            <w:r>
-              <w:rPr>
-                <w:rFonts w:ascii="Times New Roman" w:hAnsi="Times New Roman" w:cs="Times New Roman"/>
-                <w:lang w:val="en-US"/>
-              </w:rPr>
-              <w:t>detail[</w:t>
-            </w:r>
-            <w:proofErr w:type="gramEnd"/>
+              <w:t>{detail[</w:t>
+            </w:r>
             <w:r>
               <w:rPr>
                 <w:rFonts w:ascii="Times New Roman" w:hAnsi="Times New Roman" w:cs="Times New Roman"/>
@@ -22634,17 +20852,8 @@
                 <w:rFonts w:ascii="Times New Roman" w:hAnsi="Times New Roman" w:cs="Times New Roman"/>
                 <w:lang w:val="en-US"/>
               </w:rPr>
-              <w:t>{</w:t>
-            </w:r>
-            <w:proofErr w:type="gramStart"/>
-            <w:r>
-              <w:rPr>
-                <w:rFonts w:ascii="Times New Roman" w:hAnsi="Times New Roman" w:cs="Times New Roman"/>
-                <w:lang w:val="en-US"/>
-              </w:rPr>
-              <w:t>detail[</w:t>
-            </w:r>
-            <w:proofErr w:type="gramEnd"/>
+              <w:t>{detail[</w:t>
+            </w:r>
             <w:r>
               <w:rPr>
                 <w:rFonts w:ascii="Times New Roman" w:hAnsi="Times New Roman" w:cs="Times New Roman"/>
@@ -22694,17 +20903,8 @@
                 <w:rFonts w:ascii="Times New Roman" w:hAnsi="Times New Roman" w:cs="Times New Roman"/>
                 <w:lang w:val="en-US"/>
               </w:rPr>
-              <w:t>{</w:t>
-            </w:r>
-            <w:proofErr w:type="gramStart"/>
-            <w:r>
-              <w:rPr>
-                <w:rFonts w:ascii="Times New Roman" w:hAnsi="Times New Roman" w:cs="Times New Roman"/>
-                <w:lang w:val="en-US"/>
-              </w:rPr>
-              <w:t>detail[</w:t>
-            </w:r>
-            <w:proofErr w:type="gramEnd"/>
+              <w:t>{detail[</w:t>
+            </w:r>
             <w:r>
               <w:rPr>
                 <w:rFonts w:ascii="Times New Roman" w:hAnsi="Times New Roman" w:cs="Times New Roman"/>
@@ -22770,7 +20970,6 @@
               </w:rPr>
               <w:t>12</w:t>
             </w:r>
-            <w:proofErr w:type="gramStart"/>
             <w:r>
               <w:rPr>
                 <w:rFonts w:ascii="Times New Roman" w:hAnsi="Times New Roman" w:cs="Times New Roman"/>
@@ -22787,7 +20986,6 @@
               <w:t>minggu</w:t>
             </w:r>
             <w:proofErr w:type="spellEnd"/>
-            <w:proofErr w:type="gramEnd"/>
             <w:r>
               <w:rPr>
                 <w:rFonts w:ascii="Times New Roman" w:hAnsi="Times New Roman" w:cs="Times New Roman"/>
@@ -22822,7 +21020,6 @@
               </w:rPr>
               <w:t>12</w:t>
             </w:r>
-            <w:proofErr w:type="gramStart"/>
             <w:r>
               <w:rPr>
                 <w:rFonts w:ascii="Times New Roman" w:hAnsi="Times New Roman" w:cs="Times New Roman"/>
@@ -22839,7 +21036,6 @@
               <w:t>deskripsi</w:t>
             </w:r>
             <w:proofErr w:type="spellEnd"/>
-            <w:proofErr w:type="gramEnd"/>
             <w:r>
               <w:rPr>
                 <w:rFonts w:ascii="Times New Roman" w:hAnsi="Times New Roman" w:cs="Times New Roman"/>
@@ -22878,7 +21074,6 @@
               </w:rPr>
               <w:t>12</w:t>
             </w:r>
-            <w:proofErr w:type="gramStart"/>
             <w:r>
               <w:rPr>
                 <w:rFonts w:ascii="Times New Roman" w:hAnsi="Times New Roman" w:cs="Times New Roman"/>
@@ -22895,7 +21090,6 @@
               <w:t>indikator</w:t>
             </w:r>
             <w:proofErr w:type="spellEnd"/>
-            <w:proofErr w:type="gramEnd"/>
             <w:r>
               <w:rPr>
                 <w:rFonts w:ascii="Times New Roman" w:hAnsi="Times New Roman" w:cs="Times New Roman"/>
@@ -22931,7 +21125,6 @@
               </w:rPr>
               <w:t>12</w:t>
             </w:r>
-            <w:proofErr w:type="gramStart"/>
             <w:r>
               <w:rPr>
                 <w:rFonts w:ascii="Times New Roman" w:hAnsi="Times New Roman" w:cs="Times New Roman"/>
@@ -22948,7 +21141,6 @@
               <w:t>kriteria</w:t>
             </w:r>
             <w:proofErr w:type="spellEnd"/>
-            <w:proofErr w:type="gramEnd"/>
             <w:r>
               <w:rPr>
                 <w:rFonts w:ascii="Times New Roman" w:hAnsi="Times New Roman" w:cs="Times New Roman"/>
@@ -22987,7 +21179,6 @@
               </w:rPr>
               <w:t>12</w:t>
             </w:r>
-            <w:proofErr w:type="gramStart"/>
             <w:r>
               <w:rPr>
                 <w:rFonts w:ascii="Times New Roman" w:hAnsi="Times New Roman" w:cs="Times New Roman"/>
@@ -23001,15 +21192,7 @@
                 <w:rFonts w:ascii="Times New Roman" w:hAnsi="Times New Roman" w:cs="Times New Roman"/>
                 <w:lang w:val="en-US"/>
               </w:rPr>
-              <w:t>tatap</w:t>
-            </w:r>
-            <w:proofErr w:type="gramEnd"/>
-            <w:r>
-              <w:rPr>
-                <w:rFonts w:ascii="Times New Roman" w:hAnsi="Times New Roman" w:cs="Times New Roman"/>
-                <w:lang w:val="en-US"/>
-              </w:rPr>
-              <w:t>_muka</w:t>
+              <w:t>tatap_muka</w:t>
             </w:r>
             <w:proofErr w:type="spellEnd"/>
             <w:r>
@@ -23039,17 +21222,8 @@
                 <w:rFonts w:ascii="Times New Roman" w:hAnsi="Times New Roman" w:cs="Times New Roman"/>
                 <w:lang w:val="en-US"/>
               </w:rPr>
-              <w:t>{</w:t>
-            </w:r>
-            <w:proofErr w:type="gramStart"/>
-            <w:r>
-              <w:rPr>
-                <w:rFonts w:ascii="Times New Roman" w:hAnsi="Times New Roman" w:cs="Times New Roman"/>
-                <w:lang w:val="en-US"/>
-              </w:rPr>
-              <w:t>detail[</w:t>
-            </w:r>
-            <w:proofErr w:type="gramEnd"/>
+              <w:t>{detail[</w:t>
+            </w:r>
             <w:r>
               <w:rPr>
                 <w:rFonts w:ascii="Times New Roman" w:hAnsi="Times New Roman" w:cs="Times New Roman"/>
@@ -23085,17 +21259,8 @@
                 <w:rFonts w:ascii="Times New Roman" w:hAnsi="Times New Roman" w:cs="Times New Roman"/>
                 <w:lang w:val="en-US"/>
               </w:rPr>
-              <w:t>{</w:t>
-            </w:r>
-            <w:proofErr w:type="gramStart"/>
-            <w:r>
-              <w:rPr>
-                <w:rFonts w:ascii="Times New Roman" w:hAnsi="Times New Roman" w:cs="Times New Roman"/>
-                <w:lang w:val="en-US"/>
-              </w:rPr>
-              <w:t>detail[</w:t>
-            </w:r>
-            <w:proofErr w:type="gramEnd"/>
+              <w:t>{detail[</w:t>
+            </w:r>
             <w:r>
               <w:rPr>
                 <w:rFonts w:ascii="Times New Roman" w:hAnsi="Times New Roman" w:cs="Times New Roman"/>
@@ -23145,17 +21310,8 @@
                 <w:rFonts w:ascii="Times New Roman" w:hAnsi="Times New Roman" w:cs="Times New Roman"/>
                 <w:lang w:val="en-US"/>
               </w:rPr>
-              <w:t>{</w:t>
-            </w:r>
-            <w:proofErr w:type="gramStart"/>
-            <w:r>
-              <w:rPr>
-                <w:rFonts w:ascii="Times New Roman" w:hAnsi="Times New Roman" w:cs="Times New Roman"/>
-                <w:lang w:val="en-US"/>
-              </w:rPr>
-              <w:t>detail[</w:t>
-            </w:r>
-            <w:proofErr w:type="gramEnd"/>
+              <w:t>{detail[</w:t>
+            </w:r>
             <w:r>
               <w:rPr>
                 <w:rFonts w:ascii="Times New Roman" w:hAnsi="Times New Roman" w:cs="Times New Roman"/>
@@ -23221,7 +21377,6 @@
               </w:rPr>
               <w:t>13</w:t>
             </w:r>
-            <w:proofErr w:type="gramStart"/>
             <w:r>
               <w:rPr>
                 <w:rFonts w:ascii="Times New Roman" w:hAnsi="Times New Roman" w:cs="Times New Roman"/>
@@ -23238,7 +21393,6 @@
               <w:t>minggu</w:t>
             </w:r>
             <w:proofErr w:type="spellEnd"/>
-            <w:proofErr w:type="gramEnd"/>
             <w:r>
               <w:rPr>
                 <w:rFonts w:ascii="Times New Roman" w:hAnsi="Times New Roman" w:cs="Times New Roman"/>
@@ -23264,17 +21418,8 @@
                 <w:rFonts w:ascii="Times New Roman" w:hAnsi="Times New Roman" w:cs="Times New Roman"/>
                 <w:lang w:val="en-US"/>
               </w:rPr>
-              <w:t>{</w:t>
-            </w:r>
-            <w:proofErr w:type="gramStart"/>
-            <w:r>
-              <w:rPr>
-                <w:rFonts w:ascii="Times New Roman" w:hAnsi="Times New Roman" w:cs="Times New Roman"/>
-                <w:lang w:val="en-US"/>
-              </w:rPr>
-              <w:t>detail[</w:t>
-            </w:r>
-            <w:proofErr w:type="gramEnd"/>
+              <w:t>{detail[</w:t>
+            </w:r>
             <w:r>
               <w:rPr>
                 <w:rFonts w:ascii="Times New Roman" w:hAnsi="Times New Roman" w:cs="Times New Roman"/>
@@ -23342,7 +21487,6 @@
               </w:rPr>
               <w:t>13</w:t>
             </w:r>
-            <w:proofErr w:type="gramStart"/>
             <w:r>
               <w:rPr>
                 <w:rFonts w:ascii="Times New Roman" w:hAnsi="Times New Roman" w:cs="Times New Roman"/>
@@ -23359,7 +21503,6 @@
               <w:t>indikator</w:t>
             </w:r>
             <w:proofErr w:type="spellEnd"/>
-            <w:proofErr w:type="gramEnd"/>
             <w:r>
               <w:rPr>
                 <w:rFonts w:ascii="Times New Roman" w:hAnsi="Times New Roman" w:cs="Times New Roman"/>
@@ -23394,7 +21537,6 @@
               </w:rPr>
               <w:t>13</w:t>
             </w:r>
-            <w:proofErr w:type="gramStart"/>
             <w:r>
               <w:rPr>
                 <w:rFonts w:ascii="Times New Roman" w:hAnsi="Times New Roman" w:cs="Times New Roman"/>
@@ -23411,7 +21553,6 @@
               <w:t>kriteria</w:t>
             </w:r>
             <w:proofErr w:type="spellEnd"/>
-            <w:proofErr w:type="gramEnd"/>
             <w:r>
               <w:rPr>
                 <w:rFonts w:ascii="Times New Roman" w:hAnsi="Times New Roman" w:cs="Times New Roman"/>
@@ -23450,7 +21591,6 @@
               </w:rPr>
               <w:t>13</w:t>
             </w:r>
-            <w:proofErr w:type="gramStart"/>
             <w:r>
               <w:rPr>
                 <w:rFonts w:ascii="Times New Roman" w:hAnsi="Times New Roman" w:cs="Times New Roman"/>
@@ -23464,15 +21604,7 @@
                 <w:rFonts w:ascii="Times New Roman" w:hAnsi="Times New Roman" w:cs="Times New Roman"/>
                 <w:lang w:val="en-US"/>
               </w:rPr>
-              <w:t>tatap</w:t>
-            </w:r>
-            <w:proofErr w:type="gramEnd"/>
-            <w:r>
-              <w:rPr>
-                <w:rFonts w:ascii="Times New Roman" w:hAnsi="Times New Roman" w:cs="Times New Roman"/>
-                <w:lang w:val="en-US"/>
-              </w:rPr>
-              <w:t>_muka</w:t>
+              <w:t>tatap_muka</w:t>
             </w:r>
             <w:proofErr w:type="spellEnd"/>
             <w:r>
@@ -23502,17 +21634,8 @@
                 <w:rFonts w:ascii="Times New Roman" w:hAnsi="Times New Roman" w:cs="Times New Roman"/>
                 <w:lang w:val="en-US"/>
               </w:rPr>
-              <w:t>{</w:t>
-            </w:r>
-            <w:proofErr w:type="gramStart"/>
-            <w:r>
-              <w:rPr>
-                <w:rFonts w:ascii="Times New Roman" w:hAnsi="Times New Roman" w:cs="Times New Roman"/>
-                <w:lang w:val="en-US"/>
-              </w:rPr>
-              <w:t>detail[</w:t>
-            </w:r>
-            <w:proofErr w:type="gramEnd"/>
+              <w:t>{detail[</w:t>
+            </w:r>
             <w:r>
               <w:rPr>
                 <w:rFonts w:ascii="Times New Roman" w:hAnsi="Times New Roman" w:cs="Times New Roman"/>
@@ -23545,17 +21668,8 @@
                 <w:rFonts w:ascii="Times New Roman" w:hAnsi="Times New Roman" w:cs="Times New Roman"/>
                 <w:lang w:val="en-US"/>
               </w:rPr>
-              <w:t>{</w:t>
-            </w:r>
-            <w:proofErr w:type="gramStart"/>
-            <w:r>
-              <w:rPr>
-                <w:rFonts w:ascii="Times New Roman" w:hAnsi="Times New Roman" w:cs="Times New Roman"/>
-                <w:lang w:val="en-US"/>
-              </w:rPr>
-              <w:t>detail[</w:t>
-            </w:r>
-            <w:proofErr w:type="gramEnd"/>
+              <w:t>{detail[</w:t>
+            </w:r>
             <w:r>
               <w:rPr>
                 <w:rFonts w:ascii="Times New Roman" w:hAnsi="Times New Roman" w:cs="Times New Roman"/>
@@ -23605,17 +21719,8 @@
                 <w:rFonts w:ascii="Times New Roman" w:hAnsi="Times New Roman" w:cs="Times New Roman"/>
                 <w:lang w:val="en-US"/>
               </w:rPr>
-              <w:t>{</w:t>
-            </w:r>
-            <w:proofErr w:type="gramStart"/>
-            <w:r>
-              <w:rPr>
-                <w:rFonts w:ascii="Times New Roman" w:hAnsi="Times New Roman" w:cs="Times New Roman"/>
-                <w:lang w:val="en-US"/>
-              </w:rPr>
-              <w:t>detail[</w:t>
-            </w:r>
-            <w:proofErr w:type="gramEnd"/>
+              <w:t>{detail[</w:t>
+            </w:r>
             <w:r>
               <w:rPr>
                 <w:rFonts w:ascii="Times New Roman" w:hAnsi="Times New Roman" w:cs="Times New Roman"/>
@@ -23682,7 +21787,6 @@
               </w:rPr>
               <w:t>14</w:t>
             </w:r>
-            <w:proofErr w:type="gramStart"/>
             <w:r>
               <w:rPr>
                 <w:rFonts w:ascii="Times New Roman" w:hAnsi="Times New Roman" w:cs="Times New Roman"/>
@@ -23699,7 +21803,6 @@
               <w:t>minggu</w:t>
             </w:r>
             <w:proofErr w:type="spellEnd"/>
-            <w:proofErr w:type="gramEnd"/>
             <w:r>
               <w:rPr>
                 <w:rFonts w:ascii="Times New Roman" w:hAnsi="Times New Roman" w:cs="Times New Roman"/>
@@ -23735,7 +21838,6 @@
               </w:rPr>
               <w:t>14</w:t>
             </w:r>
-            <w:proofErr w:type="gramStart"/>
             <w:r>
               <w:rPr>
                 <w:rFonts w:ascii="Times New Roman" w:hAnsi="Times New Roman" w:cs="Times New Roman"/>
@@ -23752,7 +21854,6 @@
               <w:t>deskripsi</w:t>
             </w:r>
             <w:proofErr w:type="spellEnd"/>
-            <w:proofErr w:type="gramEnd"/>
             <w:r>
               <w:rPr>
                 <w:rFonts w:ascii="Times New Roman" w:hAnsi="Times New Roman" w:cs="Times New Roman"/>
@@ -23791,7 +21892,6 @@
               </w:rPr>
               <w:t>14</w:t>
             </w:r>
-            <w:proofErr w:type="gramStart"/>
             <w:r>
               <w:rPr>
                 <w:rFonts w:ascii="Times New Roman" w:hAnsi="Times New Roman" w:cs="Times New Roman"/>
@@ -23808,7 +21908,6 @@
               <w:t>indikator</w:t>
             </w:r>
             <w:proofErr w:type="spellEnd"/>
-            <w:proofErr w:type="gramEnd"/>
             <w:r>
               <w:rPr>
                 <w:rFonts w:ascii="Times New Roman" w:hAnsi="Times New Roman" w:cs="Times New Roman"/>
@@ -23843,7 +21942,6 @@
               </w:rPr>
               <w:t>14</w:t>
             </w:r>
-            <w:proofErr w:type="gramStart"/>
             <w:r>
               <w:rPr>
                 <w:rFonts w:ascii="Times New Roman" w:hAnsi="Times New Roman" w:cs="Times New Roman"/>
@@ -23860,7 +21958,6 @@
               <w:t>kriteria</w:t>
             </w:r>
             <w:proofErr w:type="spellEnd"/>
-            <w:proofErr w:type="gramEnd"/>
             <w:r>
               <w:rPr>
                 <w:rFonts w:ascii="Times New Roman" w:hAnsi="Times New Roman" w:cs="Times New Roman"/>
@@ -23899,7 +21996,6 @@
               </w:rPr>
               <w:t>14</w:t>
             </w:r>
-            <w:proofErr w:type="gramStart"/>
             <w:r>
               <w:rPr>
                 <w:rFonts w:ascii="Times New Roman" w:hAnsi="Times New Roman" w:cs="Times New Roman"/>
@@ -23913,15 +22009,7 @@
                 <w:rFonts w:ascii="Times New Roman" w:hAnsi="Times New Roman" w:cs="Times New Roman"/>
                 <w:lang w:val="en-US"/>
               </w:rPr>
-              <w:t>tatap</w:t>
-            </w:r>
-            <w:proofErr w:type="gramEnd"/>
-            <w:r>
-              <w:rPr>
-                <w:rFonts w:ascii="Times New Roman" w:hAnsi="Times New Roman" w:cs="Times New Roman"/>
-                <w:lang w:val="en-US"/>
-              </w:rPr>
-              <w:t>_muka</w:t>
+              <w:t>tatap_muka</w:t>
             </w:r>
             <w:proofErr w:type="spellEnd"/>
             <w:r>
@@ -23952,17 +22040,8 @@
                 <w:rFonts w:ascii="Times New Roman" w:hAnsi="Times New Roman" w:cs="Times New Roman"/>
                 <w:lang w:val="en-US"/>
               </w:rPr>
-              <w:t>{</w:t>
-            </w:r>
-            <w:proofErr w:type="gramStart"/>
-            <w:r>
-              <w:rPr>
-                <w:rFonts w:ascii="Times New Roman" w:hAnsi="Times New Roman" w:cs="Times New Roman"/>
-                <w:lang w:val="en-US"/>
-              </w:rPr>
-              <w:t>detail[</w:t>
-            </w:r>
-            <w:proofErr w:type="gramEnd"/>
+              <w:t>{detail[</w:t>
+            </w:r>
             <w:r>
               <w:rPr>
                 <w:rFonts w:ascii="Times New Roman" w:hAnsi="Times New Roman" w:cs="Times New Roman"/>
@@ -23997,17 +22076,8 @@
                 <w:rFonts w:ascii="Times New Roman" w:hAnsi="Times New Roman" w:cs="Times New Roman"/>
                 <w:lang w:val="en-US"/>
               </w:rPr>
-              <w:t>{</w:t>
-            </w:r>
-            <w:proofErr w:type="gramStart"/>
-            <w:r>
-              <w:rPr>
-                <w:rFonts w:ascii="Times New Roman" w:hAnsi="Times New Roman" w:cs="Times New Roman"/>
-                <w:lang w:val="en-US"/>
-              </w:rPr>
-              <w:t>detail[</w:t>
-            </w:r>
-            <w:proofErr w:type="gramEnd"/>
+              <w:t>{detail[</w:t>
+            </w:r>
             <w:r>
               <w:rPr>
                 <w:rFonts w:ascii="Times New Roman" w:hAnsi="Times New Roman" w:cs="Times New Roman"/>
@@ -24057,17 +22127,8 @@
                 <w:rFonts w:ascii="Times New Roman" w:hAnsi="Times New Roman" w:cs="Times New Roman"/>
                 <w:lang w:val="en-US"/>
               </w:rPr>
-              <w:t>{</w:t>
-            </w:r>
-            <w:proofErr w:type="gramStart"/>
-            <w:r>
-              <w:rPr>
-                <w:rFonts w:ascii="Times New Roman" w:hAnsi="Times New Roman" w:cs="Times New Roman"/>
-                <w:lang w:val="en-US"/>
-              </w:rPr>
-              <w:t>detail[</w:t>
-            </w:r>
-            <w:proofErr w:type="gramEnd"/>
+              <w:t>{detail[</w:t>
+            </w:r>
             <w:r>
               <w:rPr>
                 <w:rFonts w:ascii="Times New Roman" w:hAnsi="Times New Roman" w:cs="Times New Roman"/>
@@ -24133,7 +22194,6 @@
               </w:rPr>
               <w:t>15</w:t>
             </w:r>
-            <w:proofErr w:type="gramStart"/>
             <w:r>
               <w:rPr>
                 <w:rFonts w:ascii="Times New Roman" w:hAnsi="Times New Roman" w:cs="Times New Roman"/>
@@ -24150,7 +22210,6 @@
               <w:t>minggu</w:t>
             </w:r>
             <w:proofErr w:type="spellEnd"/>
-            <w:proofErr w:type="gramEnd"/>
             <w:r>
               <w:rPr>
                 <w:rFonts w:ascii="Times New Roman" w:hAnsi="Times New Roman" w:cs="Times New Roman"/>
@@ -24176,17 +22235,8 @@
                 <w:rFonts w:ascii="Times New Roman" w:hAnsi="Times New Roman" w:cs="Times New Roman"/>
                 <w:lang w:val="en-US"/>
               </w:rPr>
-              <w:t>{</w:t>
-            </w:r>
-            <w:proofErr w:type="gramStart"/>
-            <w:r>
-              <w:rPr>
-                <w:rFonts w:ascii="Times New Roman" w:hAnsi="Times New Roman" w:cs="Times New Roman"/>
-                <w:lang w:val="en-US"/>
-              </w:rPr>
-              <w:t>detail[</w:t>
-            </w:r>
-            <w:proofErr w:type="gramEnd"/>
+              <w:t>{detail[</w:t>
+            </w:r>
             <w:r>
               <w:rPr>
                 <w:rFonts w:ascii="Times New Roman" w:hAnsi="Times New Roman" w:cs="Times New Roman"/>
@@ -24255,7 +22305,6 @@
               </w:rPr>
               <w:t>15</w:t>
             </w:r>
-            <w:proofErr w:type="gramStart"/>
             <w:r>
               <w:rPr>
                 <w:rFonts w:ascii="Times New Roman" w:hAnsi="Times New Roman" w:cs="Times New Roman"/>
@@ -24272,7 +22321,6 @@
               <w:t>indikator</w:t>
             </w:r>
             <w:proofErr w:type="spellEnd"/>
-            <w:proofErr w:type="gramEnd"/>
             <w:r>
               <w:rPr>
                 <w:rFonts w:ascii="Times New Roman" w:hAnsi="Times New Roman" w:cs="Times New Roman"/>
@@ -24308,7 +22356,6 @@
               </w:rPr>
               <w:t>15</w:t>
             </w:r>
-            <w:proofErr w:type="gramStart"/>
             <w:r>
               <w:rPr>
                 <w:rFonts w:ascii="Times New Roman" w:hAnsi="Times New Roman" w:cs="Times New Roman"/>
@@ -24325,7 +22372,6 @@
               <w:t>kriteria</w:t>
             </w:r>
             <w:proofErr w:type="spellEnd"/>
-            <w:proofErr w:type="gramEnd"/>
             <w:r>
               <w:rPr>
                 <w:rFonts w:ascii="Times New Roman" w:hAnsi="Times New Roman" w:cs="Times New Roman"/>
@@ -24364,7 +22410,6 @@
               </w:rPr>
               <w:t>15</w:t>
             </w:r>
-            <w:proofErr w:type="gramStart"/>
             <w:r>
               <w:rPr>
                 <w:rFonts w:ascii="Times New Roman" w:hAnsi="Times New Roman" w:cs="Times New Roman"/>
@@ -24378,15 +22423,7 @@
                 <w:rFonts w:ascii="Times New Roman" w:hAnsi="Times New Roman" w:cs="Times New Roman"/>
                 <w:lang w:val="en-US"/>
               </w:rPr>
-              <w:t>tatap</w:t>
-            </w:r>
-            <w:proofErr w:type="gramEnd"/>
-            <w:r>
-              <w:rPr>
-                <w:rFonts w:ascii="Times New Roman" w:hAnsi="Times New Roman" w:cs="Times New Roman"/>
-                <w:lang w:val="en-US"/>
-              </w:rPr>
-              <w:t>_muka</w:t>
+              <w:t>tatap_muka</w:t>
             </w:r>
             <w:proofErr w:type="spellEnd"/>
             <w:r>
@@ -24425,21 +22462,12 @@
               </w:rPr>
               <w:t>15</w:t>
             </w:r>
-            <w:proofErr w:type="gramStart"/>
-            <w:r>
-              <w:rPr>
-                <w:rFonts w:ascii="Times New Roman" w:hAnsi="Times New Roman" w:cs="Times New Roman"/>
-                <w:lang w:val="en-US"/>
-              </w:rPr>
-              <w:t>].daring</w:t>
-            </w:r>
-            <w:proofErr w:type="gramEnd"/>
-            <w:r>
-              <w:rPr>
-                <w:rFonts w:ascii="Times New Roman" w:hAnsi="Times New Roman" w:cs="Times New Roman"/>
-                <w:lang w:val="en-US"/>
-              </w:rPr>
-              <w:t>}</w:t>
+            <w:r>
+              <w:rPr>
+                <w:rFonts w:ascii="Times New Roman" w:hAnsi="Times New Roman" w:cs="Times New Roman"/>
+                <w:lang w:val="en-US"/>
+              </w:rPr>
+              <w:t>].daring}</w:t>
             </w:r>
           </w:p>
         </w:tc>
@@ -24459,17 +22487,8 @@
                 <w:rFonts w:ascii="Times New Roman" w:hAnsi="Times New Roman" w:cs="Times New Roman"/>
                 <w:lang w:val="en-US"/>
               </w:rPr>
-              <w:t>{</w:t>
-            </w:r>
-            <w:proofErr w:type="gramStart"/>
-            <w:r>
-              <w:rPr>
-                <w:rFonts w:ascii="Times New Roman" w:hAnsi="Times New Roman" w:cs="Times New Roman"/>
-                <w:lang w:val="en-US"/>
-              </w:rPr>
-              <w:t>detail[</w:t>
-            </w:r>
-            <w:proofErr w:type="gramEnd"/>
+              <w:t>{detail[</w:t>
+            </w:r>
             <w:r>
               <w:rPr>
                 <w:rFonts w:ascii="Times New Roman" w:hAnsi="Times New Roman" w:cs="Times New Roman"/>
@@ -24519,17 +22538,8 @@
                 <w:rFonts w:ascii="Times New Roman" w:hAnsi="Times New Roman" w:cs="Times New Roman"/>
                 <w:lang w:val="en-US"/>
               </w:rPr>
-              <w:t>{</w:t>
-            </w:r>
-            <w:proofErr w:type="gramStart"/>
-            <w:r>
-              <w:rPr>
-                <w:rFonts w:ascii="Times New Roman" w:hAnsi="Times New Roman" w:cs="Times New Roman"/>
-                <w:lang w:val="en-US"/>
-              </w:rPr>
-              <w:t>detail[</w:t>
-            </w:r>
-            <w:proofErr w:type="gramEnd"/>
+              <w:t>{detail[</w:t>
+            </w:r>
             <w:r>
               <w:rPr>
                 <w:rFonts w:ascii="Times New Roman" w:hAnsi="Times New Roman" w:cs="Times New Roman"/>
